--- a/02-放大电路/01-运算放大电路/隔离放大电路/隔离放大电路.docx
+++ b/02-放大电路/01-运算放大电路/隔离放大电路/隔离放大电路.docx
@@ -1671,6 +1671,20 @@
     </w:p>
     <w:bookmarkEnd w:id="26"/>
     <w:bookmarkEnd w:id="27"/>
+    <w:p>
+      <w:pPr>
+        <w:spacing w:before="360"/>
+        <w:jc w:val="center"/>
+      </w:pPr>
+      <w:r>
+        <w:rPr>
+          <w:rFonts w:ascii="Times New Roman" w:hAnsi="Times New Roman"/>
+          <w:color w:val="555555"/>
+          <w:sz w:val="21"/>
+        </w:rPr>
+        <w:t>材料收集者：杜文杰</w:t>
+      </w:r>
+    </w:p>
     <w:sectPr>
       <w:headerReference r:id="rId9" w:type="default"/>
       <w:footerReference r:id="rId10" w:type="default"/>

--- a/02-放大电路/01-运算放大电路/隔离放大电路/隔离放大电路.docx
+++ b/02-放大电路/01-运算放大电路/隔离放大电路/隔离放大电路.docx
@@ -1,6 +1,6 @@
 
 <file path=word/document.xml><?xml version="1.0" encoding="utf-8"?>
-<w:document xmlns:w="http://schemas.openxmlformats.org/wordprocessingml/2006/main" xmlns:m="http://schemas.openxmlformats.org/officeDocument/2006/math" xmlns:r="http://schemas.openxmlformats.org/officeDocument/2006/relationships" xmlns:o="urn:schemas-microsoft-com:office:office" xmlns:v="urn:schemas-microsoft-com:vml" xmlns:w10="urn:schemas-microsoft-com:office:word" xmlns:a="http://schemas.openxmlformats.org/drawingml/2006/main" xmlns:pic="http://schemas.openxmlformats.org/drawingml/2006/picture" xmlns:wp="http://schemas.openxmlformats.org/drawingml/2006/wordprocessingDrawing">
+<w:document xmlns:m="http://schemas.openxmlformats.org/officeDocument/2006/math" xmlns:r="http://schemas.openxmlformats.org/officeDocument/2006/relationships" xmlns:w="http://schemas.openxmlformats.org/wordprocessingml/2006/main" xmlns:o="urn:schemas-microsoft-com:office:office" xmlns:v="urn:schemas-microsoft-com:vml" xmlns:w10="urn:schemas-microsoft-com:office:word" xmlns:a="http://schemas.openxmlformats.org/drawingml/2006/main" xmlns:pic="http://schemas.openxmlformats.org/drawingml/2006/picture" xmlns:wp="http://schemas.openxmlformats.org/drawingml/2006/wordprocessingDrawing">
   <w:body>
     <w:bookmarkStart w:id="27" w:name="隔离放大电路"/>
     <w:p>
@@ -9,7 +9,7 @@
       </w:pPr>
       <w:r>
         <w:rPr>
-          <w:rFonts w:hint="eastAsia"/>
+          <w:rFonts w:hint="eastAsia" w:eastAsia="黑体"/>
         </w:rPr>
         <w:t xml:space="preserve">隔离放大电路</w:t>
       </w:r>
@@ -21,7 +21,7 @@
       </w:pPr>
       <w:r>
         <w:rPr>
-          <w:rFonts w:hint="eastAsia"/>
+          <w:rFonts w:hint="eastAsia" w:eastAsia="黑体"/>
         </w:rPr>
         <w:t xml:space="preserve">拓扑描述</w:t>
       </w:r>
@@ -32,16 +32,19 @@
       </w:pPr>
       <w:r>
         <w:rPr>
-          <w:rFonts w:hint="eastAsia"/>
+          <w:rFonts w:hint="eastAsia" w:eastAsia="黑体"/>
         </w:rPr>
         <w:t xml:space="preserve">由</w:t>
       </w:r>
       <w:r>
+        <w:rPr>
+          <w:rFonts w:eastAsia="黑体"/>
+        </w:rPr>
         <w:t xml:space="preserve"> </w:t>
       </w:r>
       <w:r>
         <w:rPr>
-          <w:rFonts w:hint="eastAsia"/>
+          <w:rFonts w:hint="eastAsia" w:eastAsia="黑体"/>
           <w:b/>
           <w:bCs/>
         </w:rPr>
@@ -49,17 +52,21 @@
       </w:r>
       <w:r>
         <w:rPr>
+          <w:rFonts w:eastAsia="黑体"/>
           <w:b/>
           <w:bCs/>
         </w:rPr>
         <w:t xml:space="preserve"> A1</w:t>
       </w:r>
       <w:r>
+        <w:rPr>
+          <w:rFonts w:eastAsia="黑体"/>
+        </w:rPr>
         <w:t xml:space="preserve">、</w:t>
       </w:r>
       <w:r>
         <w:rPr>
-          <w:rFonts w:hint="eastAsia"/>
+          <w:rFonts w:hint="eastAsia" w:eastAsia="黑体"/>
           <w:b/>
           <w:bCs/>
         </w:rPr>
@@ -67,16 +74,19 @@
       </w:r>
       <w:r>
         <w:rPr>
-          <w:rFonts w:hint="eastAsia"/>
+          <w:rFonts w:hint="eastAsia" w:eastAsia="黑体"/>
         </w:rPr>
         <w:t xml:space="preserve">（光耦、变压器/电容/磁隔离）与</w:t>
       </w:r>
       <w:r>
+        <w:rPr>
+          <w:rFonts w:eastAsia="黑体"/>
+        </w:rPr>
         <w:t xml:space="preserve"> </w:t>
       </w:r>
       <w:r>
         <w:rPr>
-          <w:rFonts w:hint="eastAsia"/>
+          <w:rFonts w:hint="eastAsia" w:eastAsia="黑体"/>
           <w:b/>
           <w:bCs/>
         </w:rPr>
@@ -84,23 +94,27 @@
       </w:r>
       <w:r>
         <w:rPr>
+          <w:rFonts w:eastAsia="黑体"/>
           <w:b/>
           <w:bCs/>
         </w:rPr>
         <w:t xml:space="preserve"> A2</w:t>
       </w:r>
       <w:r>
+        <w:rPr>
+          <w:rFonts w:eastAsia="黑体"/>
+        </w:rPr>
         <w:t xml:space="preserve"> </w:t>
       </w:r>
       <w:r>
         <w:rPr>
-          <w:rFonts w:hint="eastAsia"/>
+          <w:rFonts w:hint="eastAsia" w:eastAsia="黑体"/>
         </w:rPr>
         <w:t xml:space="preserve">三部分组成，两侧由</w:t>
       </w:r>
       <w:r>
         <w:rPr>
-          <w:rFonts w:hint="eastAsia"/>
+          <w:rFonts w:hint="eastAsia" w:eastAsia="黑体"/>
           <w:b/>
           <w:bCs/>
         </w:rPr>
@@ -108,13 +122,13 @@
       </w:r>
       <w:r>
         <w:rPr>
-          <w:rFonts w:hint="eastAsia"/>
+          <w:rFonts w:hint="eastAsia" w:eastAsia="黑体"/>
         </w:rPr>
         <w:t xml:space="preserve">供电。电路关键节点：</w:t>
       </w:r>
       <w:r>
         <w:rPr>
-          <w:rFonts w:hint="eastAsia"/>
+          <w:rFonts w:hint="eastAsia" w:eastAsia="黑体"/>
           <w:b/>
           <w:bCs/>
         </w:rPr>
@@ -122,11 +136,14 @@
       </w:r>
       <w:r>
         <w:rPr>
-          <w:rFonts w:hint="eastAsia"/>
+          <w:rFonts w:hint="eastAsia" w:eastAsia="黑体"/>
         </w:rPr>
         <w:t xml:space="preserve">（信号</w:t>
       </w:r>
       <w:r>
+        <w:rPr>
+          <w:rFonts w:eastAsia="黑体"/>
+        </w:rPr>
         <w:t xml:space="preserve"> </w:t>
       </w:r>
       <m:oMath>
@@ -147,35 +164,44 @@
         </m:sSub>
       </m:oMath>
       <w:r>
+        <w:rPr>
+          <w:rFonts w:eastAsia="黑体"/>
+        </w:rPr>
         <w:t xml:space="preserve"> </w:t>
       </w:r>
       <w:r>
         <w:rPr>
-          <w:rFonts w:hint="eastAsia"/>
+          <w:rFonts w:hint="eastAsia" w:eastAsia="黑体"/>
         </w:rPr>
         <w:t xml:space="preserve">接</w:t>
       </w:r>
       <w:r>
+        <w:rPr>
+          <w:rFonts w:eastAsia="黑体"/>
+        </w:rPr>
         <w:t xml:space="preserve"> A1 </w:t>
       </w:r>
       <w:r>
         <w:rPr>
-          <w:rFonts w:hint="eastAsia"/>
+          <w:rFonts w:hint="eastAsia" w:eastAsia="黑体"/>
         </w:rPr>
         <w:t xml:space="preserve">的输入端，A1</w:t>
       </w:r>
       <w:r>
+        <w:rPr>
+          <w:rFonts w:eastAsia="黑体"/>
+        </w:rPr>
         <w:t xml:space="preserve"> </w:t>
       </w:r>
       <w:r>
         <w:rPr>
-          <w:rFonts w:hint="eastAsia"/>
+          <w:rFonts w:hint="eastAsia" w:eastAsia="黑体"/>
         </w:rPr>
         <w:t xml:space="preserve">输出经调制/驱动送入隔离屏障的发送端）；</w:t>
       </w:r>
       <w:r>
         <w:rPr>
-          <w:rFonts w:hint="eastAsia"/>
+          <w:rFonts w:hint="eastAsia" w:eastAsia="黑体"/>
           <w:b/>
           <w:bCs/>
         </w:rPr>
@@ -183,13 +209,13 @@
       </w:r>
       <w:r>
         <w:rPr>
-          <w:rFonts w:hint="eastAsia"/>
+          <w:rFonts w:hint="eastAsia" w:eastAsia="黑体"/>
         </w:rPr>
         <w:t xml:space="preserve">（发送端信号跨过隔离屏障耦合到接收端）；</w:t>
       </w:r>
       <w:r>
         <w:rPr>
-          <w:rFonts w:hint="eastAsia"/>
+          <w:rFonts w:hint="eastAsia" w:eastAsia="黑体"/>
           <w:b/>
           <w:bCs/>
         </w:rPr>
@@ -197,20 +223,26 @@
       </w:r>
       <w:r>
         <w:rPr>
-          <w:rFonts w:hint="eastAsia"/>
+          <w:rFonts w:hint="eastAsia" w:eastAsia="黑体"/>
         </w:rPr>
         <w:t xml:space="preserve">（接收端信号经</w:t>
       </w:r>
       <w:r>
+        <w:rPr>
+          <w:rFonts w:eastAsia="黑体"/>
+        </w:rPr>
         <w:t xml:space="preserve"> A2 </w:t>
       </w:r>
       <w:r>
         <w:rPr>
-          <w:rFonts w:hint="eastAsia"/>
+          <w:rFonts w:hint="eastAsia" w:eastAsia="黑体"/>
         </w:rPr>
         <w:t xml:space="preserve">解调/放大后输出</w:t>
       </w:r>
       <w:r>
+        <w:rPr>
+          <w:rFonts w:eastAsia="黑体"/>
+        </w:rPr>
         <w:t xml:space="preserve"> </w:t>
       </w:r>
       <m:oMath>
@@ -235,7 +267,7 @@
       </m:oMath>
       <w:r>
         <w:rPr>
-          <w:rFonts w:hint="eastAsia"/>
+          <w:rFonts w:hint="eastAsia" w:eastAsia="黑体"/>
         </w:rPr>
         <w:t xml:space="preserve">）。</w:t>
       </w:r>
@@ -244,105 +276,134 @@
       <w:pPr/>
       <w:r>
         <w:rPr>
-          <w:rFonts w:hint="eastAsia"/>
+          <w:rFonts w:hint="eastAsia" w:eastAsia="黑体"/>
         </w:rPr>
         <w:t xml:space="preserve">各元件管脚连接：</w:t>
       </w:r>
       <w:r>
         <w:rPr>
+          <w:rFonts w:eastAsia="黑体"/>
           <w:b/>
           <w:bCs/>
         </w:rPr>
         <w:t xml:space="preserve">A1</w:t>
       </w:r>
       <w:r>
+        <w:rPr>
+          <w:rFonts w:eastAsia="黑体"/>
+        </w:rPr>
         <w:t xml:space="preserve"> </w:t>
       </w:r>
       <w:r>
         <w:rPr>
-          <w:rFonts w:hint="eastAsia"/>
+          <w:rFonts w:hint="eastAsia" w:eastAsia="黑体"/>
         </w:rPr>
         <w:t xml:space="preserve">的输入脚接输入信号、输出脚接隔离屏障的发送端，电源脚接隔离侧电源</w:t>
       </w:r>
       <w:r>
+        <w:rPr>
+          <w:rFonts w:eastAsia="黑体"/>
+        </w:rPr>
         <w:t xml:space="preserve"> </w:t>
       </w:r>
       <w:r>
         <w:rPr>
-          <w:rFonts w:hint="eastAsia"/>
+          <w:rFonts w:hint="eastAsia" w:eastAsia="黑体"/>
         </w:rPr>
         <w:t xml:space="preserve">VDD1/GND1；</w:t>
       </w:r>
       <w:r>
         <w:rPr>
-          <w:rFonts w:hint="eastAsia"/>
+          <w:rFonts w:hint="eastAsia" w:eastAsia="黑体"/>
           <w:b/>
           <w:bCs/>
         </w:rPr>
         <w:t xml:space="preserve">隔离屏障</w:t>
       </w:r>
       <w:r>
+        <w:rPr>
+          <w:rFonts w:eastAsia="黑体"/>
+        </w:rPr>
         <w:t xml:space="preserve"> </w:t>
       </w:r>
       <w:r>
         <w:rPr>
-          <w:rFonts w:hint="eastAsia"/>
+          <w:rFonts w:hint="eastAsia" w:eastAsia="黑体"/>
         </w:rPr>
         <w:t xml:space="preserve">的发送端接</w:t>
       </w:r>
       <w:r>
+        <w:rPr>
+          <w:rFonts w:eastAsia="黑体"/>
+        </w:rPr>
         <w:t xml:space="preserve"> A1 </w:t>
       </w:r>
       <w:r>
         <w:rPr>
-          <w:rFonts w:hint="eastAsia"/>
+          <w:rFonts w:hint="eastAsia" w:eastAsia="黑体"/>
         </w:rPr>
         <w:t xml:space="preserve">输出、接收端接</w:t>
       </w:r>
       <w:r>
+        <w:rPr>
+          <w:rFonts w:eastAsia="黑体"/>
+        </w:rPr>
         <w:t xml:space="preserve"> A2 </w:t>
       </w:r>
       <w:r>
         <w:rPr>
-          <w:rFonts w:hint="eastAsia"/>
+          <w:rFonts w:hint="eastAsia" w:eastAsia="黑体"/>
         </w:rPr>
         <w:t xml:space="preserve">输入，两侧地（GND1</w:t>
       </w:r>
       <w:r>
+        <w:rPr>
+          <w:rFonts w:eastAsia="黑体"/>
+        </w:rPr>
         <w:t xml:space="preserve"> </w:t>
       </w:r>
       <w:r>
         <w:rPr>
-          <w:rFonts w:hint="eastAsia"/>
+          <w:rFonts w:hint="eastAsia" w:eastAsia="黑体"/>
         </w:rPr>
         <w:t xml:space="preserve">与</w:t>
       </w:r>
       <w:r>
+        <w:rPr>
+          <w:rFonts w:eastAsia="黑体"/>
+        </w:rPr>
         <w:t xml:space="preserve"> </w:t>
       </w:r>
       <w:r>
         <w:rPr>
-          <w:rFonts w:hint="eastAsia"/>
+          <w:rFonts w:hint="eastAsia" w:eastAsia="黑体"/>
         </w:rPr>
         <w:t xml:space="preserve">GND2）物理隔离；</w:t>
       </w:r>
       <w:r>
         <w:rPr>
+          <w:rFonts w:eastAsia="黑体"/>
           <w:b/>
           <w:bCs/>
         </w:rPr>
         <w:t xml:space="preserve">A2</w:t>
       </w:r>
       <w:r>
+        <w:rPr>
+          <w:rFonts w:eastAsia="黑体"/>
+        </w:rPr>
         <w:t xml:space="preserve"> </w:t>
       </w:r>
       <w:r>
         <w:rPr>
-          <w:rFonts w:hint="eastAsia"/>
+          <w:rFonts w:hint="eastAsia" w:eastAsia="黑体"/>
         </w:rPr>
         <w:t xml:space="preserve">的输入脚接隔离屏障接收端、输出脚接输出节点</w:t>
       </w:r>
       <w:r>
+        <w:rPr>
+          <w:rFonts w:eastAsia="黑体"/>
+        </w:rPr>
         <w:t xml:space="preserve"> </w:t>
       </w:r>
       <m:oMath>
@@ -367,11 +428,14 @@
       </m:oMath>
       <w:r>
         <w:rPr>
-          <w:rFonts w:hint="eastAsia"/>
+          <w:rFonts w:hint="eastAsia" w:eastAsia="黑体"/>
         </w:rPr>
         <w:t xml:space="preserve">，电源脚接隔离侧电源</w:t>
       </w:r>
       <w:r>
+        <w:rPr>
+          <w:rFonts w:eastAsia="黑体"/>
+        </w:rPr>
         <w:t xml:space="preserve"> VDD2/GND2。</w:t>
       </w:r>
     </w:p>
@@ -379,7 +443,7 @@
       <w:pPr/>
       <w:r>
         <w:rPr>
-          <w:rFonts w:hint="eastAsia"/>
+          <w:rFonts w:hint="eastAsia" w:eastAsia="黑体"/>
         </w:rPr>
         <w:t xml:space="preserve">由此构成隔离放大组态：输入与输出之间无直接电气连接，信号跨隔离屏障传输并被放大，用于高共模电压、危险电压或不同地之间信号的隔离测量。</w:t>
       </w:r>
@@ -392,7 +456,7 @@
       </w:pPr>
       <w:r>
         <w:rPr>
-          <w:rFonts w:hint="eastAsia"/>
+          <w:rFonts w:hint="eastAsia" w:eastAsia="黑体"/>
         </w:rPr>
         <w:t xml:space="preserve">工作原理</w:t>
       </w:r>
@@ -403,16 +467,19 @@
       </w:pPr>
       <w:r>
         <w:rPr>
-          <w:rFonts w:hint="eastAsia"/>
+          <w:rFonts w:hint="eastAsia" w:eastAsia="黑体"/>
         </w:rPr>
         <w:t xml:space="preserve">输入侧把模拟信号经调制（或线性光耦</w:t>
       </w:r>
       <w:r>
+        <w:rPr>
+          <w:rFonts w:eastAsia="黑体"/>
+        </w:rPr>
         <w:t xml:space="preserve"> / </w:t>
       </w:r>
       <w:r>
         <w:rPr>
-          <w:rFonts w:hint="eastAsia"/>
+          <w:rFonts w:hint="eastAsia" w:eastAsia="黑体"/>
         </w:rPr>
         <w:t xml:space="preserve">隔离运放）跨过隔离屏障传输，输出侧解调并放大，使前后级在电气上完全隔离，同时保留信号的线性、精度，实现安全与共模抑制。</w:t>
       </w:r>
@@ -425,7 +492,7 @@
       </w:pPr>
       <w:r>
         <w:rPr>
-          <w:rFonts w:hint="eastAsia"/>
+          <w:rFonts w:hint="eastAsia" w:eastAsia="黑体"/>
         </w:rPr>
         <w:t xml:space="preserve">关键计算公式</w:t>
       </w:r>
@@ -439,7 +506,7 @@
       </w:pPr>
       <w:r>
         <w:rPr>
-          <w:rFonts w:hint="eastAsia"/>
+          <w:rFonts w:hint="eastAsia" w:eastAsia="黑体"/>
         </w:rPr>
         <w:t xml:space="preserve">输出电压：</w:t>
       </w:r>
@@ -514,7 +581,7 @@
       </w:pPr>
       <w:r>
         <w:rPr>
-          <w:rFonts w:hint="eastAsia"/>
+          <w:rFonts w:hint="eastAsia" w:eastAsia="黑体"/>
         </w:rPr>
         <w:t xml:space="preserve">整体共模抑制比（隔离度）：</w:t>
       </w:r>
@@ -604,7 +671,7 @@
       </w:pPr>
       <w:r>
         <w:rPr>
-          <w:rFonts w:hint="eastAsia"/>
+          <w:rFonts w:hint="eastAsia" w:eastAsia="黑体"/>
         </w:rPr>
         <w:t xml:space="preserve">隔离栅隔直共模（隔离阻挡电压关系）由隔离耐压决定，可写为：</w:t>
       </w:r>
@@ -692,7 +759,7 @@
             </w:pPr>
             <w:r>
               <w:rPr>
-                <w:rFonts w:hint="eastAsia"/>
+                <w:rFonts w:hint="eastAsia" w:eastAsia="黑体"/>
               </w:rPr>
               <w:t xml:space="preserve">符号</w:t>
             </w:r>
@@ -706,7 +773,7 @@
             </w:pPr>
             <w:r>
               <w:rPr>
-                <w:rFonts w:hint="eastAsia"/>
+                <w:rFonts w:hint="eastAsia" w:eastAsia="黑体"/>
               </w:rPr>
               <w:t xml:space="preserve">含义</w:t>
             </w:r>
@@ -720,7 +787,7 @@
             </w:pPr>
             <w:r>
               <w:rPr>
-                <w:rFonts w:hint="eastAsia"/>
+                <w:rFonts w:hint="eastAsia" w:eastAsia="黑体"/>
               </w:rPr>
               <w:t xml:space="preserve">单位</w:t>
             </w:r>
@@ -752,6 +819,9 @@
               </m:sSub>
             </m:oMath>
             <w:r>
+              <w:rPr>
+                <w:rFonts w:eastAsia="黑体"/>
+              </w:rPr>
               <w:t xml:space="preserve">​</w:t>
             </w:r>
           </w:p>
@@ -764,7 +834,7 @@
             </w:pPr>
             <w:r>
               <w:rPr>
-                <w:rFonts w:hint="eastAsia"/>
+                <w:rFonts w:hint="eastAsia" w:eastAsia="黑体"/>
               </w:rPr>
               <w:t xml:space="preserve">输入信号</w:t>
             </w:r>
@@ -777,6 +847,9 @@
               <w:pStyle w:val="Compact"/>
             </w:pPr>
             <w:r>
+              <w:rPr>
+                <w:rFonts w:eastAsia="黑体"/>
+              </w:rPr>
               <w:t xml:space="preserve">V</w:t>
             </w:r>
           </w:p>
@@ -810,6 +883,9 @@
               </m:sSub>
             </m:oMath>
             <w:r>
+              <w:rPr>
+                <w:rFonts w:eastAsia="黑体"/>
+              </w:rPr>
               <w:t xml:space="preserve">​</w:t>
             </w:r>
           </w:p>
@@ -822,7 +898,7 @@
             </w:pPr>
             <w:r>
               <w:rPr>
-                <w:rFonts w:hint="eastAsia"/>
+                <w:rFonts w:hint="eastAsia" w:eastAsia="黑体"/>
               </w:rPr>
               <w:t xml:space="preserve">输出信号</w:t>
             </w:r>
@@ -835,6 +911,9 @@
               <w:pStyle w:val="Compact"/>
             </w:pPr>
             <w:r>
+              <w:rPr>
+                <w:rFonts w:eastAsia="黑体"/>
+              </w:rPr>
               <w:t xml:space="preserve">V</w:t>
             </w:r>
           </w:p>
@@ -853,6 +932,9 @@
               </m:r>
             </m:oMath>
             <w:r>
+              <w:rPr>
+                <w:rFonts w:eastAsia="黑体"/>
+              </w:rPr>
               <w:t xml:space="preserve">​</w:t>
             </w:r>
           </w:p>
@@ -865,7 +947,7 @@
             </w:pPr>
             <w:r>
               <w:rPr>
-                <w:rFonts w:hint="eastAsia"/>
+                <w:rFonts w:hint="eastAsia" w:eastAsia="黑体"/>
               </w:rPr>
               <w:t xml:space="preserve">增益</w:t>
             </w:r>
@@ -878,6 +960,9 @@
               <w:pStyle w:val="Compact"/>
             </w:pPr>
             <w:r>
+              <w:rPr>
+                <w:rFonts w:eastAsia="黑体"/>
+              </w:rPr>
               <w:t xml:space="preserve">—</w:t>
             </w:r>
           </w:p>
@@ -905,6 +990,9 @@
               </m:sSub>
             </m:oMath>
             <w:r>
+              <w:rPr>
+                <w:rFonts w:eastAsia="黑体"/>
+              </w:rPr>
               <w:t xml:space="preserve">​</w:t>
             </w:r>
           </w:p>
@@ -917,7 +1005,7 @@
             </w:pPr>
             <w:r>
               <w:rPr>
-                <w:rFonts w:hint="eastAsia"/>
+                <w:rFonts w:hint="eastAsia" w:eastAsia="黑体"/>
               </w:rPr>
               <w:t xml:space="preserve">差模增益</w:t>
             </w:r>
@@ -930,6 +1018,9 @@
               <w:pStyle w:val="Compact"/>
             </w:pPr>
             <w:r>
+              <w:rPr>
+                <w:rFonts w:eastAsia="黑体"/>
+              </w:rPr>
               <w:t xml:space="preserve">—</w:t>
             </w:r>
           </w:p>
@@ -960,6 +1051,9 @@
               </m:sSub>
             </m:oMath>
             <w:r>
+              <w:rPr>
+                <w:rFonts w:eastAsia="黑体"/>
+              </w:rPr>
               <w:t xml:space="preserve">​</w:t>
             </w:r>
           </w:p>
@@ -972,7 +1066,7 @@
             </w:pPr>
             <w:r>
               <w:rPr>
-                <w:rFonts w:hint="eastAsia"/>
+                <w:rFonts w:hint="eastAsia" w:eastAsia="黑体"/>
               </w:rPr>
               <w:t xml:space="preserve">共模增益</w:t>
             </w:r>
@@ -985,6 +1079,9 @@
               <w:pStyle w:val="Compact"/>
             </w:pPr>
             <w:r>
+              <w:rPr>
+                <w:rFonts w:eastAsia="黑体"/>
+              </w:rPr>
               <w:t xml:space="preserve">—</w:t>
             </w:r>
           </w:p>
@@ -1018,6 +1115,9 @@
               </m:sSub>
             </m:oMath>
             <w:r>
+              <w:rPr>
+                <w:rFonts w:eastAsia="黑体"/>
+              </w:rPr>
               <w:t xml:space="preserve">​</w:t>
             </w:r>
           </w:p>
@@ -1030,7 +1130,7 @@
             </w:pPr>
             <w:r>
               <w:rPr>
-                <w:rFonts w:hint="eastAsia"/>
+                <w:rFonts w:hint="eastAsia" w:eastAsia="黑体"/>
               </w:rPr>
               <w:t xml:space="preserve">隔离耐压</w:t>
             </w:r>
@@ -1043,6 +1143,9 @@
               <w:pStyle w:val="Compact"/>
             </w:pPr>
             <w:r>
+              <w:rPr>
+                <w:rFonts w:eastAsia="黑体"/>
+              </w:rPr>
               <w:t xml:space="preserve">V</w:t>
             </w:r>
           </w:p>
@@ -1057,7 +1160,7 @@
       </w:pPr>
       <w:r>
         <w:rPr>
-          <w:rFonts w:hint="eastAsia"/>
+          <w:rFonts w:hint="eastAsia" w:eastAsia="黑体"/>
         </w:rPr>
         <w:t xml:space="preserve">元件调整影响</w:t>
       </w:r>
@@ -1072,16 +1175,19 @@
       </w:pPr>
       <w:r>
         <w:rPr>
-          <w:rFonts w:hint="eastAsia"/>
+          <w:rFonts w:hint="eastAsia" w:eastAsia="黑体"/>
         </w:rPr>
         <w:t xml:space="preserve">增益设定电阻（或增益引脚）调大</w:t>
       </w:r>
       <w:r>
+        <w:rPr>
+          <w:rFonts w:eastAsia="黑体"/>
+        </w:rPr>
         <w:t xml:space="preserve"> → </w:t>
       </w:r>
       <w:r>
         <w:rPr>
-          <w:rFonts w:hint="eastAsia"/>
+          <w:rFonts w:hint="eastAsia" w:eastAsia="黑体"/>
         </w:rPr>
         <w:t xml:space="preserve">输出增益增大。</w:t>
       </w:r>
@@ -1096,25 +1202,31 @@
       </w:pPr>
       <w:r>
         <w:rPr>
-          <w:rFonts w:hint="eastAsia"/>
+          <w:rFonts w:hint="eastAsia" w:eastAsia="黑体"/>
         </w:rPr>
         <w:t xml:space="preserve">隔离屏障的耐压能力越大</w:t>
       </w:r>
       <w:r>
+        <w:rPr>
+          <w:rFonts w:eastAsia="黑体"/>
+        </w:rPr>
         <w:t xml:space="preserve"> → </w:t>
       </w:r>
       <w:r>
         <w:rPr>
-          <w:rFonts w:hint="eastAsia"/>
+          <w:rFonts w:hint="eastAsia" w:eastAsia="黑体"/>
         </w:rPr>
         <w:t xml:space="preserve">可承受的共模</w:t>
       </w:r>
       <w:r>
+        <w:rPr>
+          <w:rFonts w:eastAsia="黑体"/>
+        </w:rPr>
         <w:t xml:space="preserve"> / </w:t>
       </w:r>
       <w:r>
         <w:rPr>
-          <w:rFonts w:hint="eastAsia"/>
+          <w:rFonts w:hint="eastAsia" w:eastAsia="黑体"/>
         </w:rPr>
         <w:t xml:space="preserve">危险电压越高。</w:t>
       </w:r>
@@ -1129,25 +1241,31 @@
       </w:pPr>
       <w:r>
         <w:rPr>
-          <w:rFonts w:hint="eastAsia"/>
+          <w:rFonts w:hint="eastAsia" w:eastAsia="黑体"/>
         </w:rPr>
         <w:t xml:space="preserve">调制频率与滤波设计</w:t>
       </w:r>
       <w:r>
+        <w:rPr>
+          <w:rFonts w:eastAsia="黑体"/>
+        </w:rPr>
         <w:t xml:space="preserve"> → </w:t>
       </w:r>
       <w:r>
         <w:rPr>
-          <w:rFonts w:hint="eastAsia"/>
+          <w:rFonts w:hint="eastAsia" w:eastAsia="黑体"/>
         </w:rPr>
         <w:t xml:space="preserve">影响带宽与噪声</w:t>
       </w:r>
       <w:r>
+        <w:rPr>
+          <w:rFonts w:eastAsia="黑体"/>
+        </w:rPr>
         <w:t xml:space="preserve"> / </w:t>
       </w:r>
       <w:r>
         <w:rPr>
-          <w:rFonts w:hint="eastAsia"/>
+          <w:rFonts w:hint="eastAsia" w:eastAsia="黑体"/>
         </w:rPr>
         <w:t xml:space="preserve">纹波。</w:t>
       </w:r>
@@ -1162,16 +1280,19 @@
       </w:pPr>
       <w:r>
         <w:rPr>
-          <w:rFonts w:hint="eastAsia"/>
+          <w:rFonts w:hint="eastAsia" w:eastAsia="黑体"/>
         </w:rPr>
         <w:t xml:space="preserve">隔离电源的爬电距离与布局</w:t>
       </w:r>
       <w:r>
+        <w:rPr>
+          <w:rFonts w:eastAsia="黑体"/>
+        </w:rPr>
         <w:t xml:space="preserve"> → </w:t>
       </w:r>
       <w:r>
         <w:rPr>
-          <w:rFonts w:hint="eastAsia"/>
+          <w:rFonts w:hint="eastAsia" w:eastAsia="黑体"/>
         </w:rPr>
         <w:t xml:space="preserve">决定长期耐压与安全。</w:t>
       </w:r>
@@ -1184,7 +1305,7 @@
       </w:pPr>
       <w:r>
         <w:rPr>
-          <w:rFonts w:hint="eastAsia"/>
+          <w:rFonts w:hint="eastAsia" w:eastAsia="黑体"/>
         </w:rPr>
         <w:t xml:space="preserve">典型参数示例</w:t>
       </w:r>
@@ -1234,6 +1355,9 @@
         </m:r>
       </m:oMath>
       <w:r>
+        <w:rPr>
+          <w:rFonts w:eastAsia="黑体"/>
+        </w:rPr>
         <w:t xml:space="preserve">、</w:t>
       </w:r>
       <m:oMath>
@@ -1252,7 +1376,7 @@
       </m:oMath>
       <w:r>
         <w:rPr>
-          <w:rFonts w:hint="eastAsia"/>
+          <w:rFonts w:hint="eastAsia" w:eastAsia="黑体"/>
         </w:rPr>
         <w:t xml:space="preserve">：</w:t>
       </w:r>
@@ -1314,6 +1438,9 @@
         </m:r>
       </m:oMath>
       <w:r>
+        <w:rPr>
+          <w:rFonts w:eastAsia="黑体"/>
+        </w:rPr>
         <w:t xml:space="preserve">。</w:t>
       </w:r>
     </w:p>
@@ -1327,11 +1454,14 @@
       </w:pPr>
       <w:r>
         <w:rPr>
-          <w:rFonts w:hint="eastAsia"/>
+          <w:rFonts w:hint="eastAsia" w:eastAsia="黑体"/>
         </w:rPr>
         <w:t xml:space="preserve">若差模增益</w:t>
       </w:r>
       <w:r>
+        <w:rPr>
+          <w:rFonts w:eastAsia="黑体"/>
+        </w:rPr>
         <w:t xml:space="preserve"> </w:t>
       </w:r>
       <m:oMath>
@@ -1359,11 +1489,14 @@
       </m:oMath>
       <w:r>
         <w:rPr>
-          <w:rFonts w:hint="eastAsia"/>
+          <w:rFonts w:hint="eastAsia" w:eastAsia="黑体"/>
         </w:rPr>
         <w:t xml:space="preserve">、共模增益</w:t>
       </w:r>
       <w:r>
+        <w:rPr>
+          <w:rFonts w:eastAsia="黑体"/>
+        </w:rPr>
         <w:t xml:space="preserve"> </w:t>
       </w:r>
       <m:oMath>
@@ -1394,7 +1527,7 @@
       </m:oMath>
       <w:r>
         <w:rPr>
-          <w:rFonts w:hint="eastAsia"/>
+          <w:rFonts w:hint="eastAsia" w:eastAsia="黑体"/>
         </w:rPr>
         <w:t xml:space="preserve">：</w:t>
       </w:r>
@@ -1462,6 +1595,9 @@
         </m:r>
       </m:oMath>
       <w:r>
+        <w:rPr>
+          <w:rFonts w:eastAsia="黑体"/>
+        </w:rPr>
         <w:t xml:space="preserve">。</w:t>
       </w:r>
     </w:p>
@@ -1473,7 +1609,7 @@
       </w:pPr>
       <w:r>
         <w:rPr>
-          <w:rFonts w:hint="eastAsia"/>
+          <w:rFonts w:hint="eastAsia" w:eastAsia="黑体"/>
         </w:rPr>
         <w:t xml:space="preserve">常见器件型号</w:t>
       </w:r>
@@ -1488,7 +1624,7 @@
       </w:pPr>
       <w:r>
         <w:rPr>
-          <w:rFonts w:hint="eastAsia"/>
+          <w:rFonts w:hint="eastAsia" w:eastAsia="黑体"/>
         </w:rPr>
         <w:t xml:space="preserve">隔离放大器：AMC1200、ISO124、AD202。</w:t>
       </w:r>
@@ -1503,7 +1639,7 @@
       </w:pPr>
       <w:r>
         <w:rPr>
-          <w:rFonts w:hint="eastAsia"/>
+          <w:rFonts w:hint="eastAsia" w:eastAsia="黑体"/>
         </w:rPr>
         <w:t xml:space="preserve">线性光耦：HCNR201、IL300。</w:t>
       </w:r>
@@ -1518,7 +1654,7 @@
       </w:pPr>
       <w:r>
         <w:rPr>
-          <w:rFonts w:hint="eastAsia"/>
+          <w:rFonts w:hint="eastAsia" w:eastAsia="黑体"/>
         </w:rPr>
         <w:t xml:space="preserve">隔离电源：SN6501（变压器驱动）。</w:t>
       </w:r>
@@ -1531,7 +1667,7 @@
       </w:pPr>
       <w:r>
         <w:rPr>
-          <w:rFonts w:hint="eastAsia"/>
+          <w:rFonts w:hint="eastAsia" w:eastAsia="黑体"/>
         </w:rPr>
         <w:t xml:space="preserve">注意事项</w:t>
       </w:r>
@@ -1546,7 +1682,7 @@
       </w:pPr>
       <w:r>
         <w:rPr>
-          <w:rFonts w:hint="eastAsia"/>
+          <w:rFonts w:hint="eastAsia" w:eastAsia="黑体"/>
         </w:rPr>
         <w:t xml:space="preserve">隔离放大器的两侧必须使用独立的隔离电源，否则隔离失效。</w:t>
       </w:r>
@@ -1561,7 +1697,7 @@
       </w:pPr>
       <w:r>
         <w:rPr>
-          <w:rFonts w:hint="eastAsia"/>
+          <w:rFonts w:hint="eastAsia" w:eastAsia="黑体"/>
         </w:rPr>
         <w:t xml:space="preserve">关注隔离耐压、爬电距离与安规要求（如医疗、工业标准）。</w:t>
       </w:r>
@@ -1576,7 +1712,7 @@
       </w:pPr>
       <w:r>
         <w:rPr>
-          <w:rFonts w:hint="eastAsia"/>
+          <w:rFonts w:hint="eastAsia" w:eastAsia="黑体"/>
         </w:rPr>
         <w:t xml:space="preserve">输入侧与输出侧地平面应物理分隔，避免跨隔离走线破坏隔离。</w:t>
       </w:r>
@@ -1591,16 +1727,19 @@
       </w:pPr>
       <w:r>
         <w:rPr>
-          <w:rFonts w:hint="eastAsia"/>
+          <w:rFonts w:hint="eastAsia" w:eastAsia="黑体"/>
         </w:rPr>
         <w:t xml:space="preserve">线性光耦方案需</w:t>
       </w:r>
       <w:r>
+        <w:rPr>
+          <w:rFonts w:eastAsia="黑体"/>
+        </w:rPr>
         <w:t xml:space="preserve"> </w:t>
       </w:r>
       <w:r>
         <w:rPr>
-          <w:rFonts w:hint="eastAsia"/>
+          <w:rFonts w:hint="eastAsia" w:eastAsia="黑体"/>
         </w:rPr>
         <w:t xml:space="preserve">CT（电流传输比）稳定性与温漂补偿。</w:t>
       </w:r>
@@ -1613,7 +1752,7 @@
       </w:pPr>
       <w:r>
         <w:rPr>
-          <w:rFonts w:hint="eastAsia"/>
+          <w:rFonts w:hint="eastAsia" w:eastAsia="黑体"/>
         </w:rPr>
         <w:t xml:space="preserve">参考资料</w:t>
       </w:r>
@@ -1627,6 +1766,9 @@
         </w:numPr>
       </w:pPr>
       <w:r>
+        <w:rPr>
+          <w:rFonts w:eastAsia="黑体"/>
+        </w:rPr>
         <w:t xml:space="preserve">Wikipedia: Isolation amplifier。</w:t>
       </w:r>
     </w:p>
@@ -1639,15 +1781,21 @@
         </w:numPr>
       </w:pPr>
       <w:r>
+        <w:rPr>
+          <w:rFonts w:eastAsia="黑体"/>
+        </w:rPr>
         <w:t xml:space="preserve">Texas Instruments </w:t>
       </w:r>
       <w:r>
         <w:rPr>
-          <w:rFonts w:hint="eastAsia"/>
+          <w:rFonts w:hint="eastAsia" w:eastAsia="黑体"/>
         </w:rPr>
         <w:t xml:space="preserve">产品页</w:t>
       </w:r>
       <w:r>
+        <w:rPr>
+          <w:rFonts w:eastAsia="黑体"/>
+        </w:rPr>
         <w:t xml:space="preserve"> AMC1200。</w:t>
       </w:r>
     </w:p>
@@ -1660,11 +1808,14 @@
         </w:numPr>
       </w:pPr>
       <w:r>
+        <w:rPr>
+          <w:rFonts w:eastAsia="黑体"/>
+        </w:rPr>
         <w:t xml:space="preserve">Broadcom HCNR201 </w:t>
       </w:r>
       <w:r>
         <w:rPr>
-          <w:rFonts w:hint="eastAsia"/>
+          <w:rFonts w:hint="eastAsia" w:eastAsia="黑体"/>
         </w:rPr>
         <w:t xml:space="preserve">数据手册。</w:t>
       </w:r>
@@ -1678,11 +1829,11 @@
       </w:pPr>
       <w:r>
         <w:rPr>
-          <w:rFonts w:ascii="Times New Roman" w:hAnsi="Times New Roman"/>
+          <w:rFonts w:ascii="Times New Roman" w:hAnsi="Times New Roman" w:eastAsia="黑体"/>
           <w:color w:val="555555"/>
           <w:sz w:val="21"/>
         </w:rPr>
-        <w:t>材料收集者：杜文杰</w:t>
+        <w:t>材料收集者：杜文杰，WX手机：19519196569，QQ:3478827729</w:t>
       </w:r>
     </w:p>
     <w:sectPr>
@@ -1702,7 +1853,7 @@
 </file>
 
 <file path=word/footer1.xml><?xml version="1.0" encoding="utf-8"?>
-<w:ftr xmlns:m="http://schemas.openxmlformats.org/officeDocument/2006/math" xmlns:mc="http://schemas.openxmlformats.org/markup-compatibility/2006" xmlns:mo="http://schemas.microsoft.com/office/mac/office/2008/main" xmlns:mv="urn:schemas-microsoft-com:mac:vml" xmlns:o="urn:schemas-microsoft-com:office:office" xmlns:r="http://schemas.openxmlformats.org/officeDocument/2006/relationships" xmlns:v="urn:schemas-microsoft-com:vml" xmlns:w10="urn:schemas-microsoft-com:office:word" xmlns:w14="http://schemas.microsoft.com/office/word/2010/wordml" xmlns:w="http://schemas.openxmlformats.org/wordprocessingml/2006/main" xmlns:wne="http://schemas.microsoft.com/office/word/2006/wordml" xmlns:wp14="http://schemas.microsoft.com/office/word/2010/wordprocessingDrawing" xmlns:wp="http://schemas.openxmlformats.org/drawingml/2006/wordprocessingDrawing" xmlns:wpc="http://schemas.microsoft.com/office/word/2010/wordprocessingCanvas" xmlns:wpg="http://schemas.microsoft.com/office/word/2010/wordprocessingGroup" xmlns:wpi="http://schemas.microsoft.com/office/word/2010/wordprocessingInk" xmlns:wps="http://schemas.microsoft.com/office/word/2010/wordprocessingShape" mc:Ignorable="w14 wp14">
+<w:ftr xmlns:mc="http://schemas.openxmlformats.org/markup-compatibility/2006" xmlns:w="http://schemas.openxmlformats.org/wordprocessingml/2006/main" xmlns:m="http://schemas.openxmlformats.org/officeDocument/2006/math" xmlns:mo="http://schemas.microsoft.com/office/mac/office/2008/main" xmlns:mv="urn:schemas-microsoft-com:mac:vml" xmlns:o="urn:schemas-microsoft-com:office:office" xmlns:r="http://schemas.openxmlformats.org/officeDocument/2006/relationships" xmlns:v="urn:schemas-microsoft-com:vml" xmlns:w10="urn:schemas-microsoft-com:office:word" xmlns:w14="http://schemas.microsoft.com/office/word/2010/wordml" xmlns:wne="http://schemas.microsoft.com/office/word/2006/wordml" xmlns:wp14="http://schemas.microsoft.com/office/word/2010/wordprocessingDrawing" xmlns:wp="http://schemas.openxmlformats.org/drawingml/2006/wordprocessingDrawing" xmlns:wpc="http://schemas.microsoft.com/office/word/2010/wordprocessingCanvas" xmlns:wpg="http://schemas.microsoft.com/office/word/2010/wordprocessingGroup" xmlns:wpi="http://schemas.microsoft.com/office/word/2010/wordprocessingInk" xmlns:wps="http://schemas.microsoft.com/office/word/2010/wordprocessingShape" mc:Ignorable="w14 wp14">
   <w:p>
     <w:pPr>
       <w:pStyle w:val="Footer"/>
@@ -1710,12 +1861,14 @@
     </w:pPr>
     <w:r>
       <w:rPr>
+        <w:rFonts w:eastAsia="黑体"/>
         <w:sz w:val="18"/>
       </w:rPr>
       <w:t xml:space="preserve">第 </w:t>
     </w:r>
     <w:r>
       <w:rPr>
+        <w:rFonts w:eastAsia="黑体"/>
         <w:sz w:val="18"/>
       </w:rPr>
       <w:fldChar w:fldCharType="begin"/>
@@ -1724,6 +1877,7 @@
     </w:r>
     <w:r>
       <w:rPr>
+        <w:rFonts w:eastAsia="黑体"/>
         <w:sz w:val="18"/>
       </w:rPr>
       <w:t xml:space="preserve"> 页</w:t>
@@ -1737,6 +1891,9 @@
   <w:footnote w:type="continuationSeparator" w:id="0">
     <w:p>
       <w:r>
+        <w:rPr>
+          <w:rFonts w:eastAsia="黑体"/>
+        </w:rPr>
         <w:continuationSeparator/>
       </w:r>
     </w:p>
@@ -1744,6 +1901,9 @@
   <w:footnote w:type="separator" w:id="-1">
     <w:p>
       <w:r>
+        <w:rPr>
+          <w:rFonts w:eastAsia="黑体"/>
+        </w:rPr>
         <w:separator/>
       </w:r>
     </w:p>
@@ -1752,7 +1912,7 @@
 </file>
 
 <file path=word/header1.xml><?xml version="1.0" encoding="utf-8"?>
-<w:hdr xmlns:m="http://schemas.openxmlformats.org/officeDocument/2006/math" xmlns:mc="http://schemas.openxmlformats.org/markup-compatibility/2006" xmlns:mo="http://schemas.microsoft.com/office/mac/office/2008/main" xmlns:mv="urn:schemas-microsoft-com:mac:vml" xmlns:o="urn:schemas-microsoft-com:office:office" xmlns:r="http://schemas.openxmlformats.org/officeDocument/2006/relationships" xmlns:v="urn:schemas-microsoft-com:vml" xmlns:w10="urn:schemas-microsoft-com:office:word" xmlns:w14="http://schemas.microsoft.com/office/word/2010/wordml" xmlns:w="http://schemas.openxmlformats.org/wordprocessingml/2006/main" xmlns:wne="http://schemas.microsoft.com/office/word/2006/wordml" xmlns:wp14="http://schemas.microsoft.com/office/word/2010/wordprocessingDrawing" xmlns:wp="http://schemas.openxmlformats.org/drawingml/2006/wordprocessingDrawing" xmlns:wpc="http://schemas.microsoft.com/office/word/2010/wordprocessingCanvas" xmlns:wpg="http://schemas.microsoft.com/office/word/2010/wordprocessingGroup" xmlns:wpi="http://schemas.microsoft.com/office/word/2010/wordprocessingInk" xmlns:wps="http://schemas.microsoft.com/office/word/2010/wordprocessingShape" mc:Ignorable="w14 wp14">
+<w:hdr xmlns:mc="http://schemas.openxmlformats.org/markup-compatibility/2006" xmlns:w="http://schemas.openxmlformats.org/wordprocessingml/2006/main" xmlns:m="http://schemas.openxmlformats.org/officeDocument/2006/math" xmlns:mo="http://schemas.microsoft.com/office/mac/office/2008/main" xmlns:mv="urn:schemas-microsoft-com:mac:vml" xmlns:o="urn:schemas-microsoft-com:office:office" xmlns:r="http://schemas.openxmlformats.org/officeDocument/2006/relationships" xmlns:v="urn:schemas-microsoft-com:vml" xmlns:w10="urn:schemas-microsoft-com:office:word" xmlns:w14="http://schemas.microsoft.com/office/word/2010/wordml" xmlns:wne="http://schemas.microsoft.com/office/word/2006/wordml" xmlns:wp14="http://schemas.microsoft.com/office/word/2010/wordprocessingDrawing" xmlns:wp="http://schemas.openxmlformats.org/drawingml/2006/wordprocessingDrawing" xmlns:wpc="http://schemas.microsoft.com/office/word/2010/wordprocessingCanvas" xmlns:wpg="http://schemas.microsoft.com/office/word/2010/wordprocessingGroup" xmlns:wpi="http://schemas.microsoft.com/office/word/2010/wordprocessingInk" xmlns:wps="http://schemas.microsoft.com/office/word/2010/wordprocessingShape" mc:Ignorable="w14 wp14">
   <w:p>
     <w:pPr>
       <w:pStyle w:val="Header"/>
@@ -1760,7 +1920,7 @@
     </w:pPr>
     <w:r>
       <w:rPr>
-        <w:rFonts w:ascii="Times New Roman" w:hAnsi="Times New Roman"/>
+        <w:rFonts w:ascii="Times New Roman" w:hAnsi="Times New Roman" w:eastAsia="黑体"/>
         <w:sz w:val="18"/>
         <w:rFonts w:eastAsia="黑体"/>
         <w:rFonts w:eastAsia="黑体"/>
@@ -1772,7 +1932,7 @@
 </file>
 
 <file path=word/numbering.xml><?xml version="1.0" encoding="utf-8"?>
-<w:numbering xmlns:m="http://schemas.openxmlformats.org/officeDocument/2006/math" xmlns:mc="http://schemas.openxmlformats.org/markup-compatibility/2006" xmlns:mo="http://schemas.microsoft.com/office/mac/office/2008/main" xmlns:mv="urn:schemas-microsoft-com:mac:vml" xmlns:o="urn:schemas-microsoft-com:office:office" xmlns:r="http://schemas.openxmlformats.org/officeDocument/2006/relationships" xmlns:v="urn:schemas-microsoft-com:vml" xmlns:w="http://schemas.openxmlformats.org/wordprocessingml/2006/main" xmlns:w10="urn:schemas-microsoft-com:office:word" xmlns:w14="http://schemas.microsoft.com/office/word/2010/wordml" xmlns:wne="http://schemas.microsoft.com/office/word/2006/wordml" xmlns:wp="http://schemas.openxmlformats.org/drawingml/2006/wordprocessingDrawing" xmlns:wp14="http://schemas.microsoft.com/office/word/2010/wordprocessingDrawing" xmlns:wpc="http://schemas.microsoft.com/office/word/2010/wordprocessingCanvas" xmlns:wpg="http://schemas.microsoft.com/office/word/2010/wordprocessingGroup" xmlns:wpi="http://schemas.microsoft.com/office/word/2010/wordprocessingInk" xmlns:wps="http://schemas.microsoft.com/office/word/2010/wordprocessingShape" mc:Ignorable="w14 wp14">
+<w:numbering xmlns:mc="http://schemas.openxmlformats.org/markup-compatibility/2006" xmlns:w="http://schemas.openxmlformats.org/wordprocessingml/2006/main" xmlns:m="http://schemas.openxmlformats.org/officeDocument/2006/math" xmlns:mo="http://schemas.microsoft.com/office/mac/office/2008/main" xmlns:mv="urn:schemas-microsoft-com:mac:vml" xmlns:o="urn:schemas-microsoft-com:office:office" xmlns:r="http://schemas.openxmlformats.org/officeDocument/2006/relationships" xmlns:v="urn:schemas-microsoft-com:vml" xmlns:w10="urn:schemas-microsoft-com:office:word" xmlns:w14="http://schemas.microsoft.com/office/word/2010/wordml" xmlns:wne="http://schemas.microsoft.com/office/word/2006/wordml" xmlns:wp="http://schemas.openxmlformats.org/drawingml/2006/wordprocessingDrawing" xmlns:wp14="http://schemas.microsoft.com/office/word/2010/wordprocessingDrawing" xmlns:wpc="http://schemas.microsoft.com/office/word/2010/wordprocessingCanvas" xmlns:wpg="http://schemas.microsoft.com/office/word/2010/wordprocessingGroup" xmlns:wpi="http://schemas.microsoft.com/office/word/2010/wordprocessingInk" xmlns:wps="http://schemas.microsoft.com/office/word/2010/wordprocessingShape" mc:Ignorable="w14 wp14">
   <w:abstractNum w:abstractNumId="0">
     <w:nsid w:val="FFFFFF7C"/>
     <w:multiLevelType w:val="singleLevel"/>
@@ -1859,7 +2019,7 @@
         <w:ind w:hanging="360" w:left="1440"/>
       </w:pPr>
       <w:rPr>
-        <w:rFonts w:ascii="Symbol" w:hAnsi="Symbol" w:hint="default"/>
+        <w:rFonts w:ascii="Symbol" w:hAnsi="Symbol" w:hint="default" w:eastAsia="黑体"/>
       </w:rPr>
     </w:lvl>
   </w:abstractNum>
@@ -1880,7 +2040,7 @@
         <w:ind w:hanging="360" w:left="1080"/>
       </w:pPr>
       <w:rPr>
-        <w:rFonts w:ascii="Symbol" w:hAnsi="Symbol" w:hint="default"/>
+        <w:rFonts w:ascii="Symbol" w:hAnsi="Symbol" w:hint="default" w:eastAsia="黑体"/>
       </w:rPr>
     </w:lvl>
   </w:abstractNum>
@@ -1901,7 +2061,7 @@
         <w:ind w:hanging="360" w:left="720"/>
       </w:pPr>
       <w:rPr>
-        <w:rFonts w:ascii="Symbol" w:hAnsi="Symbol" w:hint="default"/>
+        <w:rFonts w:ascii="Symbol" w:hAnsi="Symbol" w:hint="default" w:eastAsia="黑体"/>
       </w:rPr>
     </w:lvl>
   </w:abstractNum>
@@ -1940,7 +2100,7 @@
         <w:ind w:hanging="360" w:left="360"/>
       </w:pPr>
       <w:rPr>
-        <w:rFonts w:ascii="Symbol" w:hAnsi="Symbol" w:hint="default"/>
+        <w:rFonts w:ascii="Symbol" w:hAnsi="Symbol" w:hint="default" w:eastAsia="黑体"/>
       </w:rPr>
     </w:lvl>
   </w:abstractNum>
@@ -2031,7 +2191,7 @@
         <w:ind w:left="720" w:hanging="360"/>
       </w:pPr>
       <w:rPr>
-        <w:rFonts w:ascii="Symbol" w:hAnsi="Symbol" w:cs="Symbol" w:hint="default"/>
+        <w:rFonts w:ascii="Symbol" w:hAnsi="Symbol" w:cs="Symbol" w:hint="default" w:eastAsia="黑体"/>
       </w:rPr>
     </w:lvl>
     <w:lvl w:ilvl="1">
@@ -2042,7 +2202,7 @@
         <w:ind w:left="1440" w:hanging="360"/>
       </w:pPr>
       <w:rPr>
-        <w:rFonts w:ascii="Courier New" w:hAnsi="Courier New" w:cs="Courier New" w:hint="default"/>
+        <w:rFonts w:ascii="Courier New" w:hAnsi="Courier New" w:cs="Courier New" w:hint="default" w:eastAsia="黑体"/>
       </w:rPr>
     </w:lvl>
     <w:lvl w:ilvl="2">
@@ -2053,7 +2213,7 @@
         <w:ind w:left="2160" w:hanging="360"/>
       </w:pPr>
       <w:rPr>
-        <w:rFonts w:ascii="Wingdings" w:hAnsi="Wingdings" w:cs="Wingdings" w:hint="default"/>
+        <w:rFonts w:ascii="Wingdings" w:hAnsi="Wingdings" w:cs="Wingdings" w:hint="default" w:eastAsia="黑体"/>
       </w:rPr>
     </w:lvl>
     <w:lvl w:ilvl="3">
@@ -2064,7 +2224,7 @@
         <w:ind w:left="2880" w:hanging="360"/>
       </w:pPr>
       <w:rPr>
-        <w:rFonts w:ascii="Symbol" w:hAnsi="Symbol" w:cs="Symbol" w:hint="default"/>
+        <w:rFonts w:ascii="Symbol" w:hAnsi="Symbol" w:cs="Symbol" w:hint="default" w:eastAsia="黑体"/>
       </w:rPr>
     </w:lvl>
     <w:lvl w:ilvl="4">
@@ -2075,7 +2235,7 @@
         <w:ind w:left="3600" w:hanging="360"/>
       </w:pPr>
       <w:rPr>
-        <w:rFonts w:ascii="Courier New" w:hAnsi="Courier New" w:cs="Courier New" w:hint="default"/>
+        <w:rFonts w:ascii="Courier New" w:hAnsi="Courier New" w:cs="Courier New" w:hint="default" w:eastAsia="黑体"/>
       </w:rPr>
     </w:lvl>
     <w:lvl w:ilvl="5">
@@ -2086,7 +2246,7 @@
         <w:ind w:left="4320" w:hanging="360"/>
       </w:pPr>
       <w:rPr>
-        <w:rFonts w:ascii="Wingdings" w:hAnsi="Wingdings" w:cs="Wingdings" w:hint="default"/>
+        <w:rFonts w:ascii="Wingdings" w:hAnsi="Wingdings" w:cs="Wingdings" w:hint="default" w:eastAsia="黑体"/>
       </w:rPr>
     </w:lvl>
     <w:lvl w:ilvl="6">
@@ -2097,7 +2257,7 @@
         <w:ind w:left="5040" w:hanging="360"/>
       </w:pPr>
       <w:rPr>
-        <w:rFonts w:ascii="Symbol" w:hAnsi="Symbol" w:cs="Symbol" w:hint="default"/>
+        <w:rFonts w:ascii="Symbol" w:hAnsi="Symbol" w:cs="Symbol" w:hint="default" w:eastAsia="黑体"/>
       </w:rPr>
     </w:lvl>
     <w:lvl w:ilvl="7">
@@ -2108,7 +2268,7 @@
         <w:ind w:left="5760" w:hanging="360"/>
       </w:pPr>
       <w:rPr>
-        <w:rFonts w:ascii="Courier New" w:hAnsi="Courier New" w:cs="Courier New" w:hint="default"/>
+        <w:rFonts w:ascii="Courier New" w:hAnsi="Courier New" w:cs="Courier New" w:hint="default" w:eastAsia="黑体"/>
       </w:rPr>
     </w:lvl>
     <w:lvl w:ilvl="8">
@@ -2119,7 +2279,7 @@
         <w:ind w:left="6480" w:hanging="360"/>
       </w:pPr>
       <w:rPr>
-        <w:rFonts w:ascii="Wingdings" w:hAnsi="Wingdings" w:cs="Wingdings" w:hint="default"/>
+        <w:rFonts w:ascii="Wingdings" w:hAnsi="Wingdings" w:cs="Wingdings" w:hint="default" w:eastAsia="黑体"/>
       </w:rPr>
     </w:lvl>
   </w:abstractNum>
@@ -2175,11 +2335,11 @@
 </file>
 
 <file path=word/styles.xml><?xml version="1.0" encoding="utf-8"?>
-<w:styles xmlns:mc="http://schemas.openxmlformats.org/markup-compatibility/2006" xmlns:r="http://schemas.openxmlformats.org/officeDocument/2006/relationships" xmlns:w="http://schemas.openxmlformats.org/wordprocessingml/2006/main" xmlns:w14="http://schemas.microsoft.com/office/word/2010/wordml" mc:Ignorable="w14">
+<w:styles xmlns:mc="http://schemas.openxmlformats.org/markup-compatibility/2006" xmlns:w="http://schemas.openxmlformats.org/wordprocessingml/2006/main" xmlns:r="http://schemas.openxmlformats.org/officeDocument/2006/relationships" xmlns:w14="http://schemas.microsoft.com/office/word/2010/wordml" mc:Ignorable="w14">
   <w:docDefaults>
     <w:rPrDefault>
       <w:rPr>
-        <w:rFonts w:asciiTheme="minorHAnsi" w:cstheme="minorBidi" w:eastAsiaTheme="minorEastAsia" w:hAnsiTheme="minorHAnsi"/>
+        <w:rFonts w:asciiTheme="minorHAnsi" w:cstheme="minorBidi" w:hAnsiTheme="minorHAnsi" w:eastAsia="黑体"/>
         <w:sz w:val="22"/>
         <w:szCs w:val="22"/>
         <w:lang w:bidi="ar-SA" w:eastAsia="en-US" w:val="en-US"/>
@@ -2401,7 +2561,7 @@
       <w:outlineLvl w:val="0"/>
     </w:pPr>
     <w:rPr>
-      <w:rFonts w:ascii="Times New Roman" w:asciiTheme="majorHAnsi" w:cstheme="majorBidi" w:eastAsia="黑体" w:eastAsiaTheme="majorEastAsia" w:hAnsi="Times New Roman" w:hAnsiTheme="majorHAnsi"/>
+      <w:rFonts w:ascii="Times New Roman" w:asciiTheme="majorHAnsi" w:cstheme="majorBidi" w:eastAsia="黑体" w:hAnsi="Times New Roman" w:hAnsiTheme="majorHAnsi"/>
       <w:b/>
       <w:bCs/>
       <w:color w:val="1F3864"/>
@@ -2425,7 +2585,7 @@
       <w:outlineLvl w:val="1"/>
     </w:pPr>
     <w:rPr>
-      <w:rFonts w:ascii="Times New Roman" w:asciiTheme="majorHAnsi" w:cstheme="majorBidi" w:eastAsia="黑体" w:eastAsiaTheme="majorEastAsia" w:hAnsi="Times New Roman" w:hAnsiTheme="majorHAnsi"/>
+      <w:rFonts w:ascii="Times New Roman" w:asciiTheme="majorHAnsi" w:cstheme="majorBidi" w:eastAsia="黑体" w:hAnsi="Times New Roman" w:hAnsiTheme="majorHAnsi"/>
       <w:b/>
       <w:bCs/>
       <w:color w:val="2E4E7E"/>
@@ -2449,7 +2609,7 @@
       <w:outlineLvl w:val="2"/>
     </w:pPr>
     <w:rPr>
-      <w:rFonts w:ascii="Times New Roman" w:asciiTheme="majorHAnsi" w:cstheme="majorBidi" w:eastAsia="黑体" w:eastAsiaTheme="majorEastAsia" w:hAnsi="Times New Roman" w:hAnsiTheme="majorHAnsi"/>
+      <w:rFonts w:ascii="Times New Roman" w:asciiTheme="majorHAnsi" w:cstheme="majorBidi" w:eastAsia="黑体" w:hAnsi="Times New Roman" w:hAnsiTheme="majorHAnsi"/>
       <w:b/>
       <w:bCs/>
       <w:color w:val="2E4E7E"/>
@@ -2473,7 +2633,7 @@
       <w:outlineLvl w:val="3"/>
     </w:pPr>
     <w:rPr>
-      <w:rFonts w:ascii="Times New Roman" w:asciiTheme="majorHAnsi" w:cstheme="majorBidi" w:eastAsia="黑体" w:eastAsiaTheme="majorEastAsia" w:hAnsi="Times New Roman" w:hAnsiTheme="majorHAnsi"/>
+      <w:rFonts w:ascii="Times New Roman" w:asciiTheme="majorHAnsi" w:cstheme="majorBidi" w:eastAsia="黑体" w:hAnsi="Times New Roman" w:hAnsiTheme="majorHAnsi"/>
       <w:b/>
       <w:bCs/>
       <w:i/>
@@ -2499,7 +2659,7 @@
       <w:outlineLvl w:val="4"/>
     </w:pPr>
     <w:rPr>
-      <w:rFonts w:ascii="Times New Roman" w:asciiTheme="majorHAnsi" w:cstheme="majorBidi" w:eastAsia="黑体" w:eastAsiaTheme="majorEastAsia" w:hAnsi="Times New Roman" w:hAnsiTheme="majorHAnsi"/>
+      <w:rFonts w:ascii="Times New Roman" w:asciiTheme="majorHAnsi" w:cstheme="majorBidi" w:eastAsia="黑体" w:hAnsi="Times New Roman" w:hAnsiTheme="majorHAnsi"/>
       <w:b/>
       <w:color w:val="333333"/>
       <w:sz w:val="22"/>
@@ -2522,7 +2682,7 @@
       <w:outlineLvl w:val="5"/>
     </w:pPr>
     <w:rPr>
-      <w:rFonts w:asciiTheme="majorHAnsi" w:cstheme="majorBidi" w:eastAsiaTheme="majorEastAsia" w:hAnsiTheme="majorHAnsi"/>
+      <w:rFonts w:asciiTheme="majorHAnsi" w:cstheme="majorBidi" w:hAnsiTheme="majorHAnsi" w:eastAsia="黑体"/>
       <w:i/>
       <w:iCs/>
       <w:color w:themeColor="accent1" w:themeShade="7F" w:val="243F60"/>
@@ -2545,7 +2705,7 @@
       <w:outlineLvl w:val="6"/>
     </w:pPr>
     <w:rPr>
-      <w:rFonts w:asciiTheme="majorHAnsi" w:cstheme="majorBidi" w:eastAsiaTheme="majorEastAsia" w:hAnsiTheme="majorHAnsi"/>
+      <w:rFonts w:asciiTheme="majorHAnsi" w:cstheme="majorBidi" w:hAnsiTheme="majorHAnsi" w:eastAsia="黑体"/>
       <w:i/>
       <w:iCs/>
       <w:color w:themeColor="text1" w:themeTint="BF" w:val="404040"/>
@@ -2568,7 +2728,7 @@
       <w:outlineLvl w:val="7"/>
     </w:pPr>
     <w:rPr>
-      <w:rFonts w:asciiTheme="majorHAnsi" w:cstheme="majorBidi" w:eastAsiaTheme="majorEastAsia" w:hAnsiTheme="majorHAnsi"/>
+      <w:rFonts w:asciiTheme="majorHAnsi" w:cstheme="majorBidi" w:hAnsiTheme="majorHAnsi" w:eastAsia="黑体"/>
       <w:color w:themeColor="accent1" w:val="4F81BD"/>
       <w:sz w:val="20"/>
       <w:szCs w:val="20"/>
@@ -2591,7 +2751,7 @@
       <w:outlineLvl w:val="8"/>
     </w:pPr>
     <w:rPr>
-      <w:rFonts w:asciiTheme="majorHAnsi" w:cstheme="majorBidi" w:eastAsiaTheme="majorEastAsia" w:hAnsiTheme="majorHAnsi"/>
+      <w:rFonts w:asciiTheme="majorHAnsi" w:cstheme="majorBidi" w:hAnsiTheme="majorHAnsi" w:eastAsia="黑体"/>
       <w:i/>
       <w:iCs/>
       <w:color w:themeColor="text1" w:themeTint="BF" w:val="404040"/>
@@ -2642,7 +2802,7 @@
     <w:uiPriority w:val="9"/>
     <w:rsid w:val="00FC693F"/>
     <w:rPr>
-      <w:rFonts w:asciiTheme="majorHAnsi" w:cstheme="majorBidi" w:eastAsiaTheme="majorEastAsia" w:hAnsiTheme="majorHAnsi"/>
+      <w:rFonts w:asciiTheme="majorHAnsi" w:cstheme="majorBidi" w:hAnsiTheme="majorHAnsi" w:eastAsia="黑体"/>
       <w:b/>
       <w:bCs/>
       <w:color w:themeColor="accent1" w:themeShade="BF" w:val="365F91"/>
@@ -2657,7 +2817,7 @@
     <w:uiPriority w:val="9"/>
     <w:rsid w:val="00FC693F"/>
     <w:rPr>
-      <w:rFonts w:asciiTheme="majorHAnsi" w:cstheme="majorBidi" w:eastAsiaTheme="majorEastAsia" w:hAnsiTheme="majorHAnsi"/>
+      <w:rFonts w:asciiTheme="majorHAnsi" w:cstheme="majorBidi" w:hAnsiTheme="majorHAnsi" w:eastAsia="黑体"/>
       <w:b/>
       <w:bCs/>
       <w:color w:themeColor="accent1" w:val="4F81BD"/>
@@ -2672,7 +2832,7 @@
     <w:uiPriority w:val="9"/>
     <w:rsid w:val="00FC693F"/>
     <w:rPr>
-      <w:rFonts w:asciiTheme="majorHAnsi" w:cstheme="majorBidi" w:eastAsiaTheme="majorEastAsia" w:hAnsiTheme="majorHAnsi"/>
+      <w:rFonts w:asciiTheme="majorHAnsi" w:cstheme="majorBidi" w:hAnsiTheme="majorHAnsi" w:eastAsia="黑体"/>
       <w:b/>
       <w:bCs/>
       <w:color w:themeColor="accent1" w:val="4F81BD"/>
@@ -2695,7 +2855,7 @@
       <w:contextualSpacing/>
     </w:pPr>
     <w:rPr>
-      <w:rFonts w:ascii="Times New Roman" w:asciiTheme="majorHAnsi" w:cstheme="majorBidi" w:eastAsia="黑体" w:eastAsiaTheme="majorEastAsia" w:hAnsi="Times New Roman" w:hAnsiTheme="majorHAnsi"/>
+      <w:rFonts w:ascii="Times New Roman" w:asciiTheme="majorHAnsi" w:cstheme="majorBidi" w:eastAsia="黑体" w:hAnsi="Times New Roman" w:hAnsiTheme="majorHAnsi"/>
       <w:b/>
       <w:color w:val="1F3864"/>
       <w:spacing w:val="5"/>
@@ -2711,7 +2871,7 @@
     <w:uiPriority w:val="10"/>
     <w:rsid w:val="00FC693F"/>
     <w:rPr>
-      <w:rFonts w:asciiTheme="majorHAnsi" w:cstheme="majorBidi" w:eastAsiaTheme="majorEastAsia" w:hAnsiTheme="majorHAnsi"/>
+      <w:rFonts w:asciiTheme="majorHAnsi" w:cstheme="majorBidi" w:hAnsiTheme="majorHAnsi" w:eastAsia="黑体"/>
       <w:color w:themeColor="text2" w:themeShade="BF" w:val="17365D"/>
       <w:spacing w:val="5"/>
       <w:kern w:val="28"/>
@@ -2733,7 +2893,7 @@
       </w:numPr>
     </w:pPr>
     <w:rPr>
-      <w:rFonts w:asciiTheme="majorHAnsi" w:cstheme="majorBidi" w:eastAsiaTheme="majorEastAsia" w:hAnsiTheme="majorHAnsi"/>
+      <w:rFonts w:asciiTheme="majorHAnsi" w:cstheme="majorBidi" w:hAnsiTheme="majorHAnsi" w:eastAsia="黑体"/>
       <w:i/>
       <w:iCs/>
       <w:color w:themeColor="accent1" w:val="4F81BD"/>
@@ -2749,7 +2909,7 @@
     <w:uiPriority w:val="11"/>
     <w:rsid w:val="00FC693F"/>
     <w:rPr>
-      <w:rFonts w:asciiTheme="majorHAnsi" w:cstheme="majorBidi" w:eastAsiaTheme="majorEastAsia" w:hAnsiTheme="majorHAnsi"/>
+      <w:rFonts w:asciiTheme="majorHAnsi" w:cstheme="majorBidi" w:hAnsiTheme="majorHAnsi" w:eastAsia="黑体"/>
       <w:i/>
       <w:iCs/>
       <w:color w:themeColor="accent1" w:val="4F81BD"/>
@@ -2816,6 +2976,7 @@
       <w:spacing w:after="120"/>
     </w:pPr>
     <w:rPr>
+      <w:rFonts w:eastAsia="黑体"/>
       <w:sz w:val="16"/>
       <w:szCs w:val="16"/>
     </w:rPr>
@@ -2827,6 +2988,7 @@
     <w:uiPriority w:val="99"/>
     <w:rsid w:val="00AA1D8D"/>
     <w:rPr>
+      <w:rFonts w:eastAsia="黑体"/>
       <w:sz w:val="16"/>
       <w:szCs w:val="16"/>
     </w:rPr>
@@ -2996,7 +3158,7 @@
       </w:tabs>
     </w:pPr>
     <w:rPr>
-      <w:rFonts w:ascii="Courier" w:hAnsi="Courier"/>
+      <w:rFonts w:ascii="Courier" w:hAnsi="Courier" w:eastAsia="黑体"/>
       <w:sz w:val="20"/>
       <w:szCs w:val="20"/>
     </w:rPr>
@@ -3008,7 +3170,7 @@
     <w:uiPriority w:val="99"/>
     <w:rsid w:val="0029639D"/>
     <w:rPr>
-      <w:rFonts w:ascii="Courier" w:hAnsi="Courier"/>
+      <w:rFonts w:ascii="Courier" w:hAnsi="Courier" w:eastAsia="黑体"/>
       <w:sz w:val="20"/>
       <w:szCs w:val="20"/>
     </w:rPr>
@@ -3044,6 +3206,7 @@
     <w:uiPriority w:val="29"/>
     <w:rsid w:val="00FC693F"/>
     <w:rPr>
+      <w:rFonts w:eastAsia="黑体"/>
       <w:i/>
       <w:iCs/>
       <w:color w:themeColor="text1" w:val="000000"/>
@@ -3057,7 +3220,7 @@
     <w:semiHidden/>
     <w:rsid w:val="00FC693F"/>
     <w:rPr>
-      <w:rFonts w:asciiTheme="majorHAnsi" w:cstheme="majorBidi" w:eastAsiaTheme="majorEastAsia" w:hAnsiTheme="majorHAnsi"/>
+      <w:rFonts w:asciiTheme="majorHAnsi" w:cstheme="majorBidi" w:hAnsiTheme="majorHAnsi" w:eastAsia="黑体"/>
       <w:b/>
       <w:bCs/>
       <w:i/>
@@ -3073,7 +3236,7 @@
     <w:semiHidden/>
     <w:rsid w:val="00FC693F"/>
     <w:rPr>
-      <w:rFonts w:asciiTheme="majorHAnsi" w:cstheme="majorBidi" w:eastAsiaTheme="majorEastAsia" w:hAnsiTheme="majorHAnsi"/>
+      <w:rFonts w:asciiTheme="majorHAnsi" w:cstheme="majorBidi" w:hAnsiTheme="majorHAnsi" w:eastAsia="黑体"/>
       <w:color w:themeColor="accent1" w:themeShade="7F" w:val="243F60"/>
     </w:rPr>
   </w:style>
@@ -3085,7 +3248,7 @@
     <w:semiHidden/>
     <w:rsid w:val="00FC693F"/>
     <w:rPr>
-      <w:rFonts w:asciiTheme="majorHAnsi" w:cstheme="majorBidi" w:eastAsiaTheme="majorEastAsia" w:hAnsiTheme="majorHAnsi"/>
+      <w:rFonts w:asciiTheme="majorHAnsi" w:cstheme="majorBidi" w:hAnsiTheme="majorHAnsi" w:eastAsia="黑体"/>
       <w:i/>
       <w:iCs/>
       <w:color w:themeColor="accent1" w:themeShade="7F" w:val="243F60"/>
@@ -3099,7 +3262,7 @@
     <w:semiHidden/>
     <w:rsid w:val="00FC693F"/>
     <w:rPr>
-      <w:rFonts w:asciiTheme="majorHAnsi" w:cstheme="majorBidi" w:eastAsiaTheme="majorEastAsia" w:hAnsiTheme="majorHAnsi"/>
+      <w:rFonts w:asciiTheme="majorHAnsi" w:cstheme="majorBidi" w:hAnsiTheme="majorHAnsi" w:eastAsia="黑体"/>
       <w:i/>
       <w:iCs/>
       <w:color w:themeColor="text1" w:themeTint="BF" w:val="404040"/>
@@ -3113,7 +3276,7 @@
     <w:semiHidden/>
     <w:rsid w:val="00FC693F"/>
     <w:rPr>
-      <w:rFonts w:asciiTheme="majorHAnsi" w:cstheme="majorBidi" w:eastAsiaTheme="majorEastAsia" w:hAnsiTheme="majorHAnsi"/>
+      <w:rFonts w:asciiTheme="majorHAnsi" w:cstheme="majorBidi" w:hAnsiTheme="majorHAnsi" w:eastAsia="黑体"/>
       <w:color w:themeColor="accent1" w:val="4F81BD"/>
       <w:sz w:val="20"/>
       <w:szCs w:val="20"/>
@@ -3127,7 +3290,7 @@
     <w:semiHidden/>
     <w:rsid w:val="00FC693F"/>
     <w:rPr>
-      <w:rFonts w:asciiTheme="majorHAnsi" w:cstheme="majorBidi" w:eastAsiaTheme="majorEastAsia" w:hAnsiTheme="majorHAnsi"/>
+      <w:rFonts w:asciiTheme="majorHAnsi" w:cstheme="majorBidi" w:hAnsiTheme="majorHAnsi" w:eastAsia="黑体"/>
       <w:i/>
       <w:iCs/>
       <w:color w:themeColor="text1" w:themeTint="BF" w:val="404040"/>
@@ -3148,6 +3311,7 @@
       <w:spacing w:line="240" w:lineRule="auto"/>
     </w:pPr>
     <w:rPr>
+      <w:rFonts w:eastAsia="黑体"/>
       <w:b/>
       <w:bCs/>
       <w:color w:themeColor="accent1" w:val="4F81BD"/>
@@ -3162,6 +3326,7 @@
     <w:qFormat/>
     <w:rsid w:val="00FC693F"/>
     <w:rPr>
+      <w:rFonts w:eastAsia="黑体"/>
       <w:b/>
       <w:bCs/>
     </w:rPr>
@@ -3173,6 +3338,7 @@
     <w:qFormat/>
     <w:rsid w:val="00FC693F"/>
     <w:rPr>
+      <w:rFonts w:eastAsia="黑体"/>
       <w:i/>
       <w:iCs/>
     </w:rPr>
@@ -3193,6 +3359,7 @@
       <w:ind w:left="936" w:right="936"/>
     </w:pPr>
     <w:rPr>
+      <w:rFonts w:eastAsia="黑体"/>
       <w:b/>
       <w:bCs/>
       <w:i/>
@@ -3207,6 +3374,7 @@
     <w:uiPriority w:val="30"/>
     <w:rsid w:val="00FC693F"/>
     <w:rPr>
+      <w:rFonts w:eastAsia="黑体"/>
       <w:b/>
       <w:bCs/>
       <w:i/>
@@ -3221,6 +3389,7 @@
     <w:qFormat/>
     <w:rsid w:val="00FC693F"/>
     <w:rPr>
+      <w:rFonts w:eastAsia="黑体"/>
       <w:i/>
       <w:iCs/>
       <w:color w:themeColor="text1" w:themeTint="7F" w:val="808080"/>
@@ -3233,6 +3402,7 @@
     <w:qFormat/>
     <w:rsid w:val="00FC693F"/>
     <w:rPr>
+      <w:rFonts w:eastAsia="黑体"/>
       <w:b/>
       <w:bCs/>
       <w:i/>
@@ -3247,6 +3417,7 @@
     <w:qFormat/>
     <w:rsid w:val="00FC693F"/>
     <w:rPr>
+      <w:rFonts w:eastAsia="黑体"/>
       <w:smallCaps/>
       <w:color w:themeColor="accent2" w:val="C0504D"/>
       <w:u w:val="single"/>
@@ -3259,6 +3430,7 @@
     <w:qFormat/>
     <w:rsid w:val="00FC693F"/>
     <w:rPr>
+      <w:rFonts w:eastAsia="黑体"/>
       <w:b/>
       <w:bCs/>
       <w:smallCaps/>
@@ -3274,6 +3446,7 @@
     <w:qFormat/>
     <w:rsid w:val="00FC693F"/>
     <w:rPr>
+      <w:rFonts w:eastAsia="黑体"/>
       <w:b/>
       <w:bCs/>
       <w:smallCaps/>
@@ -3328,6 +3501,7 @@
       <w:spacing w:after="0" w:line="240" w:lineRule="auto"/>
     </w:pPr>
     <w:rPr>
+      <w:rFonts w:eastAsia="黑体"/>
       <w:color w:themeColor="text1" w:themeShade="BF" w:val="000000"/>
     </w:rPr>
     <w:tblPr>
@@ -3350,6 +3524,7 @@
         <w:spacing w:after="0" w:before="0" w:line="240" w:lineRule="auto"/>
       </w:pPr>
       <w:rPr>
+        <w:rFonts w:eastAsia="黑体"/>
         <w:b/>
         <w:bCs/>
       </w:rPr>
@@ -3370,6 +3545,7 @@
         <w:spacing w:after="0" w:before="0" w:line="240" w:lineRule="auto"/>
       </w:pPr>
       <w:rPr>
+        <w:rFonts w:eastAsia="黑体"/>
         <w:b/>
         <w:bCs/>
       </w:rPr>
@@ -3387,12 +3563,14 @@
     </w:tblStylePr>
     <w:tblStylePr w:type="firstCol">
       <w:rPr>
+        <w:rFonts w:eastAsia="黑体"/>
         <w:b/>
         <w:bCs/>
       </w:rPr>
     </w:tblStylePr>
     <w:tblStylePr w:type="lastCol">
       <w:rPr>
+        <w:rFonts w:eastAsia="黑体"/>
         <w:b/>
         <w:bCs/>
       </w:rPr>
@@ -3431,6 +3609,7 @@
       <w:spacing w:after="0" w:line="240" w:lineRule="auto"/>
     </w:pPr>
     <w:rPr>
+      <w:rFonts w:eastAsia="黑体"/>
       <w:color w:themeColor="accent1" w:themeShade="BF" w:val="365F91"/>
     </w:rPr>
     <w:tblPr>
@@ -3453,6 +3632,7 @@
         <w:spacing w:after="0" w:before="0" w:line="240" w:lineRule="auto"/>
       </w:pPr>
       <w:rPr>
+        <w:rFonts w:eastAsia="黑体"/>
         <w:b/>
         <w:bCs/>
       </w:rPr>
@@ -3473,6 +3653,7 @@
         <w:spacing w:after="0" w:before="0" w:line="240" w:lineRule="auto"/>
       </w:pPr>
       <w:rPr>
+        <w:rFonts w:eastAsia="黑体"/>
         <w:b/>
         <w:bCs/>
       </w:rPr>
@@ -3490,12 +3671,14 @@
     </w:tblStylePr>
     <w:tblStylePr w:type="firstCol">
       <w:rPr>
+        <w:rFonts w:eastAsia="黑体"/>
         <w:b/>
         <w:bCs/>
       </w:rPr>
     </w:tblStylePr>
     <w:tblStylePr w:type="lastCol">
       <w:rPr>
+        <w:rFonts w:eastAsia="黑体"/>
         <w:b/>
         <w:bCs/>
       </w:rPr>
@@ -3534,6 +3717,7 @@
       <w:spacing w:after="0" w:line="240" w:lineRule="auto"/>
     </w:pPr>
     <w:rPr>
+      <w:rFonts w:eastAsia="黑体"/>
       <w:color w:themeColor="accent2" w:themeShade="BF" w:val="943634"/>
     </w:rPr>
     <w:tblPr>
@@ -3556,6 +3740,7 @@
         <w:spacing w:after="0" w:before="0" w:line="240" w:lineRule="auto"/>
       </w:pPr>
       <w:rPr>
+        <w:rFonts w:eastAsia="黑体"/>
         <w:b/>
         <w:bCs/>
       </w:rPr>
@@ -3576,6 +3761,7 @@
         <w:spacing w:after="0" w:before="0" w:line="240" w:lineRule="auto"/>
       </w:pPr>
       <w:rPr>
+        <w:rFonts w:eastAsia="黑体"/>
         <w:b/>
         <w:bCs/>
       </w:rPr>
@@ -3593,12 +3779,14 @@
     </w:tblStylePr>
     <w:tblStylePr w:type="firstCol">
       <w:rPr>
+        <w:rFonts w:eastAsia="黑体"/>
         <w:b/>
         <w:bCs/>
       </w:rPr>
     </w:tblStylePr>
     <w:tblStylePr w:type="lastCol">
       <w:rPr>
+        <w:rFonts w:eastAsia="黑体"/>
         <w:b/>
         <w:bCs/>
       </w:rPr>
@@ -3637,6 +3825,7 @@
       <w:spacing w:after="0" w:line="240" w:lineRule="auto"/>
     </w:pPr>
     <w:rPr>
+      <w:rFonts w:eastAsia="黑体"/>
       <w:color w:themeColor="accent3" w:themeShade="BF" w:val="76923C"/>
     </w:rPr>
     <w:tblPr>
@@ -3659,6 +3848,7 @@
         <w:spacing w:after="0" w:before="0" w:line="240" w:lineRule="auto"/>
       </w:pPr>
       <w:rPr>
+        <w:rFonts w:eastAsia="黑体"/>
         <w:b/>
         <w:bCs/>
       </w:rPr>
@@ -3679,6 +3869,7 @@
         <w:spacing w:after="0" w:before="0" w:line="240" w:lineRule="auto"/>
       </w:pPr>
       <w:rPr>
+        <w:rFonts w:eastAsia="黑体"/>
         <w:b/>
         <w:bCs/>
       </w:rPr>
@@ -3696,12 +3887,14 @@
     </w:tblStylePr>
     <w:tblStylePr w:type="firstCol">
       <w:rPr>
+        <w:rFonts w:eastAsia="黑体"/>
         <w:b/>
         <w:bCs/>
       </w:rPr>
     </w:tblStylePr>
     <w:tblStylePr w:type="lastCol">
       <w:rPr>
+        <w:rFonts w:eastAsia="黑体"/>
         <w:b/>
         <w:bCs/>
       </w:rPr>
@@ -3740,6 +3933,7 @@
       <w:spacing w:after="0" w:line="240" w:lineRule="auto"/>
     </w:pPr>
     <w:rPr>
+      <w:rFonts w:eastAsia="黑体"/>
       <w:color w:themeColor="accent4" w:themeShade="BF" w:val="5F497A"/>
     </w:rPr>
     <w:tblPr>
@@ -3762,6 +3956,7 @@
         <w:spacing w:after="0" w:before="0" w:line="240" w:lineRule="auto"/>
       </w:pPr>
       <w:rPr>
+        <w:rFonts w:eastAsia="黑体"/>
         <w:b/>
         <w:bCs/>
       </w:rPr>
@@ -3782,6 +3977,7 @@
         <w:spacing w:after="0" w:before="0" w:line="240" w:lineRule="auto"/>
       </w:pPr>
       <w:rPr>
+        <w:rFonts w:eastAsia="黑体"/>
         <w:b/>
         <w:bCs/>
       </w:rPr>
@@ -3799,12 +3995,14 @@
     </w:tblStylePr>
     <w:tblStylePr w:type="firstCol">
       <w:rPr>
+        <w:rFonts w:eastAsia="黑体"/>
         <w:b/>
         <w:bCs/>
       </w:rPr>
     </w:tblStylePr>
     <w:tblStylePr w:type="lastCol">
       <w:rPr>
+        <w:rFonts w:eastAsia="黑体"/>
         <w:b/>
         <w:bCs/>
       </w:rPr>
@@ -3843,6 +4041,7 @@
       <w:spacing w:after="0" w:line="240" w:lineRule="auto"/>
     </w:pPr>
     <w:rPr>
+      <w:rFonts w:eastAsia="黑体"/>
       <w:color w:themeColor="accent5" w:themeShade="BF" w:val="31849B"/>
     </w:rPr>
     <w:tblPr>
@@ -3865,6 +4064,7 @@
         <w:spacing w:after="0" w:before="0" w:line="240" w:lineRule="auto"/>
       </w:pPr>
       <w:rPr>
+        <w:rFonts w:eastAsia="黑体"/>
         <w:b/>
         <w:bCs/>
       </w:rPr>
@@ -3885,6 +4085,7 @@
         <w:spacing w:after="0" w:before="0" w:line="240" w:lineRule="auto"/>
       </w:pPr>
       <w:rPr>
+        <w:rFonts w:eastAsia="黑体"/>
         <w:b/>
         <w:bCs/>
       </w:rPr>
@@ -3902,12 +4103,14 @@
     </w:tblStylePr>
     <w:tblStylePr w:type="firstCol">
       <w:rPr>
+        <w:rFonts w:eastAsia="黑体"/>
         <w:b/>
         <w:bCs/>
       </w:rPr>
     </w:tblStylePr>
     <w:tblStylePr w:type="lastCol">
       <w:rPr>
+        <w:rFonts w:eastAsia="黑体"/>
         <w:b/>
         <w:bCs/>
       </w:rPr>
@@ -3946,6 +4149,7 @@
       <w:spacing w:after="0" w:line="240" w:lineRule="auto"/>
     </w:pPr>
     <w:rPr>
+      <w:rFonts w:eastAsia="黑体"/>
       <w:color w:themeColor="accent6" w:themeShade="BF" w:val="E36C0A"/>
     </w:rPr>
     <w:tblPr>
@@ -3968,6 +4172,7 @@
         <w:spacing w:after="0" w:before="0" w:line="240" w:lineRule="auto"/>
       </w:pPr>
       <w:rPr>
+        <w:rFonts w:eastAsia="黑体"/>
         <w:b/>
         <w:bCs/>
       </w:rPr>
@@ -3988,6 +4193,7 @@
         <w:spacing w:after="0" w:before="0" w:line="240" w:lineRule="auto"/>
       </w:pPr>
       <w:rPr>
+        <w:rFonts w:eastAsia="黑体"/>
         <w:b/>
         <w:bCs/>
       </w:rPr>
@@ -4005,12 +4211,14 @@
     </w:tblStylePr>
     <w:tblStylePr w:type="firstCol">
       <w:rPr>
+        <w:rFonts w:eastAsia="黑体"/>
         <w:b/>
         <w:bCs/>
       </w:rPr>
     </w:tblStylePr>
     <w:tblStylePr w:type="lastCol">
       <w:rPr>
+        <w:rFonts w:eastAsia="黑体"/>
         <w:b/>
         <w:bCs/>
       </w:rPr>
@@ -4070,6 +4278,7 @@
         <w:spacing w:after="0" w:before="0" w:line="240" w:lineRule="auto"/>
       </w:pPr>
       <w:rPr>
+        <w:rFonts w:eastAsia="黑体"/>
         <w:b/>
         <w:bCs/>
         <w:color w:themeColor="background1" w:val="FFFFFF"/>
@@ -4084,6 +4293,7 @@
         <w:spacing w:after="0" w:before="0" w:line="240" w:lineRule="auto"/>
       </w:pPr>
       <w:rPr>
+        <w:rFonts w:eastAsia="黑体"/>
         <w:b/>
         <w:bCs/>
       </w:rPr>
@@ -4099,12 +4309,14 @@
     </w:tblStylePr>
     <w:tblStylePr w:type="firstCol">
       <w:rPr>
+        <w:rFonts w:eastAsia="黑体"/>
         <w:b/>
         <w:bCs/>
       </w:rPr>
     </w:tblStylePr>
     <w:tblStylePr w:type="lastCol">
       <w:rPr>
+        <w:rFonts w:eastAsia="黑体"/>
         <w:b/>
         <w:bCs/>
       </w:rPr>
@@ -4162,6 +4374,7 @@
         <w:spacing w:after="0" w:before="0" w:line="240" w:lineRule="auto"/>
       </w:pPr>
       <w:rPr>
+        <w:rFonts w:eastAsia="黑体"/>
         <w:b/>
         <w:bCs/>
         <w:color w:themeColor="background1" w:val="FFFFFF"/>
@@ -4176,6 +4389,7 @@
         <w:spacing w:after="0" w:before="0" w:line="240" w:lineRule="auto"/>
       </w:pPr>
       <w:rPr>
+        <w:rFonts w:eastAsia="黑体"/>
         <w:b/>
         <w:bCs/>
       </w:rPr>
@@ -4191,12 +4405,14 @@
     </w:tblStylePr>
     <w:tblStylePr w:type="firstCol">
       <w:rPr>
+        <w:rFonts w:eastAsia="黑体"/>
         <w:b/>
         <w:bCs/>
       </w:rPr>
     </w:tblStylePr>
     <w:tblStylePr w:type="lastCol">
       <w:rPr>
+        <w:rFonts w:eastAsia="黑体"/>
         <w:b/>
         <w:bCs/>
       </w:rPr>
@@ -4254,6 +4470,7 @@
         <w:spacing w:after="0" w:before="0" w:line="240" w:lineRule="auto"/>
       </w:pPr>
       <w:rPr>
+        <w:rFonts w:eastAsia="黑体"/>
         <w:b/>
         <w:bCs/>
         <w:color w:themeColor="background1" w:val="FFFFFF"/>
@@ -4268,6 +4485,7 @@
         <w:spacing w:after="0" w:before="0" w:line="240" w:lineRule="auto"/>
       </w:pPr>
       <w:rPr>
+        <w:rFonts w:eastAsia="黑体"/>
         <w:b/>
         <w:bCs/>
       </w:rPr>
@@ -4283,12 +4501,14 @@
     </w:tblStylePr>
     <w:tblStylePr w:type="firstCol">
       <w:rPr>
+        <w:rFonts w:eastAsia="黑体"/>
         <w:b/>
         <w:bCs/>
       </w:rPr>
     </w:tblStylePr>
     <w:tblStylePr w:type="lastCol">
       <w:rPr>
+        <w:rFonts w:eastAsia="黑体"/>
         <w:b/>
         <w:bCs/>
       </w:rPr>
@@ -4346,6 +4566,7 @@
         <w:spacing w:after="0" w:before="0" w:line="240" w:lineRule="auto"/>
       </w:pPr>
       <w:rPr>
+        <w:rFonts w:eastAsia="黑体"/>
         <w:b/>
         <w:bCs/>
         <w:color w:themeColor="background1" w:val="FFFFFF"/>
@@ -4360,6 +4581,7 @@
         <w:spacing w:after="0" w:before="0" w:line="240" w:lineRule="auto"/>
       </w:pPr>
       <w:rPr>
+        <w:rFonts w:eastAsia="黑体"/>
         <w:b/>
         <w:bCs/>
       </w:rPr>
@@ -4375,12 +4597,14 @@
     </w:tblStylePr>
     <w:tblStylePr w:type="firstCol">
       <w:rPr>
+        <w:rFonts w:eastAsia="黑体"/>
         <w:b/>
         <w:bCs/>
       </w:rPr>
     </w:tblStylePr>
     <w:tblStylePr w:type="lastCol">
       <w:rPr>
+        <w:rFonts w:eastAsia="黑体"/>
         <w:b/>
         <w:bCs/>
       </w:rPr>
@@ -4438,6 +4662,7 @@
         <w:spacing w:after="0" w:before="0" w:line="240" w:lineRule="auto"/>
       </w:pPr>
       <w:rPr>
+        <w:rFonts w:eastAsia="黑体"/>
         <w:b/>
         <w:bCs/>
         <w:color w:themeColor="background1" w:val="FFFFFF"/>
@@ -4452,6 +4677,7 @@
         <w:spacing w:after="0" w:before="0" w:line="240" w:lineRule="auto"/>
       </w:pPr>
       <w:rPr>
+        <w:rFonts w:eastAsia="黑体"/>
         <w:b/>
         <w:bCs/>
       </w:rPr>
@@ -4467,12 +4693,14 @@
     </w:tblStylePr>
     <w:tblStylePr w:type="firstCol">
       <w:rPr>
+        <w:rFonts w:eastAsia="黑体"/>
         <w:b/>
         <w:bCs/>
       </w:rPr>
     </w:tblStylePr>
     <w:tblStylePr w:type="lastCol">
       <w:rPr>
+        <w:rFonts w:eastAsia="黑体"/>
         <w:b/>
         <w:bCs/>
       </w:rPr>
@@ -4530,6 +4758,7 @@
         <w:spacing w:after="0" w:before="0" w:line="240" w:lineRule="auto"/>
       </w:pPr>
       <w:rPr>
+        <w:rFonts w:eastAsia="黑体"/>
         <w:b/>
         <w:bCs/>
         <w:color w:themeColor="background1" w:val="FFFFFF"/>
@@ -4544,6 +4773,7 @@
         <w:spacing w:after="0" w:before="0" w:line="240" w:lineRule="auto"/>
       </w:pPr>
       <w:rPr>
+        <w:rFonts w:eastAsia="黑体"/>
         <w:b/>
         <w:bCs/>
       </w:rPr>
@@ -4559,12 +4789,14 @@
     </w:tblStylePr>
     <w:tblStylePr w:type="firstCol">
       <w:rPr>
+        <w:rFonts w:eastAsia="黑体"/>
         <w:b/>
         <w:bCs/>
       </w:rPr>
     </w:tblStylePr>
     <w:tblStylePr w:type="lastCol">
       <w:rPr>
+        <w:rFonts w:eastAsia="黑体"/>
         <w:b/>
         <w:bCs/>
       </w:rPr>
@@ -4622,6 +4854,7 @@
         <w:spacing w:after="0" w:before="0" w:line="240" w:lineRule="auto"/>
       </w:pPr>
       <w:rPr>
+        <w:rFonts w:eastAsia="黑体"/>
         <w:b/>
         <w:bCs/>
         <w:color w:themeColor="background1" w:val="FFFFFF"/>
@@ -4636,6 +4869,7 @@
         <w:spacing w:after="0" w:before="0" w:line="240" w:lineRule="auto"/>
       </w:pPr>
       <w:rPr>
+        <w:rFonts w:eastAsia="黑体"/>
         <w:b/>
         <w:bCs/>
       </w:rPr>
@@ -4651,12 +4885,14 @@
     </w:tblStylePr>
     <w:tblStylePr w:type="firstCol">
       <w:rPr>
+        <w:rFonts w:eastAsia="黑体"/>
         <w:b/>
         <w:bCs/>
       </w:rPr>
     </w:tblStylePr>
     <w:tblStylePr w:type="lastCol">
       <w:rPr>
+        <w:rFonts w:eastAsia="黑体"/>
         <w:b/>
         <w:bCs/>
       </w:rPr>
@@ -4716,7 +4952,7 @@
         <w:spacing w:after="0" w:before="0" w:line="240" w:lineRule="auto"/>
       </w:pPr>
       <w:rPr>
-        <w:rFonts w:asciiTheme="majorHAnsi" w:cstheme="majorBidi" w:eastAsiaTheme="majorEastAsia" w:hAnsiTheme="majorHAnsi"/>
+        <w:rFonts w:asciiTheme="majorHAnsi" w:cstheme="majorBidi" w:hAnsiTheme="majorHAnsi" w:eastAsia="黑体"/>
         <w:b/>
         <w:bCs/>
       </w:rPr>
@@ -4737,7 +4973,7 @@
         <w:spacing w:after="0" w:before="0" w:line="240" w:lineRule="auto"/>
       </w:pPr>
       <w:rPr>
-        <w:rFonts w:asciiTheme="majorHAnsi" w:cstheme="majorBidi" w:eastAsiaTheme="majorEastAsia" w:hAnsiTheme="majorHAnsi"/>
+        <w:rFonts w:asciiTheme="majorHAnsi" w:cstheme="majorBidi" w:hAnsiTheme="majorHAnsi" w:eastAsia="黑体"/>
         <w:b/>
         <w:bCs/>
       </w:rPr>
@@ -4755,14 +4991,14 @@
     </w:tblStylePr>
     <w:tblStylePr w:type="firstCol">
       <w:rPr>
-        <w:rFonts w:asciiTheme="majorHAnsi" w:cstheme="majorBidi" w:eastAsiaTheme="majorEastAsia" w:hAnsiTheme="majorHAnsi"/>
+        <w:rFonts w:asciiTheme="majorHAnsi" w:cstheme="majorBidi" w:hAnsiTheme="majorHAnsi" w:eastAsia="黑体"/>
         <w:b/>
         <w:bCs/>
       </w:rPr>
     </w:tblStylePr>
     <w:tblStylePr w:type="lastCol">
       <w:rPr>
-        <w:rFonts w:asciiTheme="majorHAnsi" w:cstheme="majorBidi" w:eastAsiaTheme="majorEastAsia" w:hAnsiTheme="majorHAnsi"/>
+        <w:rFonts w:asciiTheme="majorHAnsi" w:cstheme="majorBidi" w:hAnsiTheme="majorHAnsi" w:eastAsia="黑体"/>
         <w:b/>
         <w:bCs/>
       </w:rPr>
@@ -4846,7 +5082,7 @@
         <w:spacing w:after="0" w:before="0" w:line="240" w:lineRule="auto"/>
       </w:pPr>
       <w:rPr>
-        <w:rFonts w:asciiTheme="majorHAnsi" w:cstheme="majorBidi" w:eastAsiaTheme="majorEastAsia" w:hAnsiTheme="majorHAnsi"/>
+        <w:rFonts w:asciiTheme="majorHAnsi" w:cstheme="majorBidi" w:hAnsiTheme="majorHAnsi" w:eastAsia="黑体"/>
         <w:b/>
         <w:bCs/>
       </w:rPr>
@@ -4867,7 +5103,7 @@
         <w:spacing w:after="0" w:before="0" w:line="240" w:lineRule="auto"/>
       </w:pPr>
       <w:rPr>
-        <w:rFonts w:asciiTheme="majorHAnsi" w:cstheme="majorBidi" w:eastAsiaTheme="majorEastAsia" w:hAnsiTheme="majorHAnsi"/>
+        <w:rFonts w:asciiTheme="majorHAnsi" w:cstheme="majorBidi" w:hAnsiTheme="majorHAnsi" w:eastAsia="黑体"/>
         <w:b/>
         <w:bCs/>
       </w:rPr>
@@ -4885,14 +5121,14 @@
     </w:tblStylePr>
     <w:tblStylePr w:type="firstCol">
       <w:rPr>
-        <w:rFonts w:asciiTheme="majorHAnsi" w:cstheme="majorBidi" w:eastAsiaTheme="majorEastAsia" w:hAnsiTheme="majorHAnsi"/>
+        <w:rFonts w:asciiTheme="majorHAnsi" w:cstheme="majorBidi" w:hAnsiTheme="majorHAnsi" w:eastAsia="黑体"/>
         <w:b/>
         <w:bCs/>
       </w:rPr>
     </w:tblStylePr>
     <w:tblStylePr w:type="lastCol">
       <w:rPr>
-        <w:rFonts w:asciiTheme="majorHAnsi" w:cstheme="majorBidi" w:eastAsiaTheme="majorEastAsia" w:hAnsiTheme="majorHAnsi"/>
+        <w:rFonts w:asciiTheme="majorHAnsi" w:cstheme="majorBidi" w:hAnsiTheme="majorHAnsi" w:eastAsia="黑体"/>
         <w:b/>
         <w:bCs/>
       </w:rPr>
@@ -4976,7 +5212,7 @@
         <w:spacing w:after="0" w:before="0" w:line="240" w:lineRule="auto"/>
       </w:pPr>
       <w:rPr>
-        <w:rFonts w:asciiTheme="majorHAnsi" w:cstheme="majorBidi" w:eastAsiaTheme="majorEastAsia" w:hAnsiTheme="majorHAnsi"/>
+        <w:rFonts w:asciiTheme="majorHAnsi" w:cstheme="majorBidi" w:hAnsiTheme="majorHAnsi" w:eastAsia="黑体"/>
         <w:b/>
         <w:bCs/>
       </w:rPr>
@@ -4997,7 +5233,7 @@
         <w:spacing w:after="0" w:before="0" w:line="240" w:lineRule="auto"/>
       </w:pPr>
       <w:rPr>
-        <w:rFonts w:asciiTheme="majorHAnsi" w:cstheme="majorBidi" w:eastAsiaTheme="majorEastAsia" w:hAnsiTheme="majorHAnsi"/>
+        <w:rFonts w:asciiTheme="majorHAnsi" w:cstheme="majorBidi" w:hAnsiTheme="majorHAnsi" w:eastAsia="黑体"/>
         <w:b/>
         <w:bCs/>
       </w:rPr>
@@ -5015,14 +5251,14 @@
     </w:tblStylePr>
     <w:tblStylePr w:type="firstCol">
       <w:rPr>
-        <w:rFonts w:asciiTheme="majorHAnsi" w:cstheme="majorBidi" w:eastAsiaTheme="majorEastAsia" w:hAnsiTheme="majorHAnsi"/>
+        <w:rFonts w:asciiTheme="majorHAnsi" w:cstheme="majorBidi" w:hAnsiTheme="majorHAnsi" w:eastAsia="黑体"/>
         <w:b/>
         <w:bCs/>
       </w:rPr>
     </w:tblStylePr>
     <w:tblStylePr w:type="lastCol">
       <w:rPr>
-        <w:rFonts w:asciiTheme="majorHAnsi" w:cstheme="majorBidi" w:eastAsiaTheme="majorEastAsia" w:hAnsiTheme="majorHAnsi"/>
+        <w:rFonts w:asciiTheme="majorHAnsi" w:cstheme="majorBidi" w:hAnsiTheme="majorHAnsi" w:eastAsia="黑体"/>
         <w:b/>
         <w:bCs/>
       </w:rPr>
@@ -5106,7 +5342,7 @@
         <w:spacing w:after="0" w:before="0" w:line="240" w:lineRule="auto"/>
       </w:pPr>
       <w:rPr>
-        <w:rFonts w:asciiTheme="majorHAnsi" w:cstheme="majorBidi" w:eastAsiaTheme="majorEastAsia" w:hAnsiTheme="majorHAnsi"/>
+        <w:rFonts w:asciiTheme="majorHAnsi" w:cstheme="majorBidi" w:hAnsiTheme="majorHAnsi" w:eastAsia="黑体"/>
         <w:b/>
         <w:bCs/>
       </w:rPr>
@@ -5127,7 +5363,7 @@
         <w:spacing w:after="0" w:before="0" w:line="240" w:lineRule="auto"/>
       </w:pPr>
       <w:rPr>
-        <w:rFonts w:asciiTheme="majorHAnsi" w:cstheme="majorBidi" w:eastAsiaTheme="majorEastAsia" w:hAnsiTheme="majorHAnsi"/>
+        <w:rFonts w:asciiTheme="majorHAnsi" w:cstheme="majorBidi" w:hAnsiTheme="majorHAnsi" w:eastAsia="黑体"/>
         <w:b/>
         <w:bCs/>
       </w:rPr>
@@ -5145,14 +5381,14 @@
     </w:tblStylePr>
     <w:tblStylePr w:type="firstCol">
       <w:rPr>
-        <w:rFonts w:asciiTheme="majorHAnsi" w:cstheme="majorBidi" w:eastAsiaTheme="majorEastAsia" w:hAnsiTheme="majorHAnsi"/>
+        <w:rFonts w:asciiTheme="majorHAnsi" w:cstheme="majorBidi" w:hAnsiTheme="majorHAnsi" w:eastAsia="黑体"/>
         <w:b/>
         <w:bCs/>
       </w:rPr>
     </w:tblStylePr>
     <w:tblStylePr w:type="lastCol">
       <w:rPr>
-        <w:rFonts w:asciiTheme="majorHAnsi" w:cstheme="majorBidi" w:eastAsiaTheme="majorEastAsia" w:hAnsiTheme="majorHAnsi"/>
+        <w:rFonts w:asciiTheme="majorHAnsi" w:cstheme="majorBidi" w:hAnsiTheme="majorHAnsi" w:eastAsia="黑体"/>
         <w:b/>
         <w:bCs/>
       </w:rPr>
@@ -5236,7 +5472,7 @@
         <w:spacing w:after="0" w:before="0" w:line="240" w:lineRule="auto"/>
       </w:pPr>
       <w:rPr>
-        <w:rFonts w:asciiTheme="majorHAnsi" w:cstheme="majorBidi" w:eastAsiaTheme="majorEastAsia" w:hAnsiTheme="majorHAnsi"/>
+        <w:rFonts w:asciiTheme="majorHAnsi" w:cstheme="majorBidi" w:hAnsiTheme="majorHAnsi" w:eastAsia="黑体"/>
         <w:b/>
         <w:bCs/>
       </w:rPr>
@@ -5257,7 +5493,7 @@
         <w:spacing w:after="0" w:before="0" w:line="240" w:lineRule="auto"/>
       </w:pPr>
       <w:rPr>
-        <w:rFonts w:asciiTheme="majorHAnsi" w:cstheme="majorBidi" w:eastAsiaTheme="majorEastAsia" w:hAnsiTheme="majorHAnsi"/>
+        <w:rFonts w:asciiTheme="majorHAnsi" w:cstheme="majorBidi" w:hAnsiTheme="majorHAnsi" w:eastAsia="黑体"/>
         <w:b/>
         <w:bCs/>
       </w:rPr>
@@ -5275,14 +5511,14 @@
     </w:tblStylePr>
     <w:tblStylePr w:type="firstCol">
       <w:rPr>
-        <w:rFonts w:asciiTheme="majorHAnsi" w:cstheme="majorBidi" w:eastAsiaTheme="majorEastAsia" w:hAnsiTheme="majorHAnsi"/>
+        <w:rFonts w:asciiTheme="majorHAnsi" w:cstheme="majorBidi" w:hAnsiTheme="majorHAnsi" w:eastAsia="黑体"/>
         <w:b/>
         <w:bCs/>
       </w:rPr>
     </w:tblStylePr>
     <w:tblStylePr w:type="lastCol">
       <w:rPr>
-        <w:rFonts w:asciiTheme="majorHAnsi" w:cstheme="majorBidi" w:eastAsiaTheme="majorEastAsia" w:hAnsiTheme="majorHAnsi"/>
+        <w:rFonts w:asciiTheme="majorHAnsi" w:cstheme="majorBidi" w:hAnsiTheme="majorHAnsi" w:eastAsia="黑体"/>
         <w:b/>
         <w:bCs/>
       </w:rPr>
@@ -5366,7 +5602,7 @@
         <w:spacing w:after="0" w:before="0" w:line="240" w:lineRule="auto"/>
       </w:pPr>
       <w:rPr>
-        <w:rFonts w:asciiTheme="majorHAnsi" w:cstheme="majorBidi" w:eastAsiaTheme="majorEastAsia" w:hAnsiTheme="majorHAnsi"/>
+        <w:rFonts w:asciiTheme="majorHAnsi" w:cstheme="majorBidi" w:hAnsiTheme="majorHAnsi" w:eastAsia="黑体"/>
         <w:b/>
         <w:bCs/>
       </w:rPr>
@@ -5387,7 +5623,7 @@
         <w:spacing w:after="0" w:before="0" w:line="240" w:lineRule="auto"/>
       </w:pPr>
       <w:rPr>
-        <w:rFonts w:asciiTheme="majorHAnsi" w:cstheme="majorBidi" w:eastAsiaTheme="majorEastAsia" w:hAnsiTheme="majorHAnsi"/>
+        <w:rFonts w:asciiTheme="majorHAnsi" w:cstheme="majorBidi" w:hAnsiTheme="majorHAnsi" w:eastAsia="黑体"/>
         <w:b/>
         <w:bCs/>
       </w:rPr>
@@ -5405,14 +5641,14 @@
     </w:tblStylePr>
     <w:tblStylePr w:type="firstCol">
       <w:rPr>
-        <w:rFonts w:asciiTheme="majorHAnsi" w:cstheme="majorBidi" w:eastAsiaTheme="majorEastAsia" w:hAnsiTheme="majorHAnsi"/>
+        <w:rFonts w:asciiTheme="majorHAnsi" w:cstheme="majorBidi" w:hAnsiTheme="majorHAnsi" w:eastAsia="黑体"/>
         <w:b/>
         <w:bCs/>
       </w:rPr>
     </w:tblStylePr>
     <w:tblStylePr w:type="lastCol">
       <w:rPr>
-        <w:rFonts w:asciiTheme="majorHAnsi" w:cstheme="majorBidi" w:eastAsiaTheme="majorEastAsia" w:hAnsiTheme="majorHAnsi"/>
+        <w:rFonts w:asciiTheme="majorHAnsi" w:cstheme="majorBidi" w:hAnsiTheme="majorHAnsi" w:eastAsia="黑体"/>
         <w:b/>
         <w:bCs/>
       </w:rPr>
@@ -5496,7 +5732,7 @@
         <w:spacing w:after="0" w:before="0" w:line="240" w:lineRule="auto"/>
       </w:pPr>
       <w:rPr>
-        <w:rFonts w:asciiTheme="majorHAnsi" w:cstheme="majorBidi" w:eastAsiaTheme="majorEastAsia" w:hAnsiTheme="majorHAnsi"/>
+        <w:rFonts w:asciiTheme="majorHAnsi" w:cstheme="majorBidi" w:hAnsiTheme="majorHAnsi" w:eastAsia="黑体"/>
         <w:b/>
         <w:bCs/>
       </w:rPr>
@@ -5517,7 +5753,7 @@
         <w:spacing w:after="0" w:before="0" w:line="240" w:lineRule="auto"/>
       </w:pPr>
       <w:rPr>
-        <w:rFonts w:asciiTheme="majorHAnsi" w:cstheme="majorBidi" w:eastAsiaTheme="majorEastAsia" w:hAnsiTheme="majorHAnsi"/>
+        <w:rFonts w:asciiTheme="majorHAnsi" w:cstheme="majorBidi" w:hAnsiTheme="majorHAnsi" w:eastAsia="黑体"/>
         <w:b/>
         <w:bCs/>
       </w:rPr>
@@ -5535,14 +5771,14 @@
     </w:tblStylePr>
     <w:tblStylePr w:type="firstCol">
       <w:rPr>
-        <w:rFonts w:asciiTheme="majorHAnsi" w:cstheme="majorBidi" w:eastAsiaTheme="majorEastAsia" w:hAnsiTheme="majorHAnsi"/>
+        <w:rFonts w:asciiTheme="majorHAnsi" w:cstheme="majorBidi" w:hAnsiTheme="majorHAnsi" w:eastAsia="黑体"/>
         <w:b/>
         <w:bCs/>
       </w:rPr>
     </w:tblStylePr>
     <w:tblStylePr w:type="lastCol">
       <w:rPr>
-        <w:rFonts w:asciiTheme="majorHAnsi" w:cstheme="majorBidi" w:eastAsiaTheme="majorEastAsia" w:hAnsiTheme="majorHAnsi"/>
+        <w:rFonts w:asciiTheme="majorHAnsi" w:cstheme="majorBidi" w:hAnsiTheme="majorHAnsi" w:eastAsia="黑体"/>
         <w:b/>
         <w:bCs/>
       </w:rPr>
@@ -5625,6 +5861,7 @@
         <w:spacing w:after="0" w:before="0" w:line="240" w:lineRule="auto"/>
       </w:pPr>
       <w:rPr>
+        <w:rFonts w:eastAsia="黑体"/>
         <w:b/>
         <w:bCs/>
         <w:color w:themeColor="background1" w:val="FFFFFF"/>
@@ -5647,6 +5884,7 @@
         <w:spacing w:after="0" w:before="0" w:line="240" w:lineRule="auto"/>
       </w:pPr>
       <w:rPr>
+        <w:rFonts w:eastAsia="黑体"/>
         <w:b/>
         <w:bCs/>
       </w:rPr>
@@ -5664,12 +5902,14 @@
     </w:tblStylePr>
     <w:tblStylePr w:type="firstCol">
       <w:rPr>
+        <w:rFonts w:eastAsia="黑体"/>
         <w:b/>
         <w:bCs/>
       </w:rPr>
     </w:tblStylePr>
     <w:tblStylePr w:type="lastCol">
       <w:rPr>
+        <w:rFonts w:eastAsia="黑体"/>
         <w:b/>
         <w:bCs/>
       </w:rPr>
@@ -5731,6 +5971,7 @@
         <w:spacing w:after="0" w:before="0" w:line="240" w:lineRule="auto"/>
       </w:pPr>
       <w:rPr>
+        <w:rFonts w:eastAsia="黑体"/>
         <w:b/>
         <w:bCs/>
         <w:color w:themeColor="background1" w:val="FFFFFF"/>
@@ -5753,6 +5994,7 @@
         <w:spacing w:after="0" w:before="0" w:line="240" w:lineRule="auto"/>
       </w:pPr>
       <w:rPr>
+        <w:rFonts w:eastAsia="黑体"/>
         <w:b/>
         <w:bCs/>
       </w:rPr>
@@ -5770,12 +6012,14 @@
     </w:tblStylePr>
     <w:tblStylePr w:type="firstCol">
       <w:rPr>
+        <w:rFonts w:eastAsia="黑体"/>
         <w:b/>
         <w:bCs/>
       </w:rPr>
     </w:tblStylePr>
     <w:tblStylePr w:type="lastCol">
       <w:rPr>
+        <w:rFonts w:eastAsia="黑体"/>
         <w:b/>
         <w:bCs/>
       </w:rPr>
@@ -5837,6 +6081,7 @@
         <w:spacing w:after="0" w:before="0" w:line="240" w:lineRule="auto"/>
       </w:pPr>
       <w:rPr>
+        <w:rFonts w:eastAsia="黑体"/>
         <w:b/>
         <w:bCs/>
         <w:color w:themeColor="background1" w:val="FFFFFF"/>
@@ -5859,6 +6104,7 @@
         <w:spacing w:after="0" w:before="0" w:line="240" w:lineRule="auto"/>
       </w:pPr>
       <w:rPr>
+        <w:rFonts w:eastAsia="黑体"/>
         <w:b/>
         <w:bCs/>
       </w:rPr>
@@ -5876,12 +6122,14 @@
     </w:tblStylePr>
     <w:tblStylePr w:type="firstCol">
       <w:rPr>
+        <w:rFonts w:eastAsia="黑体"/>
         <w:b/>
         <w:bCs/>
       </w:rPr>
     </w:tblStylePr>
     <w:tblStylePr w:type="lastCol">
       <w:rPr>
+        <w:rFonts w:eastAsia="黑体"/>
         <w:b/>
         <w:bCs/>
       </w:rPr>
@@ -5943,6 +6191,7 @@
         <w:spacing w:after="0" w:before="0" w:line="240" w:lineRule="auto"/>
       </w:pPr>
       <w:rPr>
+        <w:rFonts w:eastAsia="黑体"/>
         <w:b/>
         <w:bCs/>
         <w:color w:themeColor="background1" w:val="FFFFFF"/>
@@ -5965,6 +6214,7 @@
         <w:spacing w:after="0" w:before="0" w:line="240" w:lineRule="auto"/>
       </w:pPr>
       <w:rPr>
+        <w:rFonts w:eastAsia="黑体"/>
         <w:b/>
         <w:bCs/>
       </w:rPr>
@@ -5982,12 +6232,14 @@
     </w:tblStylePr>
     <w:tblStylePr w:type="firstCol">
       <w:rPr>
+        <w:rFonts w:eastAsia="黑体"/>
         <w:b/>
         <w:bCs/>
       </w:rPr>
     </w:tblStylePr>
     <w:tblStylePr w:type="lastCol">
       <w:rPr>
+        <w:rFonts w:eastAsia="黑体"/>
         <w:b/>
         <w:bCs/>
       </w:rPr>
@@ -6049,6 +6301,7 @@
         <w:spacing w:after="0" w:before="0" w:line="240" w:lineRule="auto"/>
       </w:pPr>
       <w:rPr>
+        <w:rFonts w:eastAsia="黑体"/>
         <w:b/>
         <w:bCs/>
         <w:color w:themeColor="background1" w:val="FFFFFF"/>
@@ -6071,6 +6324,7 @@
         <w:spacing w:after="0" w:before="0" w:line="240" w:lineRule="auto"/>
       </w:pPr>
       <w:rPr>
+        <w:rFonts w:eastAsia="黑体"/>
         <w:b/>
         <w:bCs/>
       </w:rPr>
@@ -6088,12 +6342,14 @@
     </w:tblStylePr>
     <w:tblStylePr w:type="firstCol">
       <w:rPr>
+        <w:rFonts w:eastAsia="黑体"/>
         <w:b/>
         <w:bCs/>
       </w:rPr>
     </w:tblStylePr>
     <w:tblStylePr w:type="lastCol">
       <w:rPr>
+        <w:rFonts w:eastAsia="黑体"/>
         <w:b/>
         <w:bCs/>
       </w:rPr>
@@ -6155,6 +6411,7 @@
         <w:spacing w:after="0" w:before="0" w:line="240" w:lineRule="auto"/>
       </w:pPr>
       <w:rPr>
+        <w:rFonts w:eastAsia="黑体"/>
         <w:b/>
         <w:bCs/>
         <w:color w:themeColor="background1" w:val="FFFFFF"/>
@@ -6177,6 +6434,7 @@
         <w:spacing w:after="0" w:before="0" w:line="240" w:lineRule="auto"/>
       </w:pPr>
       <w:rPr>
+        <w:rFonts w:eastAsia="黑体"/>
         <w:b/>
         <w:bCs/>
       </w:rPr>
@@ -6194,12 +6452,14 @@
     </w:tblStylePr>
     <w:tblStylePr w:type="firstCol">
       <w:rPr>
+        <w:rFonts w:eastAsia="黑体"/>
         <w:b/>
         <w:bCs/>
       </w:rPr>
     </w:tblStylePr>
     <w:tblStylePr w:type="lastCol">
       <w:rPr>
+        <w:rFonts w:eastAsia="黑体"/>
         <w:b/>
         <w:bCs/>
       </w:rPr>
@@ -6261,6 +6521,7 @@
         <w:spacing w:after="0" w:before="0" w:line="240" w:lineRule="auto"/>
       </w:pPr>
       <w:rPr>
+        <w:rFonts w:eastAsia="黑体"/>
         <w:b/>
         <w:bCs/>
         <w:color w:themeColor="background1" w:val="FFFFFF"/>
@@ -6283,6 +6544,7 @@
         <w:spacing w:after="0" w:before="0" w:line="240" w:lineRule="auto"/>
       </w:pPr>
       <w:rPr>
+        <w:rFonts w:eastAsia="黑体"/>
         <w:b/>
         <w:bCs/>
       </w:rPr>
@@ -6300,12 +6562,14 @@
     </w:tblStylePr>
     <w:tblStylePr w:type="firstCol">
       <w:rPr>
+        <w:rFonts w:eastAsia="黑体"/>
         <w:b/>
         <w:bCs/>
       </w:rPr>
     </w:tblStylePr>
     <w:tblStylePr w:type="lastCol">
       <w:rPr>
+        <w:rFonts w:eastAsia="黑体"/>
         <w:b/>
         <w:bCs/>
       </w:rPr>
@@ -6364,6 +6628,7 @@
         <w:spacing w:after="0" w:before="0" w:line="240" w:lineRule="auto"/>
       </w:pPr>
       <w:rPr>
+        <w:rFonts w:eastAsia="黑体"/>
         <w:b/>
         <w:bCs/>
         <w:color w:themeColor="background1" w:val="FFFFFF"/>
@@ -6386,6 +6651,7 @@
         <w:spacing w:after="0" w:before="0" w:line="240" w:lineRule="auto"/>
       </w:pPr>
       <w:rPr>
+        <w:rFonts w:eastAsia="黑体"/>
         <w:color w:val="auto"/>
       </w:rPr>
       <w:tblPr/>
@@ -6403,6 +6669,7 @@
     </w:tblStylePr>
     <w:tblStylePr w:type="firstCol">
       <w:rPr>
+        <w:rFonts w:eastAsia="黑体"/>
         <w:b/>
         <w:bCs/>
         <w:color w:themeColor="background1" w:val="FFFFFF"/>
@@ -6422,6 +6689,7 @@
     </w:tblStylePr>
     <w:tblStylePr w:type="lastCol">
       <w:rPr>
+        <w:rFonts w:eastAsia="黑体"/>
         <w:b/>
         <w:bCs/>
         <w:color w:themeColor="background1" w:val="FFFFFF"/>
@@ -6470,6 +6738,7 @@
     </w:tblStylePr>
     <w:tblStylePr w:type="nwCell">
       <w:rPr>
+        <w:rFonts w:eastAsia="黑体"/>
         <w:color w:themeColor="background1" w:val="FFFFFF"/>
       </w:rPr>
       <w:tblPr/>
@@ -6513,6 +6782,7 @@
         <w:spacing w:after="0" w:before="0" w:line="240" w:lineRule="auto"/>
       </w:pPr>
       <w:rPr>
+        <w:rFonts w:eastAsia="黑体"/>
         <w:b/>
         <w:bCs/>
         <w:color w:themeColor="background1" w:val="FFFFFF"/>
@@ -6535,6 +6805,7 @@
         <w:spacing w:after="0" w:before="0" w:line="240" w:lineRule="auto"/>
       </w:pPr>
       <w:rPr>
+        <w:rFonts w:eastAsia="黑体"/>
         <w:color w:val="auto"/>
       </w:rPr>
       <w:tblPr/>
@@ -6552,6 +6823,7 @@
     </w:tblStylePr>
     <w:tblStylePr w:type="firstCol">
       <w:rPr>
+        <w:rFonts w:eastAsia="黑体"/>
         <w:b/>
         <w:bCs/>
         <w:color w:themeColor="background1" w:val="FFFFFF"/>
@@ -6571,6 +6843,7 @@
     </w:tblStylePr>
     <w:tblStylePr w:type="lastCol">
       <w:rPr>
+        <w:rFonts w:eastAsia="黑体"/>
         <w:b/>
         <w:bCs/>
         <w:color w:themeColor="background1" w:val="FFFFFF"/>
@@ -6619,6 +6892,7 @@
     </w:tblStylePr>
     <w:tblStylePr w:type="nwCell">
       <w:rPr>
+        <w:rFonts w:eastAsia="黑体"/>
         <w:color w:themeColor="background1" w:val="FFFFFF"/>
       </w:rPr>
       <w:tblPr/>
@@ -6662,6 +6936,7 @@
         <w:spacing w:after="0" w:before="0" w:line="240" w:lineRule="auto"/>
       </w:pPr>
       <w:rPr>
+        <w:rFonts w:eastAsia="黑体"/>
         <w:b/>
         <w:bCs/>
         <w:color w:themeColor="background1" w:val="FFFFFF"/>
@@ -6684,6 +6959,7 @@
         <w:spacing w:after="0" w:before="0" w:line="240" w:lineRule="auto"/>
       </w:pPr>
       <w:rPr>
+        <w:rFonts w:eastAsia="黑体"/>
         <w:color w:val="auto"/>
       </w:rPr>
       <w:tblPr/>
@@ -6701,6 +6977,7 @@
     </w:tblStylePr>
     <w:tblStylePr w:type="firstCol">
       <w:rPr>
+        <w:rFonts w:eastAsia="黑体"/>
         <w:b/>
         <w:bCs/>
         <w:color w:themeColor="background1" w:val="FFFFFF"/>
@@ -6720,6 +6997,7 @@
     </w:tblStylePr>
     <w:tblStylePr w:type="lastCol">
       <w:rPr>
+        <w:rFonts w:eastAsia="黑体"/>
         <w:b/>
         <w:bCs/>
         <w:color w:themeColor="background1" w:val="FFFFFF"/>
@@ -6768,6 +7046,7 @@
     </w:tblStylePr>
     <w:tblStylePr w:type="nwCell">
       <w:rPr>
+        <w:rFonts w:eastAsia="黑体"/>
         <w:color w:themeColor="background1" w:val="FFFFFF"/>
       </w:rPr>
       <w:tblPr/>
@@ -6811,6 +7090,7 @@
         <w:spacing w:after="0" w:before="0" w:line="240" w:lineRule="auto"/>
       </w:pPr>
       <w:rPr>
+        <w:rFonts w:eastAsia="黑体"/>
         <w:b/>
         <w:bCs/>
         <w:color w:themeColor="background1" w:val="FFFFFF"/>
@@ -6833,6 +7113,7 @@
         <w:spacing w:after="0" w:before="0" w:line="240" w:lineRule="auto"/>
       </w:pPr>
       <w:rPr>
+        <w:rFonts w:eastAsia="黑体"/>
         <w:color w:val="auto"/>
       </w:rPr>
       <w:tblPr/>
@@ -6850,6 +7131,7 @@
     </w:tblStylePr>
     <w:tblStylePr w:type="firstCol">
       <w:rPr>
+        <w:rFonts w:eastAsia="黑体"/>
         <w:b/>
         <w:bCs/>
         <w:color w:themeColor="background1" w:val="FFFFFF"/>
@@ -6869,6 +7151,7 @@
     </w:tblStylePr>
     <w:tblStylePr w:type="lastCol">
       <w:rPr>
+        <w:rFonts w:eastAsia="黑体"/>
         <w:b/>
         <w:bCs/>
         <w:color w:themeColor="background1" w:val="FFFFFF"/>
@@ -6917,6 +7200,7 @@
     </w:tblStylePr>
     <w:tblStylePr w:type="nwCell">
       <w:rPr>
+        <w:rFonts w:eastAsia="黑体"/>
         <w:color w:themeColor="background1" w:val="FFFFFF"/>
       </w:rPr>
       <w:tblPr/>
@@ -6960,6 +7244,7 @@
         <w:spacing w:after="0" w:before="0" w:line="240" w:lineRule="auto"/>
       </w:pPr>
       <w:rPr>
+        <w:rFonts w:eastAsia="黑体"/>
         <w:b/>
         <w:bCs/>
         <w:color w:themeColor="background1" w:val="FFFFFF"/>
@@ -6982,6 +7267,7 @@
         <w:spacing w:after="0" w:before="0" w:line="240" w:lineRule="auto"/>
       </w:pPr>
       <w:rPr>
+        <w:rFonts w:eastAsia="黑体"/>
         <w:color w:val="auto"/>
       </w:rPr>
       <w:tblPr/>
@@ -6999,6 +7285,7 @@
     </w:tblStylePr>
     <w:tblStylePr w:type="firstCol">
       <w:rPr>
+        <w:rFonts w:eastAsia="黑体"/>
         <w:b/>
         <w:bCs/>
         <w:color w:themeColor="background1" w:val="FFFFFF"/>
@@ -7018,6 +7305,7 @@
     </w:tblStylePr>
     <w:tblStylePr w:type="lastCol">
       <w:rPr>
+        <w:rFonts w:eastAsia="黑体"/>
         <w:b/>
         <w:bCs/>
         <w:color w:themeColor="background1" w:val="FFFFFF"/>
@@ -7066,6 +7354,7 @@
     </w:tblStylePr>
     <w:tblStylePr w:type="nwCell">
       <w:rPr>
+        <w:rFonts w:eastAsia="黑体"/>
         <w:color w:themeColor="background1" w:val="FFFFFF"/>
       </w:rPr>
       <w:tblPr/>
@@ -7109,6 +7398,7 @@
         <w:spacing w:after="0" w:before="0" w:line="240" w:lineRule="auto"/>
       </w:pPr>
       <w:rPr>
+        <w:rFonts w:eastAsia="黑体"/>
         <w:b/>
         <w:bCs/>
         <w:color w:themeColor="background1" w:val="FFFFFF"/>
@@ -7131,6 +7421,7 @@
         <w:spacing w:after="0" w:before="0" w:line="240" w:lineRule="auto"/>
       </w:pPr>
       <w:rPr>
+        <w:rFonts w:eastAsia="黑体"/>
         <w:color w:val="auto"/>
       </w:rPr>
       <w:tblPr/>
@@ -7148,6 +7439,7 @@
     </w:tblStylePr>
     <w:tblStylePr w:type="firstCol">
       <w:rPr>
+        <w:rFonts w:eastAsia="黑体"/>
         <w:b/>
         <w:bCs/>
         <w:color w:themeColor="background1" w:val="FFFFFF"/>
@@ -7167,6 +7459,7 @@
     </w:tblStylePr>
     <w:tblStylePr w:type="lastCol">
       <w:rPr>
+        <w:rFonts w:eastAsia="黑体"/>
         <w:b/>
         <w:bCs/>
         <w:color w:themeColor="background1" w:val="FFFFFF"/>
@@ -7215,6 +7508,7 @@
     </w:tblStylePr>
     <w:tblStylePr w:type="nwCell">
       <w:rPr>
+        <w:rFonts w:eastAsia="黑体"/>
         <w:color w:themeColor="background1" w:val="FFFFFF"/>
       </w:rPr>
       <w:tblPr/>
@@ -7258,6 +7552,7 @@
         <w:spacing w:after="0" w:before="0" w:line="240" w:lineRule="auto"/>
       </w:pPr>
       <w:rPr>
+        <w:rFonts w:eastAsia="黑体"/>
         <w:b/>
         <w:bCs/>
         <w:color w:themeColor="background1" w:val="FFFFFF"/>
@@ -7280,6 +7575,7 @@
         <w:spacing w:after="0" w:before="0" w:line="240" w:lineRule="auto"/>
       </w:pPr>
       <w:rPr>
+        <w:rFonts w:eastAsia="黑体"/>
         <w:color w:val="auto"/>
       </w:rPr>
       <w:tblPr/>
@@ -7297,6 +7593,7 @@
     </w:tblStylePr>
     <w:tblStylePr w:type="firstCol">
       <w:rPr>
+        <w:rFonts w:eastAsia="黑体"/>
         <w:b/>
         <w:bCs/>
         <w:color w:themeColor="background1" w:val="FFFFFF"/>
@@ -7316,6 +7613,7 @@
     </w:tblStylePr>
     <w:tblStylePr w:type="lastCol">
       <w:rPr>
+        <w:rFonts w:eastAsia="黑体"/>
         <w:b/>
         <w:bCs/>
         <w:color w:themeColor="background1" w:val="FFFFFF"/>
@@ -7364,6 +7662,7 @@
     </w:tblStylePr>
     <w:tblStylePr w:type="nwCell">
       <w:rPr>
+        <w:rFonts w:eastAsia="黑体"/>
         <w:color w:themeColor="background1" w:val="FFFFFF"/>
       </w:rPr>
       <w:tblPr/>
@@ -7388,6 +7687,7 @@
       <w:spacing w:after="0" w:line="240" w:lineRule="auto"/>
     </w:pPr>
     <w:rPr>
+      <w:rFonts w:eastAsia="黑体"/>
       <w:color w:themeColor="text1" w:val="000000"/>
     </w:rPr>
     <w:tblPr>
@@ -7407,7 +7707,7 @@
     </w:tblPr>
     <w:tblStylePr w:type="firstRow">
       <w:rPr>
-        <w:rFonts w:asciiTheme="majorHAnsi" w:cstheme="majorBidi" w:eastAsiaTheme="majorEastAsia" w:hAnsiTheme="majorHAnsi"/>
+        <w:rFonts w:asciiTheme="majorHAnsi" w:cstheme="majorBidi" w:hAnsiTheme="majorHAnsi" w:eastAsia="黑体"/>
       </w:rPr>
       <w:tblPr/>
       <w:tcPr>
@@ -7419,6 +7719,7 @@
     </w:tblStylePr>
     <w:tblStylePr w:type="lastRow">
       <w:rPr>
+        <w:rFonts w:eastAsia="黑体"/>
         <w:b/>
         <w:bCs/>
         <w:color w:themeColor="text2" w:val="1F497D"/>
@@ -7433,12 +7734,14 @@
     </w:tblStylePr>
     <w:tblStylePr w:type="firstCol">
       <w:rPr>
+        <w:rFonts w:eastAsia="黑体"/>
         <w:b/>
         <w:bCs/>
       </w:rPr>
     </w:tblStylePr>
     <w:tblStylePr w:type="lastCol">
       <w:rPr>
+        <w:rFonts w:eastAsia="黑体"/>
         <w:b/>
         <w:bCs/>
       </w:rPr>
@@ -7472,6 +7775,7 @@
       <w:spacing w:after="0" w:line="240" w:lineRule="auto"/>
     </w:pPr>
     <w:rPr>
+      <w:rFonts w:eastAsia="黑体"/>
       <w:color w:themeColor="text1" w:val="000000"/>
     </w:rPr>
     <w:tblPr>
@@ -7491,7 +7795,7 @@
     </w:tblPr>
     <w:tblStylePr w:type="firstRow">
       <w:rPr>
-        <w:rFonts w:asciiTheme="majorHAnsi" w:cstheme="majorBidi" w:eastAsiaTheme="majorEastAsia" w:hAnsiTheme="majorHAnsi"/>
+        <w:rFonts w:asciiTheme="majorHAnsi" w:cstheme="majorBidi" w:hAnsiTheme="majorHAnsi" w:eastAsia="黑体"/>
       </w:rPr>
       <w:tblPr/>
       <w:tcPr>
@@ -7503,6 +7807,7 @@
     </w:tblStylePr>
     <w:tblStylePr w:type="lastRow">
       <w:rPr>
+        <w:rFonts w:eastAsia="黑体"/>
         <w:b/>
         <w:bCs/>
         <w:color w:themeColor="text2" w:val="1F497D"/>
@@ -7517,12 +7822,14 @@
     </w:tblStylePr>
     <w:tblStylePr w:type="firstCol">
       <w:rPr>
+        <w:rFonts w:eastAsia="黑体"/>
         <w:b/>
         <w:bCs/>
       </w:rPr>
     </w:tblStylePr>
     <w:tblStylePr w:type="lastCol">
       <w:rPr>
+        <w:rFonts w:eastAsia="黑体"/>
         <w:b/>
         <w:bCs/>
       </w:rPr>
@@ -7556,6 +7863,7 @@
       <w:spacing w:after="0" w:line="240" w:lineRule="auto"/>
     </w:pPr>
     <w:rPr>
+      <w:rFonts w:eastAsia="黑体"/>
       <w:color w:themeColor="text1" w:val="000000"/>
     </w:rPr>
     <w:tblPr>
@@ -7575,7 +7883,7 @@
     </w:tblPr>
     <w:tblStylePr w:type="firstRow">
       <w:rPr>
-        <w:rFonts w:asciiTheme="majorHAnsi" w:cstheme="majorBidi" w:eastAsiaTheme="majorEastAsia" w:hAnsiTheme="majorHAnsi"/>
+        <w:rFonts w:asciiTheme="majorHAnsi" w:cstheme="majorBidi" w:hAnsiTheme="majorHAnsi" w:eastAsia="黑体"/>
       </w:rPr>
       <w:tblPr/>
       <w:tcPr>
@@ -7587,6 +7895,7 @@
     </w:tblStylePr>
     <w:tblStylePr w:type="lastRow">
       <w:rPr>
+        <w:rFonts w:eastAsia="黑体"/>
         <w:b/>
         <w:bCs/>
         <w:color w:themeColor="text2" w:val="1F497D"/>
@@ -7601,12 +7910,14 @@
     </w:tblStylePr>
     <w:tblStylePr w:type="firstCol">
       <w:rPr>
+        <w:rFonts w:eastAsia="黑体"/>
         <w:b/>
         <w:bCs/>
       </w:rPr>
     </w:tblStylePr>
     <w:tblStylePr w:type="lastCol">
       <w:rPr>
+        <w:rFonts w:eastAsia="黑体"/>
         <w:b/>
         <w:bCs/>
       </w:rPr>
@@ -7640,6 +7951,7 @@
       <w:spacing w:after="0" w:line="240" w:lineRule="auto"/>
     </w:pPr>
     <w:rPr>
+      <w:rFonts w:eastAsia="黑体"/>
       <w:color w:themeColor="text1" w:val="000000"/>
     </w:rPr>
     <w:tblPr>
@@ -7659,7 +7971,7 @@
     </w:tblPr>
     <w:tblStylePr w:type="firstRow">
       <w:rPr>
-        <w:rFonts w:asciiTheme="majorHAnsi" w:cstheme="majorBidi" w:eastAsiaTheme="majorEastAsia" w:hAnsiTheme="majorHAnsi"/>
+        <w:rFonts w:asciiTheme="majorHAnsi" w:cstheme="majorBidi" w:hAnsiTheme="majorHAnsi" w:eastAsia="黑体"/>
       </w:rPr>
       <w:tblPr/>
       <w:tcPr>
@@ -7671,6 +7983,7 @@
     </w:tblStylePr>
     <w:tblStylePr w:type="lastRow">
       <w:rPr>
+        <w:rFonts w:eastAsia="黑体"/>
         <w:b/>
         <w:bCs/>
         <w:color w:themeColor="text2" w:val="1F497D"/>
@@ -7685,12 +7998,14 @@
     </w:tblStylePr>
     <w:tblStylePr w:type="firstCol">
       <w:rPr>
+        <w:rFonts w:eastAsia="黑体"/>
         <w:b/>
         <w:bCs/>
       </w:rPr>
     </w:tblStylePr>
     <w:tblStylePr w:type="lastCol">
       <w:rPr>
+        <w:rFonts w:eastAsia="黑体"/>
         <w:b/>
         <w:bCs/>
       </w:rPr>
@@ -7724,6 +8039,7 @@
       <w:spacing w:after="0" w:line="240" w:lineRule="auto"/>
     </w:pPr>
     <w:rPr>
+      <w:rFonts w:eastAsia="黑体"/>
       <w:color w:themeColor="text1" w:val="000000"/>
     </w:rPr>
     <w:tblPr>
@@ -7743,7 +8059,7 @@
     </w:tblPr>
     <w:tblStylePr w:type="firstRow">
       <w:rPr>
-        <w:rFonts w:asciiTheme="majorHAnsi" w:cstheme="majorBidi" w:eastAsiaTheme="majorEastAsia" w:hAnsiTheme="majorHAnsi"/>
+        <w:rFonts w:asciiTheme="majorHAnsi" w:cstheme="majorBidi" w:hAnsiTheme="majorHAnsi" w:eastAsia="黑体"/>
       </w:rPr>
       <w:tblPr/>
       <w:tcPr>
@@ -7755,6 +8071,7 @@
     </w:tblStylePr>
     <w:tblStylePr w:type="lastRow">
       <w:rPr>
+        <w:rFonts w:eastAsia="黑体"/>
         <w:b/>
         <w:bCs/>
         <w:color w:themeColor="text2" w:val="1F497D"/>
@@ -7769,12 +8086,14 @@
     </w:tblStylePr>
     <w:tblStylePr w:type="firstCol">
       <w:rPr>
+        <w:rFonts w:eastAsia="黑体"/>
         <w:b/>
         <w:bCs/>
       </w:rPr>
     </w:tblStylePr>
     <w:tblStylePr w:type="lastCol">
       <w:rPr>
+        <w:rFonts w:eastAsia="黑体"/>
         <w:b/>
         <w:bCs/>
       </w:rPr>
@@ -7808,6 +8127,7 @@
       <w:spacing w:after="0" w:line="240" w:lineRule="auto"/>
     </w:pPr>
     <w:rPr>
+      <w:rFonts w:eastAsia="黑体"/>
       <w:color w:themeColor="text1" w:val="000000"/>
     </w:rPr>
     <w:tblPr>
@@ -7827,7 +8147,7 @@
     </w:tblPr>
     <w:tblStylePr w:type="firstRow">
       <w:rPr>
-        <w:rFonts w:asciiTheme="majorHAnsi" w:cstheme="majorBidi" w:eastAsiaTheme="majorEastAsia" w:hAnsiTheme="majorHAnsi"/>
+        <w:rFonts w:asciiTheme="majorHAnsi" w:cstheme="majorBidi" w:hAnsiTheme="majorHAnsi" w:eastAsia="黑体"/>
       </w:rPr>
       <w:tblPr/>
       <w:tcPr>
@@ -7839,6 +8159,7 @@
     </w:tblStylePr>
     <w:tblStylePr w:type="lastRow">
       <w:rPr>
+        <w:rFonts w:eastAsia="黑体"/>
         <w:b/>
         <w:bCs/>
         <w:color w:themeColor="text2" w:val="1F497D"/>
@@ -7853,12 +8174,14 @@
     </w:tblStylePr>
     <w:tblStylePr w:type="firstCol">
       <w:rPr>
+        <w:rFonts w:eastAsia="黑体"/>
         <w:b/>
         <w:bCs/>
       </w:rPr>
     </w:tblStylePr>
     <w:tblStylePr w:type="lastCol">
       <w:rPr>
+        <w:rFonts w:eastAsia="黑体"/>
         <w:b/>
         <w:bCs/>
       </w:rPr>
@@ -7892,6 +8215,7 @@
       <w:spacing w:after="0" w:line="240" w:lineRule="auto"/>
     </w:pPr>
     <w:rPr>
+      <w:rFonts w:eastAsia="黑体"/>
       <w:color w:themeColor="text1" w:val="000000"/>
     </w:rPr>
     <w:tblPr>
@@ -7911,7 +8235,7 @@
     </w:tblPr>
     <w:tblStylePr w:type="firstRow">
       <w:rPr>
-        <w:rFonts w:asciiTheme="majorHAnsi" w:cstheme="majorBidi" w:eastAsiaTheme="majorEastAsia" w:hAnsiTheme="majorHAnsi"/>
+        <w:rFonts w:asciiTheme="majorHAnsi" w:cstheme="majorBidi" w:hAnsiTheme="majorHAnsi" w:eastAsia="黑体"/>
       </w:rPr>
       <w:tblPr/>
       <w:tcPr>
@@ -7923,6 +8247,7 @@
     </w:tblStylePr>
     <w:tblStylePr w:type="lastRow">
       <w:rPr>
+        <w:rFonts w:eastAsia="黑体"/>
         <w:b/>
         <w:bCs/>
         <w:color w:themeColor="text2" w:val="1F497D"/>
@@ -7937,12 +8262,14 @@
     </w:tblStylePr>
     <w:tblStylePr w:type="firstCol">
       <w:rPr>
+        <w:rFonts w:eastAsia="黑体"/>
         <w:b/>
         <w:bCs/>
       </w:rPr>
     </w:tblStylePr>
     <w:tblStylePr w:type="lastCol">
       <w:rPr>
+        <w:rFonts w:eastAsia="黑体"/>
         <w:b/>
         <w:bCs/>
       </w:rPr>
@@ -7976,7 +8303,7 @@
       <w:spacing w:after="0" w:line="240" w:lineRule="auto"/>
     </w:pPr>
     <w:rPr>
-      <w:rFonts w:asciiTheme="majorHAnsi" w:cstheme="majorBidi" w:eastAsiaTheme="majorEastAsia" w:hAnsiTheme="majorHAnsi"/>
+      <w:rFonts w:asciiTheme="majorHAnsi" w:cstheme="majorBidi" w:hAnsiTheme="majorHAnsi" w:eastAsia="黑体"/>
       <w:color w:themeColor="text1" w:val="000000"/>
     </w:rPr>
     <w:tblPr>
@@ -7998,6 +8325,7 @@
     </w:tblPr>
     <w:tblStylePr w:type="firstRow">
       <w:rPr>
+        <w:rFonts w:eastAsia="黑体"/>
         <w:sz w:val="24"/>
         <w:szCs w:val="24"/>
       </w:rPr>
@@ -8104,7 +8432,7 @@
       <w:spacing w:after="0" w:line="240" w:lineRule="auto"/>
     </w:pPr>
     <w:rPr>
-      <w:rFonts w:asciiTheme="majorHAnsi" w:cstheme="majorBidi" w:eastAsiaTheme="majorEastAsia" w:hAnsiTheme="majorHAnsi"/>
+      <w:rFonts w:asciiTheme="majorHAnsi" w:cstheme="majorBidi" w:hAnsiTheme="majorHAnsi" w:eastAsia="黑体"/>
       <w:color w:themeColor="text1" w:val="000000"/>
     </w:rPr>
     <w:tblPr>
@@ -8126,6 +8454,7 @@
     </w:tblPr>
     <w:tblStylePr w:type="firstRow">
       <w:rPr>
+        <w:rFonts w:eastAsia="黑体"/>
         <w:sz w:val="24"/>
         <w:szCs w:val="24"/>
       </w:rPr>
@@ -8232,7 +8561,7 @@
       <w:spacing w:after="0" w:line="240" w:lineRule="auto"/>
     </w:pPr>
     <w:rPr>
-      <w:rFonts w:asciiTheme="majorHAnsi" w:cstheme="majorBidi" w:eastAsiaTheme="majorEastAsia" w:hAnsiTheme="majorHAnsi"/>
+      <w:rFonts w:asciiTheme="majorHAnsi" w:cstheme="majorBidi" w:hAnsiTheme="majorHAnsi" w:eastAsia="黑体"/>
       <w:color w:themeColor="text1" w:val="000000"/>
     </w:rPr>
     <w:tblPr>
@@ -8254,6 +8583,7 @@
     </w:tblPr>
     <w:tblStylePr w:type="firstRow">
       <w:rPr>
+        <w:rFonts w:eastAsia="黑体"/>
         <w:sz w:val="24"/>
         <w:szCs w:val="24"/>
       </w:rPr>
@@ -8360,7 +8690,7 @@
       <w:spacing w:after="0" w:line="240" w:lineRule="auto"/>
     </w:pPr>
     <w:rPr>
-      <w:rFonts w:asciiTheme="majorHAnsi" w:cstheme="majorBidi" w:eastAsiaTheme="majorEastAsia" w:hAnsiTheme="majorHAnsi"/>
+      <w:rFonts w:asciiTheme="majorHAnsi" w:cstheme="majorBidi" w:hAnsiTheme="majorHAnsi" w:eastAsia="黑体"/>
       <w:color w:themeColor="text1" w:val="000000"/>
     </w:rPr>
     <w:tblPr>
@@ -8382,6 +8712,7 @@
     </w:tblPr>
     <w:tblStylePr w:type="firstRow">
       <w:rPr>
+        <w:rFonts w:eastAsia="黑体"/>
         <w:sz w:val="24"/>
         <w:szCs w:val="24"/>
       </w:rPr>
@@ -8488,7 +8819,7 @@
       <w:spacing w:after="0" w:line="240" w:lineRule="auto"/>
     </w:pPr>
     <w:rPr>
-      <w:rFonts w:asciiTheme="majorHAnsi" w:cstheme="majorBidi" w:eastAsiaTheme="majorEastAsia" w:hAnsiTheme="majorHAnsi"/>
+      <w:rFonts w:asciiTheme="majorHAnsi" w:cstheme="majorBidi" w:hAnsiTheme="majorHAnsi" w:eastAsia="黑体"/>
       <w:color w:themeColor="text1" w:val="000000"/>
     </w:rPr>
     <w:tblPr>
@@ -8510,6 +8841,7 @@
     </w:tblPr>
     <w:tblStylePr w:type="firstRow">
       <w:rPr>
+        <w:rFonts w:eastAsia="黑体"/>
         <w:sz w:val="24"/>
         <w:szCs w:val="24"/>
       </w:rPr>
@@ -8616,7 +8948,7 @@
       <w:spacing w:after="0" w:line="240" w:lineRule="auto"/>
     </w:pPr>
     <w:rPr>
-      <w:rFonts w:asciiTheme="majorHAnsi" w:cstheme="majorBidi" w:eastAsiaTheme="majorEastAsia" w:hAnsiTheme="majorHAnsi"/>
+      <w:rFonts w:asciiTheme="majorHAnsi" w:cstheme="majorBidi" w:hAnsiTheme="majorHAnsi" w:eastAsia="黑体"/>
       <w:color w:themeColor="text1" w:val="000000"/>
     </w:rPr>
     <w:tblPr>
@@ -8638,6 +8970,7 @@
     </w:tblPr>
     <w:tblStylePr w:type="firstRow">
       <w:rPr>
+        <w:rFonts w:eastAsia="黑体"/>
         <w:sz w:val="24"/>
         <w:szCs w:val="24"/>
       </w:rPr>
@@ -8744,7 +9077,7 @@
       <w:spacing w:after="0" w:line="240" w:lineRule="auto"/>
     </w:pPr>
     <w:rPr>
-      <w:rFonts w:asciiTheme="majorHAnsi" w:cstheme="majorBidi" w:eastAsiaTheme="majorEastAsia" w:hAnsiTheme="majorHAnsi"/>
+      <w:rFonts w:asciiTheme="majorHAnsi" w:cstheme="majorBidi" w:hAnsiTheme="majorHAnsi" w:eastAsia="黑体"/>
       <w:color w:themeColor="text1" w:val="000000"/>
     </w:rPr>
     <w:tblPr>
@@ -8766,6 +9099,7 @@
     </w:tblPr>
     <w:tblStylePr w:type="firstRow">
       <w:rPr>
+        <w:rFonts w:eastAsia="黑体"/>
         <w:sz w:val="24"/>
         <w:szCs w:val="24"/>
       </w:rPr>
@@ -8895,12 +9229,14 @@
     </w:tcPr>
     <w:tblStylePr w:type="firstRow">
       <w:rPr>
+        <w:rFonts w:eastAsia="黑体"/>
         <w:b/>
         <w:bCs/>
       </w:rPr>
     </w:tblStylePr>
     <w:tblStylePr w:type="lastRow">
       <w:rPr>
+        <w:rFonts w:eastAsia="黑体"/>
         <w:b/>
         <w:bCs/>
       </w:rPr>
@@ -8913,12 +9249,14 @@
     </w:tblStylePr>
     <w:tblStylePr w:type="firstCol">
       <w:rPr>
+        <w:rFonts w:eastAsia="黑体"/>
         <w:b/>
         <w:bCs/>
       </w:rPr>
     </w:tblStylePr>
     <w:tblStylePr w:type="lastCol">
       <w:rPr>
+        <w:rFonts w:eastAsia="黑体"/>
         <w:b/>
         <w:bCs/>
       </w:rPr>
@@ -8968,12 +9306,14 @@
     </w:tcPr>
     <w:tblStylePr w:type="firstRow">
       <w:rPr>
+        <w:rFonts w:eastAsia="黑体"/>
         <w:b/>
         <w:bCs/>
       </w:rPr>
     </w:tblStylePr>
     <w:tblStylePr w:type="lastRow">
       <w:rPr>
+        <w:rFonts w:eastAsia="黑体"/>
         <w:b/>
         <w:bCs/>
       </w:rPr>
@@ -8986,12 +9326,14 @@
     </w:tblStylePr>
     <w:tblStylePr w:type="firstCol">
       <w:rPr>
+        <w:rFonts w:eastAsia="黑体"/>
         <w:b/>
         <w:bCs/>
       </w:rPr>
     </w:tblStylePr>
     <w:tblStylePr w:type="lastCol">
       <w:rPr>
+        <w:rFonts w:eastAsia="黑体"/>
         <w:b/>
         <w:bCs/>
       </w:rPr>
@@ -9041,12 +9383,14 @@
     </w:tcPr>
     <w:tblStylePr w:type="firstRow">
       <w:rPr>
+        <w:rFonts w:eastAsia="黑体"/>
         <w:b/>
         <w:bCs/>
       </w:rPr>
     </w:tblStylePr>
     <w:tblStylePr w:type="lastRow">
       <w:rPr>
+        <w:rFonts w:eastAsia="黑体"/>
         <w:b/>
         <w:bCs/>
       </w:rPr>
@@ -9059,12 +9403,14 @@
     </w:tblStylePr>
     <w:tblStylePr w:type="firstCol">
       <w:rPr>
+        <w:rFonts w:eastAsia="黑体"/>
         <w:b/>
         <w:bCs/>
       </w:rPr>
     </w:tblStylePr>
     <w:tblStylePr w:type="lastCol">
       <w:rPr>
+        <w:rFonts w:eastAsia="黑体"/>
         <w:b/>
         <w:bCs/>
       </w:rPr>
@@ -9114,12 +9460,14 @@
     </w:tcPr>
     <w:tblStylePr w:type="firstRow">
       <w:rPr>
+        <w:rFonts w:eastAsia="黑体"/>
         <w:b/>
         <w:bCs/>
       </w:rPr>
     </w:tblStylePr>
     <w:tblStylePr w:type="lastRow">
       <w:rPr>
+        <w:rFonts w:eastAsia="黑体"/>
         <w:b/>
         <w:bCs/>
       </w:rPr>
@@ -9132,12 +9480,14 @@
     </w:tblStylePr>
     <w:tblStylePr w:type="firstCol">
       <w:rPr>
+        <w:rFonts w:eastAsia="黑体"/>
         <w:b/>
         <w:bCs/>
       </w:rPr>
     </w:tblStylePr>
     <w:tblStylePr w:type="lastCol">
       <w:rPr>
+        <w:rFonts w:eastAsia="黑体"/>
         <w:b/>
         <w:bCs/>
       </w:rPr>
@@ -9187,12 +9537,14 @@
     </w:tcPr>
     <w:tblStylePr w:type="firstRow">
       <w:rPr>
+        <w:rFonts w:eastAsia="黑体"/>
         <w:b/>
         <w:bCs/>
       </w:rPr>
     </w:tblStylePr>
     <w:tblStylePr w:type="lastRow">
       <w:rPr>
+        <w:rFonts w:eastAsia="黑体"/>
         <w:b/>
         <w:bCs/>
       </w:rPr>
@@ -9205,12 +9557,14 @@
     </w:tblStylePr>
     <w:tblStylePr w:type="firstCol">
       <w:rPr>
+        <w:rFonts w:eastAsia="黑体"/>
         <w:b/>
         <w:bCs/>
       </w:rPr>
     </w:tblStylePr>
     <w:tblStylePr w:type="lastCol">
       <w:rPr>
+        <w:rFonts w:eastAsia="黑体"/>
         <w:b/>
         <w:bCs/>
       </w:rPr>
@@ -9260,12 +9614,14 @@
     </w:tcPr>
     <w:tblStylePr w:type="firstRow">
       <w:rPr>
+        <w:rFonts w:eastAsia="黑体"/>
         <w:b/>
         <w:bCs/>
       </w:rPr>
     </w:tblStylePr>
     <w:tblStylePr w:type="lastRow">
       <w:rPr>
+        <w:rFonts w:eastAsia="黑体"/>
         <w:b/>
         <w:bCs/>
       </w:rPr>
@@ -9278,12 +9634,14 @@
     </w:tblStylePr>
     <w:tblStylePr w:type="firstCol">
       <w:rPr>
+        <w:rFonts w:eastAsia="黑体"/>
         <w:b/>
         <w:bCs/>
       </w:rPr>
     </w:tblStylePr>
     <w:tblStylePr w:type="lastCol">
       <w:rPr>
+        <w:rFonts w:eastAsia="黑体"/>
         <w:b/>
         <w:bCs/>
       </w:rPr>
@@ -9333,12 +9691,14 @@
     </w:tcPr>
     <w:tblStylePr w:type="firstRow">
       <w:rPr>
+        <w:rFonts w:eastAsia="黑体"/>
         <w:b/>
         <w:bCs/>
       </w:rPr>
     </w:tblStylePr>
     <w:tblStylePr w:type="lastRow">
       <w:rPr>
+        <w:rFonts w:eastAsia="黑体"/>
         <w:b/>
         <w:bCs/>
       </w:rPr>
@@ -9351,12 +9711,14 @@
     </w:tblStylePr>
     <w:tblStylePr w:type="firstCol">
       <w:rPr>
+        <w:rFonts w:eastAsia="黑体"/>
         <w:b/>
         <w:bCs/>
       </w:rPr>
     </w:tblStylePr>
     <w:tblStylePr w:type="lastCol">
       <w:rPr>
+        <w:rFonts w:eastAsia="黑体"/>
         <w:b/>
         <w:bCs/>
       </w:rPr>
@@ -9383,7 +9745,7 @@
       <w:spacing w:after="0" w:line="240" w:lineRule="auto"/>
     </w:pPr>
     <w:rPr>
-      <w:rFonts w:asciiTheme="majorHAnsi" w:cstheme="majorBidi" w:eastAsiaTheme="majorEastAsia" w:hAnsiTheme="majorHAnsi"/>
+      <w:rFonts w:asciiTheme="majorHAnsi" w:cstheme="majorBidi" w:hAnsiTheme="majorHAnsi" w:eastAsia="黑体"/>
       <w:color w:themeColor="text1" w:val="000000"/>
     </w:rPr>
     <w:tblPr>
@@ -9410,6 +9772,7 @@
     </w:tcPr>
     <w:tblStylePr w:type="firstRow">
       <w:rPr>
+        <w:rFonts w:eastAsia="黑体"/>
         <w:b/>
         <w:bCs/>
         <w:color w:themeColor="text1" w:val="000000"/>
@@ -9421,6 +9784,7 @@
     </w:tblStylePr>
     <w:tblStylePr w:type="lastRow">
       <w:rPr>
+        <w:rFonts w:eastAsia="黑体"/>
         <w:b/>
         <w:bCs/>
         <w:color w:themeColor="text1" w:val="000000"/>
@@ -9440,6 +9804,7 @@
     </w:tblStylePr>
     <w:tblStylePr w:type="firstCol">
       <w:rPr>
+        <w:rFonts w:eastAsia="黑体"/>
         <w:b/>
         <w:bCs/>
         <w:color w:themeColor="text1" w:val="000000"/>
@@ -9459,6 +9824,7 @@
     </w:tblStylePr>
     <w:tblStylePr w:type="lastCol">
       <w:rPr>
+        <w:rFonts w:eastAsia="黑体"/>
         <w:b w:val="0"/>
         <w:bCs w:val="0"/>
         <w:color w:themeColor="text1" w:val="000000"/>
@@ -9508,7 +9874,7 @@
       <w:spacing w:after="0" w:line="240" w:lineRule="auto"/>
     </w:pPr>
     <w:rPr>
-      <w:rFonts w:asciiTheme="majorHAnsi" w:cstheme="majorBidi" w:eastAsiaTheme="majorEastAsia" w:hAnsiTheme="majorHAnsi"/>
+      <w:rFonts w:asciiTheme="majorHAnsi" w:cstheme="majorBidi" w:hAnsiTheme="majorHAnsi" w:eastAsia="黑体"/>
       <w:color w:themeColor="text1" w:val="000000"/>
     </w:rPr>
     <w:tblPr>
@@ -9535,6 +9901,7 @@
     </w:tcPr>
     <w:tblStylePr w:type="firstRow">
       <w:rPr>
+        <w:rFonts w:eastAsia="黑体"/>
         <w:b/>
         <w:bCs/>
         <w:color w:themeColor="text1" w:val="000000"/>
@@ -9546,6 +9913,7 @@
     </w:tblStylePr>
     <w:tblStylePr w:type="lastRow">
       <w:rPr>
+        <w:rFonts w:eastAsia="黑体"/>
         <w:b/>
         <w:bCs/>
         <w:color w:themeColor="text1" w:val="000000"/>
@@ -9565,6 +9933,7 @@
     </w:tblStylePr>
     <w:tblStylePr w:type="firstCol">
       <w:rPr>
+        <w:rFonts w:eastAsia="黑体"/>
         <w:b/>
         <w:bCs/>
         <w:color w:themeColor="text1" w:val="000000"/>
@@ -9584,6 +9953,7 @@
     </w:tblStylePr>
     <w:tblStylePr w:type="lastCol">
       <w:rPr>
+        <w:rFonts w:eastAsia="黑体"/>
         <w:b w:val="0"/>
         <w:bCs w:val="0"/>
         <w:color w:themeColor="text1" w:val="000000"/>
@@ -9633,7 +10003,7 @@
       <w:spacing w:after="0" w:line="240" w:lineRule="auto"/>
     </w:pPr>
     <w:rPr>
-      <w:rFonts w:asciiTheme="majorHAnsi" w:cstheme="majorBidi" w:eastAsiaTheme="majorEastAsia" w:hAnsiTheme="majorHAnsi"/>
+      <w:rFonts w:asciiTheme="majorHAnsi" w:cstheme="majorBidi" w:hAnsiTheme="majorHAnsi" w:eastAsia="黑体"/>
       <w:color w:themeColor="text1" w:val="000000"/>
     </w:rPr>
     <w:tblPr>
@@ -9660,6 +10030,7 @@
     </w:tcPr>
     <w:tblStylePr w:type="firstRow">
       <w:rPr>
+        <w:rFonts w:eastAsia="黑体"/>
         <w:b/>
         <w:bCs/>
         <w:color w:themeColor="text1" w:val="000000"/>
@@ -9671,6 +10042,7 @@
     </w:tblStylePr>
     <w:tblStylePr w:type="lastRow">
       <w:rPr>
+        <w:rFonts w:eastAsia="黑体"/>
         <w:b/>
         <w:bCs/>
         <w:color w:themeColor="text1" w:val="000000"/>
@@ -9690,6 +10062,7 @@
     </w:tblStylePr>
     <w:tblStylePr w:type="firstCol">
       <w:rPr>
+        <w:rFonts w:eastAsia="黑体"/>
         <w:b/>
         <w:bCs/>
         <w:color w:themeColor="text1" w:val="000000"/>
@@ -9709,6 +10082,7 @@
     </w:tblStylePr>
     <w:tblStylePr w:type="lastCol">
       <w:rPr>
+        <w:rFonts w:eastAsia="黑体"/>
         <w:b w:val="0"/>
         <w:bCs w:val="0"/>
         <w:color w:themeColor="text1" w:val="000000"/>
@@ -9758,7 +10132,7 @@
       <w:spacing w:after="0" w:line="240" w:lineRule="auto"/>
     </w:pPr>
     <w:rPr>
-      <w:rFonts w:asciiTheme="majorHAnsi" w:cstheme="majorBidi" w:eastAsiaTheme="majorEastAsia" w:hAnsiTheme="majorHAnsi"/>
+      <w:rFonts w:asciiTheme="majorHAnsi" w:cstheme="majorBidi" w:hAnsiTheme="majorHAnsi" w:eastAsia="黑体"/>
       <w:color w:themeColor="text1" w:val="000000"/>
     </w:rPr>
     <w:tblPr>
@@ -9785,6 +10159,7 @@
     </w:tcPr>
     <w:tblStylePr w:type="firstRow">
       <w:rPr>
+        <w:rFonts w:eastAsia="黑体"/>
         <w:b/>
         <w:bCs/>
         <w:color w:themeColor="text1" w:val="000000"/>
@@ -9796,6 +10171,7 @@
     </w:tblStylePr>
     <w:tblStylePr w:type="lastRow">
       <w:rPr>
+        <w:rFonts w:eastAsia="黑体"/>
         <w:b/>
         <w:bCs/>
         <w:color w:themeColor="text1" w:val="000000"/>
@@ -9815,6 +10191,7 @@
     </w:tblStylePr>
     <w:tblStylePr w:type="firstCol">
       <w:rPr>
+        <w:rFonts w:eastAsia="黑体"/>
         <w:b/>
         <w:bCs/>
         <w:color w:themeColor="text1" w:val="000000"/>
@@ -9834,6 +10211,7 @@
     </w:tblStylePr>
     <w:tblStylePr w:type="lastCol">
       <w:rPr>
+        <w:rFonts w:eastAsia="黑体"/>
         <w:b w:val="0"/>
         <w:bCs w:val="0"/>
         <w:color w:themeColor="text1" w:val="000000"/>
@@ -9883,7 +10261,7 @@
       <w:spacing w:after="0" w:line="240" w:lineRule="auto"/>
     </w:pPr>
     <w:rPr>
-      <w:rFonts w:asciiTheme="majorHAnsi" w:cstheme="majorBidi" w:eastAsiaTheme="majorEastAsia" w:hAnsiTheme="majorHAnsi"/>
+      <w:rFonts w:asciiTheme="majorHAnsi" w:cstheme="majorBidi" w:hAnsiTheme="majorHAnsi" w:eastAsia="黑体"/>
       <w:color w:themeColor="text1" w:val="000000"/>
     </w:rPr>
     <w:tblPr>
@@ -9910,6 +10288,7 @@
     </w:tcPr>
     <w:tblStylePr w:type="firstRow">
       <w:rPr>
+        <w:rFonts w:eastAsia="黑体"/>
         <w:b/>
         <w:bCs/>
         <w:color w:themeColor="text1" w:val="000000"/>
@@ -9921,6 +10300,7 @@
     </w:tblStylePr>
     <w:tblStylePr w:type="lastRow">
       <w:rPr>
+        <w:rFonts w:eastAsia="黑体"/>
         <w:b/>
         <w:bCs/>
         <w:color w:themeColor="text1" w:val="000000"/>
@@ -9940,6 +10320,7 @@
     </w:tblStylePr>
     <w:tblStylePr w:type="firstCol">
       <w:rPr>
+        <w:rFonts w:eastAsia="黑体"/>
         <w:b/>
         <w:bCs/>
         <w:color w:themeColor="text1" w:val="000000"/>
@@ -9959,6 +10340,7 @@
     </w:tblStylePr>
     <w:tblStylePr w:type="lastCol">
       <w:rPr>
+        <w:rFonts w:eastAsia="黑体"/>
         <w:b w:val="0"/>
         <w:bCs w:val="0"/>
         <w:color w:themeColor="text1" w:val="000000"/>
@@ -10008,7 +10390,7 @@
       <w:spacing w:after="0" w:line="240" w:lineRule="auto"/>
     </w:pPr>
     <w:rPr>
-      <w:rFonts w:asciiTheme="majorHAnsi" w:cstheme="majorBidi" w:eastAsiaTheme="majorEastAsia" w:hAnsiTheme="majorHAnsi"/>
+      <w:rFonts w:asciiTheme="majorHAnsi" w:cstheme="majorBidi" w:hAnsiTheme="majorHAnsi" w:eastAsia="黑体"/>
       <w:color w:themeColor="text1" w:val="000000"/>
     </w:rPr>
     <w:tblPr>
@@ -10035,6 +10417,7 @@
     </w:tcPr>
     <w:tblStylePr w:type="firstRow">
       <w:rPr>
+        <w:rFonts w:eastAsia="黑体"/>
         <w:b/>
         <w:bCs/>
         <w:color w:themeColor="text1" w:val="000000"/>
@@ -10046,6 +10429,7 @@
     </w:tblStylePr>
     <w:tblStylePr w:type="lastRow">
       <w:rPr>
+        <w:rFonts w:eastAsia="黑体"/>
         <w:b/>
         <w:bCs/>
         <w:color w:themeColor="text1" w:val="000000"/>
@@ -10065,6 +10449,7 @@
     </w:tblStylePr>
     <w:tblStylePr w:type="firstCol">
       <w:rPr>
+        <w:rFonts w:eastAsia="黑体"/>
         <w:b/>
         <w:bCs/>
         <w:color w:themeColor="text1" w:val="000000"/>
@@ -10084,6 +10469,7 @@
     </w:tblStylePr>
     <w:tblStylePr w:type="lastCol">
       <w:rPr>
+        <w:rFonts w:eastAsia="黑体"/>
         <w:b w:val="0"/>
         <w:bCs w:val="0"/>
         <w:color w:themeColor="text1" w:val="000000"/>
@@ -10133,7 +10519,7 @@
       <w:spacing w:after="0" w:line="240" w:lineRule="auto"/>
     </w:pPr>
     <w:rPr>
-      <w:rFonts w:asciiTheme="majorHAnsi" w:cstheme="majorBidi" w:eastAsiaTheme="majorEastAsia" w:hAnsiTheme="majorHAnsi"/>
+      <w:rFonts w:asciiTheme="majorHAnsi" w:cstheme="majorBidi" w:hAnsiTheme="majorHAnsi" w:eastAsia="黑体"/>
       <w:color w:themeColor="text1" w:val="000000"/>
     </w:rPr>
     <w:tblPr>
@@ -10160,6 +10546,7 @@
     </w:tcPr>
     <w:tblStylePr w:type="firstRow">
       <w:rPr>
+        <w:rFonts w:eastAsia="黑体"/>
         <w:b/>
         <w:bCs/>
         <w:color w:themeColor="text1" w:val="000000"/>
@@ -10171,6 +10558,7 @@
     </w:tblStylePr>
     <w:tblStylePr w:type="lastRow">
       <w:rPr>
+        <w:rFonts w:eastAsia="黑体"/>
         <w:b/>
         <w:bCs/>
         <w:color w:themeColor="text1" w:val="000000"/>
@@ -10190,6 +10578,7 @@
     </w:tblStylePr>
     <w:tblStylePr w:type="firstCol">
       <w:rPr>
+        <w:rFonts w:eastAsia="黑体"/>
         <w:b/>
         <w:bCs/>
         <w:color w:themeColor="text1" w:val="000000"/>
@@ -10209,6 +10598,7 @@
     </w:tblStylePr>
     <w:tblStylePr w:type="lastCol">
       <w:rPr>
+        <w:rFonts w:eastAsia="黑体"/>
         <w:b w:val="0"/>
         <w:bCs w:val="0"/>
         <w:color w:themeColor="text1" w:val="000000"/>
@@ -10281,6 +10671,7 @@
     </w:tcPr>
     <w:tblStylePr w:type="firstRow">
       <w:rPr>
+        <w:rFonts w:eastAsia="黑体"/>
         <w:b/>
         <w:bCs/>
         <w:i w:val="0"/>
@@ -10302,6 +10693,7 @@
     </w:tblStylePr>
     <w:tblStylePr w:type="lastRow">
       <w:rPr>
+        <w:rFonts w:eastAsia="黑体"/>
         <w:b/>
         <w:bCs/>
         <w:i w:val="0"/>
@@ -10323,6 +10715,7 @@
     </w:tblStylePr>
     <w:tblStylePr w:type="firstCol">
       <w:rPr>
+        <w:rFonts w:eastAsia="黑体"/>
         <w:b/>
         <w:bCs/>
         <w:i w:val="0"/>
@@ -10342,6 +10735,7 @@
     </w:tblStylePr>
     <w:tblStylePr w:type="lastCol">
       <w:rPr>
+        <w:rFonts w:eastAsia="黑体"/>
         <w:b/>
         <w:bCs/>
         <w:i w:val="0"/>
@@ -10422,6 +10816,7 @@
     </w:tcPr>
     <w:tblStylePr w:type="firstRow">
       <w:rPr>
+        <w:rFonts w:eastAsia="黑体"/>
         <w:b/>
         <w:bCs/>
         <w:i w:val="0"/>
@@ -10443,6 +10838,7 @@
     </w:tblStylePr>
     <w:tblStylePr w:type="lastRow">
       <w:rPr>
+        <w:rFonts w:eastAsia="黑体"/>
         <w:b/>
         <w:bCs/>
         <w:i w:val="0"/>
@@ -10464,6 +10860,7 @@
     </w:tblStylePr>
     <w:tblStylePr w:type="firstCol">
       <w:rPr>
+        <w:rFonts w:eastAsia="黑体"/>
         <w:b/>
         <w:bCs/>
         <w:i w:val="0"/>
@@ -10483,6 +10880,7 @@
     </w:tblStylePr>
     <w:tblStylePr w:type="lastCol">
       <w:rPr>
+        <w:rFonts w:eastAsia="黑体"/>
         <w:b/>
         <w:bCs/>
         <w:i w:val="0"/>
@@ -10563,6 +10961,7 @@
     </w:tcPr>
     <w:tblStylePr w:type="firstRow">
       <w:rPr>
+        <w:rFonts w:eastAsia="黑体"/>
         <w:b/>
         <w:bCs/>
         <w:i w:val="0"/>
@@ -10584,6 +10983,7 @@
     </w:tblStylePr>
     <w:tblStylePr w:type="lastRow">
       <w:rPr>
+        <w:rFonts w:eastAsia="黑体"/>
         <w:b/>
         <w:bCs/>
         <w:i w:val="0"/>
@@ -10605,6 +11005,7 @@
     </w:tblStylePr>
     <w:tblStylePr w:type="firstCol">
       <w:rPr>
+        <w:rFonts w:eastAsia="黑体"/>
         <w:b/>
         <w:bCs/>
         <w:i w:val="0"/>
@@ -10624,6 +11025,7 @@
     </w:tblStylePr>
     <w:tblStylePr w:type="lastCol">
       <w:rPr>
+        <w:rFonts w:eastAsia="黑体"/>
         <w:b/>
         <w:bCs/>
         <w:i w:val="0"/>
@@ -10704,6 +11106,7 @@
     </w:tcPr>
     <w:tblStylePr w:type="firstRow">
       <w:rPr>
+        <w:rFonts w:eastAsia="黑体"/>
         <w:b/>
         <w:bCs/>
         <w:i w:val="0"/>
@@ -10725,6 +11128,7 @@
     </w:tblStylePr>
     <w:tblStylePr w:type="lastRow">
       <w:rPr>
+        <w:rFonts w:eastAsia="黑体"/>
         <w:b/>
         <w:bCs/>
         <w:i w:val="0"/>
@@ -10746,6 +11150,7 @@
     </w:tblStylePr>
     <w:tblStylePr w:type="firstCol">
       <w:rPr>
+        <w:rFonts w:eastAsia="黑体"/>
         <w:b/>
         <w:bCs/>
         <w:i w:val="0"/>
@@ -10765,6 +11170,7 @@
     </w:tblStylePr>
     <w:tblStylePr w:type="lastCol">
       <w:rPr>
+        <w:rFonts w:eastAsia="黑体"/>
         <w:b/>
         <w:bCs/>
         <w:i w:val="0"/>
@@ -10845,6 +11251,7 @@
     </w:tcPr>
     <w:tblStylePr w:type="firstRow">
       <w:rPr>
+        <w:rFonts w:eastAsia="黑体"/>
         <w:b/>
         <w:bCs/>
         <w:i w:val="0"/>
@@ -10866,6 +11273,7 @@
     </w:tblStylePr>
     <w:tblStylePr w:type="lastRow">
       <w:rPr>
+        <w:rFonts w:eastAsia="黑体"/>
         <w:b/>
         <w:bCs/>
         <w:i w:val="0"/>
@@ -10887,6 +11295,7 @@
     </w:tblStylePr>
     <w:tblStylePr w:type="firstCol">
       <w:rPr>
+        <w:rFonts w:eastAsia="黑体"/>
         <w:b/>
         <w:bCs/>
         <w:i w:val="0"/>
@@ -10906,6 +11315,7 @@
     </w:tblStylePr>
     <w:tblStylePr w:type="lastCol">
       <w:rPr>
+        <w:rFonts w:eastAsia="黑体"/>
         <w:b/>
         <w:bCs/>
         <w:i w:val="0"/>
@@ -10986,6 +11396,7 @@
     </w:tcPr>
     <w:tblStylePr w:type="firstRow">
       <w:rPr>
+        <w:rFonts w:eastAsia="黑体"/>
         <w:b/>
         <w:bCs/>
         <w:i w:val="0"/>
@@ -11007,6 +11418,7 @@
     </w:tblStylePr>
     <w:tblStylePr w:type="lastRow">
       <w:rPr>
+        <w:rFonts w:eastAsia="黑体"/>
         <w:b/>
         <w:bCs/>
         <w:i w:val="0"/>
@@ -11028,6 +11440,7 @@
     </w:tblStylePr>
     <w:tblStylePr w:type="firstCol">
       <w:rPr>
+        <w:rFonts w:eastAsia="黑体"/>
         <w:b/>
         <w:bCs/>
         <w:i w:val="0"/>
@@ -11047,6 +11460,7 @@
     </w:tblStylePr>
     <w:tblStylePr w:type="lastCol">
       <w:rPr>
+        <w:rFonts w:eastAsia="黑体"/>
         <w:b/>
         <w:bCs/>
         <w:i w:val="0"/>
@@ -11127,6 +11541,7 @@
     </w:tcPr>
     <w:tblStylePr w:type="firstRow">
       <w:rPr>
+        <w:rFonts w:eastAsia="黑体"/>
         <w:b/>
         <w:bCs/>
         <w:i w:val="0"/>
@@ -11148,6 +11563,7 @@
     </w:tblStylePr>
     <w:tblStylePr w:type="lastRow">
       <w:rPr>
+        <w:rFonts w:eastAsia="黑体"/>
         <w:b/>
         <w:bCs/>
         <w:i w:val="0"/>
@@ -11169,6 +11585,7 @@
     </w:tblStylePr>
     <w:tblStylePr w:type="firstCol">
       <w:rPr>
+        <w:rFonts w:eastAsia="黑体"/>
         <w:b/>
         <w:bCs/>
         <w:i w:val="0"/>
@@ -11188,6 +11605,7 @@
     </w:tblStylePr>
     <w:tblStylePr w:type="lastCol">
       <w:rPr>
+        <w:rFonts w:eastAsia="黑体"/>
         <w:b/>
         <w:bCs/>
         <w:i w:val="0"/>
@@ -11245,6 +11663,7 @@
       <w:spacing w:after="0" w:line="240" w:lineRule="auto"/>
     </w:pPr>
     <w:rPr>
+      <w:rFonts w:eastAsia="黑体"/>
       <w:color w:themeColor="background1" w:val="FFFFFF"/>
     </w:rPr>
     <w:tblPr>
@@ -11263,6 +11682,7 @@
     </w:tcPr>
     <w:tblStylePr w:type="firstRow">
       <w:rPr>
+        <w:rFonts w:eastAsia="黑体"/>
         <w:b/>
         <w:bCs/>
       </w:rPr>
@@ -11359,6 +11779,7 @@
       <w:spacing w:after="0" w:line="240" w:lineRule="auto"/>
     </w:pPr>
     <w:rPr>
+      <w:rFonts w:eastAsia="黑体"/>
       <w:color w:themeColor="background1" w:val="FFFFFF"/>
     </w:rPr>
     <w:tblPr>
@@ -11377,6 +11798,7 @@
     </w:tcPr>
     <w:tblStylePr w:type="firstRow">
       <w:rPr>
+        <w:rFonts w:eastAsia="黑体"/>
         <w:b/>
         <w:bCs/>
       </w:rPr>
@@ -11473,6 +11895,7 @@
       <w:spacing w:after="0" w:line="240" w:lineRule="auto"/>
     </w:pPr>
     <w:rPr>
+      <w:rFonts w:eastAsia="黑体"/>
       <w:color w:themeColor="background1" w:val="FFFFFF"/>
     </w:rPr>
     <w:tblPr>
@@ -11491,6 +11914,7 @@
     </w:tcPr>
     <w:tblStylePr w:type="firstRow">
       <w:rPr>
+        <w:rFonts w:eastAsia="黑体"/>
         <w:b/>
         <w:bCs/>
       </w:rPr>
@@ -11587,6 +12011,7 @@
       <w:spacing w:after="0" w:line="240" w:lineRule="auto"/>
     </w:pPr>
     <w:rPr>
+      <w:rFonts w:eastAsia="黑体"/>
       <w:color w:themeColor="background1" w:val="FFFFFF"/>
     </w:rPr>
     <w:tblPr>
@@ -11605,6 +12030,7 @@
     </w:tcPr>
     <w:tblStylePr w:type="firstRow">
       <w:rPr>
+        <w:rFonts w:eastAsia="黑体"/>
         <w:b/>
         <w:bCs/>
       </w:rPr>
@@ -11701,6 +12127,7 @@
       <w:spacing w:after="0" w:line="240" w:lineRule="auto"/>
     </w:pPr>
     <w:rPr>
+      <w:rFonts w:eastAsia="黑体"/>
       <w:color w:themeColor="background1" w:val="FFFFFF"/>
     </w:rPr>
     <w:tblPr>
@@ -11719,6 +12146,7 @@
     </w:tcPr>
     <w:tblStylePr w:type="firstRow">
       <w:rPr>
+        <w:rFonts w:eastAsia="黑体"/>
         <w:b/>
         <w:bCs/>
       </w:rPr>
@@ -11815,6 +12243,7 @@
       <w:spacing w:after="0" w:line="240" w:lineRule="auto"/>
     </w:pPr>
     <w:rPr>
+      <w:rFonts w:eastAsia="黑体"/>
       <w:color w:themeColor="background1" w:val="FFFFFF"/>
     </w:rPr>
     <w:tblPr>
@@ -11833,6 +12262,7 @@
     </w:tcPr>
     <w:tblStylePr w:type="firstRow">
       <w:rPr>
+        <w:rFonts w:eastAsia="黑体"/>
         <w:b/>
         <w:bCs/>
       </w:rPr>
@@ -11929,6 +12359,7 @@
       <w:spacing w:after="0" w:line="240" w:lineRule="auto"/>
     </w:pPr>
     <w:rPr>
+      <w:rFonts w:eastAsia="黑体"/>
       <w:color w:themeColor="background1" w:val="FFFFFF"/>
     </w:rPr>
     <w:tblPr>
@@ -11947,6 +12378,7 @@
     </w:tcPr>
     <w:tblStylePr w:type="firstRow">
       <w:rPr>
+        <w:rFonts w:eastAsia="黑体"/>
         <w:b/>
         <w:bCs/>
       </w:rPr>
@@ -12043,6 +12475,7 @@
       <w:spacing w:after="0" w:line="240" w:lineRule="auto"/>
     </w:pPr>
     <w:rPr>
+      <w:rFonts w:eastAsia="黑体"/>
       <w:color w:themeColor="text1" w:val="000000"/>
     </w:rPr>
     <w:tblPr>
@@ -12069,6 +12502,7 @@
     </w:tcPr>
     <w:tblStylePr w:type="firstRow">
       <w:rPr>
+        <w:rFonts w:eastAsia="黑体"/>
         <w:b/>
         <w:bCs/>
       </w:rPr>
@@ -12087,6 +12521,7 @@
     </w:tblStylePr>
     <w:tblStylePr w:type="lastRow">
       <w:rPr>
+        <w:rFonts w:eastAsia="黑体"/>
         <w:b/>
         <w:bCs/>
         <w:color w:themeColor="background1" w:val="FFFFFF"/>
@@ -12101,6 +12536,7 @@
     </w:tblStylePr>
     <w:tblStylePr w:type="firstCol">
       <w:rPr>
+        <w:rFonts w:eastAsia="黑体"/>
         <w:color w:themeColor="background1" w:val="FFFFFF"/>
       </w:rPr>
       <w:tblPr/>
@@ -12118,6 +12554,7 @@
     </w:tblStylePr>
     <w:tblStylePr w:type="lastCol">
       <w:rPr>
+        <w:rFonts w:eastAsia="黑体"/>
         <w:color w:themeColor="background1" w:val="FFFFFF"/>
       </w:rPr>
       <w:tblPr/>
@@ -12147,11 +12584,13 @@
     </w:tblStylePr>
     <w:tblStylePr w:type="neCell">
       <w:rPr>
+        <w:rFonts w:eastAsia="黑体"/>
         <w:color w:themeColor="text1" w:val="000000"/>
       </w:rPr>
     </w:tblStylePr>
     <w:tblStylePr w:type="nwCell">
       <w:rPr>
+        <w:rFonts w:eastAsia="黑体"/>
         <w:color w:themeColor="text1" w:val="000000"/>
       </w:rPr>
     </w:tblStylePr>
@@ -12165,6 +12604,7 @@
       <w:spacing w:after="0" w:line="240" w:lineRule="auto"/>
     </w:pPr>
     <w:rPr>
+      <w:rFonts w:eastAsia="黑体"/>
       <w:color w:themeColor="text1" w:val="000000"/>
     </w:rPr>
     <w:tblPr>
@@ -12191,6 +12631,7 @@
     </w:tcPr>
     <w:tblStylePr w:type="firstRow">
       <w:rPr>
+        <w:rFonts w:eastAsia="黑体"/>
         <w:b/>
         <w:bCs/>
       </w:rPr>
@@ -12209,6 +12650,7 @@
     </w:tblStylePr>
     <w:tblStylePr w:type="lastRow">
       <w:rPr>
+        <w:rFonts w:eastAsia="黑体"/>
         <w:b/>
         <w:bCs/>
         <w:color w:themeColor="background1" w:val="FFFFFF"/>
@@ -12223,6 +12665,7 @@
     </w:tblStylePr>
     <w:tblStylePr w:type="firstCol">
       <w:rPr>
+        <w:rFonts w:eastAsia="黑体"/>
         <w:color w:themeColor="background1" w:val="FFFFFF"/>
       </w:rPr>
       <w:tblPr/>
@@ -12240,6 +12683,7 @@
     </w:tblStylePr>
     <w:tblStylePr w:type="lastCol">
       <w:rPr>
+        <w:rFonts w:eastAsia="黑体"/>
         <w:color w:themeColor="background1" w:val="FFFFFF"/>
       </w:rPr>
       <w:tblPr/>
@@ -12269,11 +12713,13 @@
     </w:tblStylePr>
     <w:tblStylePr w:type="neCell">
       <w:rPr>
+        <w:rFonts w:eastAsia="黑体"/>
         <w:color w:themeColor="text1" w:val="000000"/>
       </w:rPr>
     </w:tblStylePr>
     <w:tblStylePr w:type="nwCell">
       <w:rPr>
+        <w:rFonts w:eastAsia="黑体"/>
         <w:color w:themeColor="text1" w:val="000000"/>
       </w:rPr>
     </w:tblStylePr>
@@ -12287,6 +12733,7 @@
       <w:spacing w:after="0" w:line="240" w:lineRule="auto"/>
     </w:pPr>
     <w:rPr>
+      <w:rFonts w:eastAsia="黑体"/>
       <w:color w:themeColor="text1" w:val="000000"/>
     </w:rPr>
     <w:tblPr>
@@ -12313,6 +12760,7 @@
     </w:tcPr>
     <w:tblStylePr w:type="firstRow">
       <w:rPr>
+        <w:rFonts w:eastAsia="黑体"/>
         <w:b/>
         <w:bCs/>
       </w:rPr>
@@ -12331,6 +12779,7 @@
     </w:tblStylePr>
     <w:tblStylePr w:type="lastRow">
       <w:rPr>
+        <w:rFonts w:eastAsia="黑体"/>
         <w:b/>
         <w:bCs/>
         <w:color w:themeColor="background1" w:val="FFFFFF"/>
@@ -12345,6 +12794,7 @@
     </w:tblStylePr>
     <w:tblStylePr w:type="firstCol">
       <w:rPr>
+        <w:rFonts w:eastAsia="黑体"/>
         <w:color w:themeColor="background1" w:val="FFFFFF"/>
       </w:rPr>
       <w:tblPr/>
@@ -12362,6 +12812,7 @@
     </w:tblStylePr>
     <w:tblStylePr w:type="lastCol">
       <w:rPr>
+        <w:rFonts w:eastAsia="黑体"/>
         <w:color w:themeColor="background1" w:val="FFFFFF"/>
       </w:rPr>
       <w:tblPr/>
@@ -12391,11 +12842,13 @@
     </w:tblStylePr>
     <w:tblStylePr w:type="neCell">
       <w:rPr>
+        <w:rFonts w:eastAsia="黑体"/>
         <w:color w:themeColor="text1" w:val="000000"/>
       </w:rPr>
     </w:tblStylePr>
     <w:tblStylePr w:type="nwCell">
       <w:rPr>
+        <w:rFonts w:eastAsia="黑体"/>
         <w:color w:themeColor="text1" w:val="000000"/>
       </w:rPr>
     </w:tblStylePr>
@@ -12409,6 +12862,7 @@
       <w:spacing w:after="0" w:line="240" w:lineRule="auto"/>
     </w:pPr>
     <w:rPr>
+      <w:rFonts w:eastAsia="黑体"/>
       <w:color w:themeColor="text1" w:val="000000"/>
     </w:rPr>
     <w:tblPr>
@@ -12435,6 +12889,7 @@
     </w:tcPr>
     <w:tblStylePr w:type="firstRow">
       <w:rPr>
+        <w:rFonts w:eastAsia="黑体"/>
         <w:b/>
         <w:bCs/>
       </w:rPr>
@@ -12453,6 +12908,7 @@
     </w:tblStylePr>
     <w:tblStylePr w:type="lastRow">
       <w:rPr>
+        <w:rFonts w:eastAsia="黑体"/>
         <w:b/>
         <w:bCs/>
         <w:color w:themeColor="background1" w:val="FFFFFF"/>
@@ -12467,6 +12923,7 @@
     </w:tblStylePr>
     <w:tblStylePr w:type="firstCol">
       <w:rPr>
+        <w:rFonts w:eastAsia="黑体"/>
         <w:color w:themeColor="background1" w:val="FFFFFF"/>
       </w:rPr>
       <w:tblPr/>
@@ -12484,6 +12941,7 @@
     </w:tblStylePr>
     <w:tblStylePr w:type="lastCol">
       <w:rPr>
+        <w:rFonts w:eastAsia="黑体"/>
         <w:color w:themeColor="background1" w:val="FFFFFF"/>
       </w:rPr>
       <w:tblPr/>
@@ -12521,6 +12979,7 @@
       <w:spacing w:after="0" w:line="240" w:lineRule="auto"/>
     </w:pPr>
     <w:rPr>
+      <w:rFonts w:eastAsia="黑体"/>
       <w:color w:themeColor="text1" w:val="000000"/>
     </w:rPr>
     <w:tblPr>
@@ -12547,6 +13006,7 @@
     </w:tcPr>
     <w:tblStylePr w:type="firstRow">
       <w:rPr>
+        <w:rFonts w:eastAsia="黑体"/>
         <w:b/>
         <w:bCs/>
       </w:rPr>
@@ -12565,6 +13025,7 @@
     </w:tblStylePr>
     <w:tblStylePr w:type="lastRow">
       <w:rPr>
+        <w:rFonts w:eastAsia="黑体"/>
         <w:b/>
         <w:bCs/>
         <w:color w:themeColor="background1" w:val="FFFFFF"/>
@@ -12579,6 +13040,7 @@
     </w:tblStylePr>
     <w:tblStylePr w:type="firstCol">
       <w:rPr>
+        <w:rFonts w:eastAsia="黑体"/>
         <w:color w:themeColor="background1" w:val="FFFFFF"/>
       </w:rPr>
       <w:tblPr/>
@@ -12596,6 +13058,7 @@
     </w:tblStylePr>
     <w:tblStylePr w:type="lastCol">
       <w:rPr>
+        <w:rFonts w:eastAsia="黑体"/>
         <w:color w:themeColor="background1" w:val="FFFFFF"/>
       </w:rPr>
       <w:tblPr/>
@@ -12625,11 +13088,13 @@
     </w:tblStylePr>
     <w:tblStylePr w:type="neCell">
       <w:rPr>
+        <w:rFonts w:eastAsia="黑体"/>
         <w:color w:themeColor="text1" w:val="000000"/>
       </w:rPr>
     </w:tblStylePr>
     <w:tblStylePr w:type="nwCell">
       <w:rPr>
+        <w:rFonts w:eastAsia="黑体"/>
         <w:color w:themeColor="text1" w:val="000000"/>
       </w:rPr>
     </w:tblStylePr>
@@ -12643,6 +13108,7 @@
       <w:spacing w:after="0" w:line="240" w:lineRule="auto"/>
     </w:pPr>
     <w:rPr>
+      <w:rFonts w:eastAsia="黑体"/>
       <w:color w:themeColor="text1" w:val="000000"/>
     </w:rPr>
     <w:tblPr>
@@ -12669,6 +13135,7 @@
     </w:tcPr>
     <w:tblStylePr w:type="firstRow">
       <w:rPr>
+        <w:rFonts w:eastAsia="黑体"/>
         <w:b/>
         <w:bCs/>
       </w:rPr>
@@ -12687,6 +13154,7 @@
     </w:tblStylePr>
     <w:tblStylePr w:type="lastRow">
       <w:rPr>
+        <w:rFonts w:eastAsia="黑体"/>
         <w:b/>
         <w:bCs/>
         <w:color w:themeColor="background1" w:val="FFFFFF"/>
@@ -12701,6 +13169,7 @@
     </w:tblStylePr>
     <w:tblStylePr w:type="firstCol">
       <w:rPr>
+        <w:rFonts w:eastAsia="黑体"/>
         <w:color w:themeColor="background1" w:val="FFFFFF"/>
       </w:rPr>
       <w:tblPr/>
@@ -12718,6 +13187,7 @@
     </w:tblStylePr>
     <w:tblStylePr w:type="lastCol">
       <w:rPr>
+        <w:rFonts w:eastAsia="黑体"/>
         <w:color w:themeColor="background1" w:val="FFFFFF"/>
       </w:rPr>
       <w:tblPr/>
@@ -12747,11 +13217,13 @@
     </w:tblStylePr>
     <w:tblStylePr w:type="neCell">
       <w:rPr>
+        <w:rFonts w:eastAsia="黑体"/>
         <w:color w:themeColor="text1" w:val="000000"/>
       </w:rPr>
     </w:tblStylePr>
     <w:tblStylePr w:type="nwCell">
       <w:rPr>
+        <w:rFonts w:eastAsia="黑体"/>
         <w:color w:themeColor="text1" w:val="000000"/>
       </w:rPr>
     </w:tblStylePr>
@@ -12765,6 +13237,7 @@
       <w:spacing w:after="0" w:line="240" w:lineRule="auto"/>
     </w:pPr>
     <w:rPr>
+      <w:rFonts w:eastAsia="黑体"/>
       <w:color w:themeColor="text1" w:val="000000"/>
     </w:rPr>
     <w:tblPr>
@@ -12791,6 +13264,7 @@
     </w:tcPr>
     <w:tblStylePr w:type="firstRow">
       <w:rPr>
+        <w:rFonts w:eastAsia="黑体"/>
         <w:b/>
         <w:bCs/>
       </w:rPr>
@@ -12809,6 +13283,7 @@
     </w:tblStylePr>
     <w:tblStylePr w:type="lastRow">
       <w:rPr>
+        <w:rFonts w:eastAsia="黑体"/>
         <w:b/>
         <w:bCs/>
         <w:color w:themeColor="background1" w:val="FFFFFF"/>
@@ -12823,6 +13298,7 @@
     </w:tblStylePr>
     <w:tblStylePr w:type="firstCol">
       <w:rPr>
+        <w:rFonts w:eastAsia="黑体"/>
         <w:color w:themeColor="background1" w:val="FFFFFF"/>
       </w:rPr>
       <w:tblPr/>
@@ -12840,6 +13316,7 @@
     </w:tblStylePr>
     <w:tblStylePr w:type="lastCol">
       <w:rPr>
+        <w:rFonts w:eastAsia="黑体"/>
         <w:color w:themeColor="background1" w:val="FFFFFF"/>
       </w:rPr>
       <w:tblPr/>
@@ -12869,11 +13346,13 @@
     </w:tblStylePr>
     <w:tblStylePr w:type="neCell">
       <w:rPr>
+        <w:rFonts w:eastAsia="黑体"/>
         <w:color w:themeColor="text1" w:val="000000"/>
       </w:rPr>
     </w:tblStylePr>
     <w:tblStylePr w:type="nwCell">
       <w:rPr>
+        <w:rFonts w:eastAsia="黑体"/>
         <w:color w:themeColor="text1" w:val="000000"/>
       </w:rPr>
     </w:tblStylePr>
@@ -12887,6 +13366,7 @@
       <w:spacing w:after="0" w:line="240" w:lineRule="auto"/>
     </w:pPr>
     <w:rPr>
+      <w:rFonts w:eastAsia="黑体"/>
       <w:color w:themeColor="text1" w:val="000000"/>
     </w:rPr>
     <w:tblPr>
@@ -12905,6 +13385,7 @@
     </w:tcPr>
     <w:tblStylePr w:type="firstRow">
       <w:rPr>
+        <w:rFonts w:eastAsia="黑体"/>
         <w:b/>
         <w:bCs/>
         <w:color w:themeColor="background1" w:val="FFFFFF"/>
@@ -12919,6 +13400,7 @@
     </w:tblStylePr>
     <w:tblStylePr w:type="lastRow">
       <w:rPr>
+        <w:rFonts w:eastAsia="黑体"/>
         <w:b/>
         <w:bCs/>
         <w:color w:themeColor="accent2" w:themeShade="CC" w:val="9E3A38"/>
@@ -12933,12 +13415,14 @@
     </w:tblStylePr>
     <w:tblStylePr w:type="firstCol">
       <w:rPr>
+        <w:rFonts w:eastAsia="黑体"/>
         <w:b/>
         <w:bCs/>
       </w:rPr>
     </w:tblStylePr>
     <w:tblStylePr w:type="lastCol">
       <w:rPr>
+        <w:rFonts w:eastAsia="黑体"/>
         <w:b/>
         <w:bCs/>
       </w:rPr>
@@ -12973,6 +13457,7 @@
       <w:spacing w:after="0" w:line="240" w:lineRule="auto"/>
     </w:pPr>
     <w:rPr>
+      <w:rFonts w:eastAsia="黑体"/>
       <w:color w:themeColor="text1" w:val="000000"/>
     </w:rPr>
     <w:tblPr>
@@ -12991,6 +13476,7 @@
     </w:tcPr>
     <w:tblStylePr w:type="firstRow">
       <w:rPr>
+        <w:rFonts w:eastAsia="黑体"/>
         <w:b/>
         <w:bCs/>
         <w:color w:themeColor="background1" w:val="FFFFFF"/>
@@ -13005,6 +13491,7 @@
     </w:tblStylePr>
     <w:tblStylePr w:type="lastRow">
       <w:rPr>
+        <w:rFonts w:eastAsia="黑体"/>
         <w:b/>
         <w:bCs/>
         <w:color w:themeColor="accent2" w:themeShade="CC" w:val="9E3A38"/>
@@ -13019,12 +13506,14 @@
     </w:tblStylePr>
     <w:tblStylePr w:type="firstCol">
       <w:rPr>
+        <w:rFonts w:eastAsia="黑体"/>
         <w:b/>
         <w:bCs/>
       </w:rPr>
     </w:tblStylePr>
     <w:tblStylePr w:type="lastCol">
       <w:rPr>
+        <w:rFonts w:eastAsia="黑体"/>
         <w:b/>
         <w:bCs/>
       </w:rPr>
@@ -13059,6 +13548,7 @@
       <w:spacing w:after="0" w:line="240" w:lineRule="auto"/>
     </w:pPr>
     <w:rPr>
+      <w:rFonts w:eastAsia="黑体"/>
       <w:color w:themeColor="text1" w:val="000000"/>
     </w:rPr>
     <w:tblPr>
@@ -13077,6 +13567,7 @@
     </w:tcPr>
     <w:tblStylePr w:type="firstRow">
       <w:rPr>
+        <w:rFonts w:eastAsia="黑体"/>
         <w:b/>
         <w:bCs/>
         <w:color w:themeColor="background1" w:val="FFFFFF"/>
@@ -13091,6 +13582,7 @@
     </w:tblStylePr>
     <w:tblStylePr w:type="lastRow">
       <w:rPr>
+        <w:rFonts w:eastAsia="黑体"/>
         <w:b/>
         <w:bCs/>
         <w:color w:themeColor="accent2" w:themeShade="CC" w:val="9E3A38"/>
@@ -13105,12 +13597,14 @@
     </w:tblStylePr>
     <w:tblStylePr w:type="firstCol">
       <w:rPr>
+        <w:rFonts w:eastAsia="黑体"/>
         <w:b/>
         <w:bCs/>
       </w:rPr>
     </w:tblStylePr>
     <w:tblStylePr w:type="lastCol">
       <w:rPr>
+        <w:rFonts w:eastAsia="黑体"/>
         <w:b/>
         <w:bCs/>
       </w:rPr>
@@ -13145,6 +13639,7 @@
       <w:spacing w:after="0" w:line="240" w:lineRule="auto"/>
     </w:pPr>
     <w:rPr>
+      <w:rFonts w:eastAsia="黑体"/>
       <w:color w:themeColor="text1" w:val="000000"/>
     </w:rPr>
     <w:tblPr>
@@ -13163,6 +13658,7 @@
     </w:tcPr>
     <w:tblStylePr w:type="firstRow">
       <w:rPr>
+        <w:rFonts w:eastAsia="黑体"/>
         <w:b/>
         <w:bCs/>
         <w:color w:themeColor="background1" w:val="FFFFFF"/>
@@ -13177,6 +13673,7 @@
     </w:tblStylePr>
     <w:tblStylePr w:type="lastRow">
       <w:rPr>
+        <w:rFonts w:eastAsia="黑体"/>
         <w:b/>
         <w:bCs/>
         <w:color w:themeColor="accent4" w:themeShade="CC" w:val="664E82"/>
@@ -13191,12 +13688,14 @@
     </w:tblStylePr>
     <w:tblStylePr w:type="firstCol">
       <w:rPr>
+        <w:rFonts w:eastAsia="黑体"/>
         <w:b/>
         <w:bCs/>
       </w:rPr>
     </w:tblStylePr>
     <w:tblStylePr w:type="lastCol">
       <w:rPr>
+        <w:rFonts w:eastAsia="黑体"/>
         <w:b/>
         <w:bCs/>
       </w:rPr>
@@ -13231,6 +13730,7 @@
       <w:spacing w:after="0" w:line="240" w:lineRule="auto"/>
     </w:pPr>
     <w:rPr>
+      <w:rFonts w:eastAsia="黑体"/>
       <w:color w:themeColor="text1" w:val="000000"/>
     </w:rPr>
     <w:tblPr>
@@ -13249,6 +13749,7 @@
     </w:tcPr>
     <w:tblStylePr w:type="firstRow">
       <w:rPr>
+        <w:rFonts w:eastAsia="黑体"/>
         <w:b/>
         <w:bCs/>
         <w:color w:themeColor="background1" w:val="FFFFFF"/>
@@ -13263,6 +13764,7 @@
     </w:tblStylePr>
     <w:tblStylePr w:type="lastRow">
       <w:rPr>
+        <w:rFonts w:eastAsia="黑体"/>
         <w:b/>
         <w:bCs/>
         <w:color w:themeColor="accent3" w:themeShade="CC" w:val="7E9C40"/>
@@ -13277,12 +13779,14 @@
     </w:tblStylePr>
     <w:tblStylePr w:type="firstCol">
       <w:rPr>
+        <w:rFonts w:eastAsia="黑体"/>
         <w:b/>
         <w:bCs/>
       </w:rPr>
     </w:tblStylePr>
     <w:tblStylePr w:type="lastCol">
       <w:rPr>
+        <w:rFonts w:eastAsia="黑体"/>
         <w:b/>
         <w:bCs/>
       </w:rPr>
@@ -13317,6 +13821,7 @@
       <w:spacing w:after="0" w:line="240" w:lineRule="auto"/>
     </w:pPr>
     <w:rPr>
+      <w:rFonts w:eastAsia="黑体"/>
       <w:color w:themeColor="text1" w:val="000000"/>
     </w:rPr>
     <w:tblPr>
@@ -13335,6 +13840,7 @@
     </w:tcPr>
     <w:tblStylePr w:type="firstRow">
       <w:rPr>
+        <w:rFonts w:eastAsia="黑体"/>
         <w:b/>
         <w:bCs/>
         <w:color w:themeColor="background1" w:val="FFFFFF"/>
@@ -13349,6 +13855,7 @@
     </w:tblStylePr>
     <w:tblStylePr w:type="lastRow">
       <w:rPr>
+        <w:rFonts w:eastAsia="黑体"/>
         <w:b/>
         <w:bCs/>
         <w:color w:themeColor="accent6" w:themeShade="CC" w:val="F2730A"/>
@@ -13363,12 +13870,14 @@
     </w:tblStylePr>
     <w:tblStylePr w:type="firstCol">
       <w:rPr>
+        <w:rFonts w:eastAsia="黑体"/>
         <w:b/>
         <w:bCs/>
       </w:rPr>
     </w:tblStylePr>
     <w:tblStylePr w:type="lastCol">
       <w:rPr>
+        <w:rFonts w:eastAsia="黑体"/>
         <w:b/>
         <w:bCs/>
       </w:rPr>
@@ -13403,6 +13912,7 @@
       <w:spacing w:after="0" w:line="240" w:lineRule="auto"/>
     </w:pPr>
     <w:rPr>
+      <w:rFonts w:eastAsia="黑体"/>
       <w:color w:themeColor="text1" w:val="000000"/>
     </w:rPr>
     <w:tblPr>
@@ -13421,6 +13931,7 @@
     </w:tcPr>
     <w:tblStylePr w:type="firstRow">
       <w:rPr>
+        <w:rFonts w:eastAsia="黑体"/>
         <w:b/>
         <w:bCs/>
         <w:color w:themeColor="background1" w:val="FFFFFF"/>
@@ -13435,6 +13946,7 @@
     </w:tblStylePr>
     <w:tblStylePr w:type="lastRow">
       <w:rPr>
+        <w:rFonts w:eastAsia="黑体"/>
         <w:b/>
         <w:bCs/>
         <w:color w:themeColor="accent5" w:themeShade="CC" w:val="348DA5"/>
@@ -13449,12 +13961,14 @@
     </w:tblStylePr>
     <w:tblStylePr w:type="firstCol">
       <w:rPr>
+        <w:rFonts w:eastAsia="黑体"/>
         <w:b/>
         <w:bCs/>
       </w:rPr>
     </w:tblStylePr>
     <w:tblStylePr w:type="lastCol">
       <w:rPr>
+        <w:rFonts w:eastAsia="黑体"/>
         <w:b/>
         <w:bCs/>
       </w:rPr>
@@ -13489,6 +14003,7 @@
       <w:spacing w:after="0" w:line="240" w:lineRule="auto"/>
     </w:pPr>
     <w:rPr>
+      <w:rFonts w:eastAsia="黑体"/>
       <w:color w:themeColor="text1" w:val="000000"/>
     </w:rPr>
     <w:tblPr>
@@ -13510,6 +14025,7 @@
     </w:tcPr>
     <w:tblStylePr w:type="firstRow">
       <w:rPr>
+        <w:rFonts w:eastAsia="黑体"/>
         <w:b/>
         <w:bCs/>
       </w:rPr>
@@ -13520,6 +14036,7 @@
     </w:tblStylePr>
     <w:tblStylePr w:type="lastRow">
       <w:rPr>
+        <w:rFonts w:eastAsia="黑体"/>
         <w:b/>
         <w:bCs/>
         <w:color w:themeColor="text1" w:val="000000"/>
@@ -13531,6 +14048,7 @@
     </w:tblStylePr>
     <w:tblStylePr w:type="firstCol">
       <w:rPr>
+        <w:rFonts w:eastAsia="黑体"/>
         <w:color w:themeColor="background1" w:val="FFFFFF"/>
       </w:rPr>
       <w:tblPr/>
@@ -13540,6 +14058,7 @@
     </w:tblStylePr>
     <w:tblStylePr w:type="lastCol">
       <w:rPr>
+        <w:rFonts w:eastAsia="黑体"/>
         <w:color w:themeColor="background1" w:val="FFFFFF"/>
       </w:rPr>
       <w:tblPr/>
@@ -13569,6 +14088,7 @@
       <w:spacing w:after="0" w:line="240" w:lineRule="auto"/>
     </w:pPr>
     <w:rPr>
+      <w:rFonts w:eastAsia="黑体"/>
       <w:color w:themeColor="text1" w:val="000000"/>
     </w:rPr>
     <w:tblPr>
@@ -13590,6 +14110,7 @@
     </w:tcPr>
     <w:tblStylePr w:type="firstRow">
       <w:rPr>
+        <w:rFonts w:eastAsia="黑体"/>
         <w:b/>
         <w:bCs/>
       </w:rPr>
@@ -13600,6 +14121,7 @@
     </w:tblStylePr>
     <w:tblStylePr w:type="lastRow">
       <w:rPr>
+        <w:rFonts w:eastAsia="黑体"/>
         <w:b/>
         <w:bCs/>
         <w:color w:themeColor="text1" w:val="000000"/>
@@ -13611,6 +14133,7 @@
     </w:tblStylePr>
     <w:tblStylePr w:type="firstCol">
       <w:rPr>
+        <w:rFonts w:eastAsia="黑体"/>
         <w:color w:themeColor="background1" w:val="FFFFFF"/>
       </w:rPr>
       <w:tblPr/>
@@ -13620,6 +14143,7 @@
     </w:tblStylePr>
     <w:tblStylePr w:type="lastCol">
       <w:rPr>
+        <w:rFonts w:eastAsia="黑体"/>
         <w:color w:themeColor="background1" w:val="FFFFFF"/>
       </w:rPr>
       <w:tblPr/>
@@ -13649,6 +14173,7 @@
       <w:spacing w:after="0" w:line="240" w:lineRule="auto"/>
     </w:pPr>
     <w:rPr>
+      <w:rFonts w:eastAsia="黑体"/>
       <w:color w:themeColor="text1" w:val="000000"/>
     </w:rPr>
     <w:tblPr>
@@ -13670,6 +14195,7 @@
     </w:tcPr>
     <w:tblStylePr w:type="firstRow">
       <w:rPr>
+        <w:rFonts w:eastAsia="黑体"/>
         <w:b/>
         <w:bCs/>
       </w:rPr>
@@ -13680,6 +14206,7 @@
     </w:tblStylePr>
     <w:tblStylePr w:type="lastRow">
       <w:rPr>
+        <w:rFonts w:eastAsia="黑体"/>
         <w:b/>
         <w:bCs/>
         <w:color w:themeColor="text1" w:val="000000"/>
@@ -13691,6 +14218,7 @@
     </w:tblStylePr>
     <w:tblStylePr w:type="firstCol">
       <w:rPr>
+        <w:rFonts w:eastAsia="黑体"/>
         <w:color w:themeColor="background1" w:val="FFFFFF"/>
       </w:rPr>
       <w:tblPr/>
@@ -13700,6 +14228,7 @@
     </w:tblStylePr>
     <w:tblStylePr w:type="lastCol">
       <w:rPr>
+        <w:rFonts w:eastAsia="黑体"/>
         <w:color w:themeColor="background1" w:val="FFFFFF"/>
       </w:rPr>
       <w:tblPr/>
@@ -13729,6 +14258,7 @@
       <w:spacing w:after="0" w:line="240" w:lineRule="auto"/>
     </w:pPr>
     <w:rPr>
+      <w:rFonts w:eastAsia="黑体"/>
       <w:color w:themeColor="text1" w:val="000000"/>
     </w:rPr>
     <w:tblPr>
@@ -13750,6 +14280,7 @@
     </w:tcPr>
     <w:tblStylePr w:type="firstRow">
       <w:rPr>
+        <w:rFonts w:eastAsia="黑体"/>
         <w:b/>
         <w:bCs/>
       </w:rPr>
@@ -13760,6 +14291,7 @@
     </w:tblStylePr>
     <w:tblStylePr w:type="lastRow">
       <w:rPr>
+        <w:rFonts w:eastAsia="黑体"/>
         <w:b/>
         <w:bCs/>
         <w:color w:themeColor="text1" w:val="000000"/>
@@ -13771,6 +14303,7 @@
     </w:tblStylePr>
     <w:tblStylePr w:type="firstCol">
       <w:rPr>
+        <w:rFonts w:eastAsia="黑体"/>
         <w:color w:themeColor="background1" w:val="FFFFFF"/>
       </w:rPr>
       <w:tblPr/>
@@ -13780,6 +14313,7 @@
     </w:tblStylePr>
     <w:tblStylePr w:type="lastCol">
       <w:rPr>
+        <w:rFonts w:eastAsia="黑体"/>
         <w:color w:themeColor="background1" w:val="FFFFFF"/>
       </w:rPr>
       <w:tblPr/>
@@ -13809,6 +14343,7 @@
       <w:spacing w:after="0" w:line="240" w:lineRule="auto"/>
     </w:pPr>
     <w:rPr>
+      <w:rFonts w:eastAsia="黑体"/>
       <w:color w:themeColor="text1" w:val="000000"/>
     </w:rPr>
     <w:tblPr>
@@ -13830,6 +14365,7 @@
     </w:tcPr>
     <w:tblStylePr w:type="firstRow">
       <w:rPr>
+        <w:rFonts w:eastAsia="黑体"/>
         <w:b/>
         <w:bCs/>
       </w:rPr>
@@ -13840,6 +14376,7 @@
     </w:tblStylePr>
     <w:tblStylePr w:type="lastRow">
       <w:rPr>
+        <w:rFonts w:eastAsia="黑体"/>
         <w:b/>
         <w:bCs/>
         <w:color w:themeColor="text1" w:val="000000"/>
@@ -13851,6 +14388,7 @@
     </w:tblStylePr>
     <w:tblStylePr w:type="firstCol">
       <w:rPr>
+        <w:rFonts w:eastAsia="黑体"/>
         <w:color w:themeColor="background1" w:val="FFFFFF"/>
       </w:rPr>
       <w:tblPr/>
@@ -13860,6 +14398,7 @@
     </w:tblStylePr>
     <w:tblStylePr w:type="lastCol">
       <w:rPr>
+        <w:rFonts w:eastAsia="黑体"/>
         <w:color w:themeColor="background1" w:val="FFFFFF"/>
       </w:rPr>
       <w:tblPr/>
@@ -13889,6 +14428,7 @@
       <w:spacing w:after="0" w:line="240" w:lineRule="auto"/>
     </w:pPr>
     <w:rPr>
+      <w:rFonts w:eastAsia="黑体"/>
       <w:color w:themeColor="text1" w:val="000000"/>
     </w:rPr>
     <w:tblPr>
@@ -13910,6 +14450,7 @@
     </w:tcPr>
     <w:tblStylePr w:type="firstRow">
       <w:rPr>
+        <w:rFonts w:eastAsia="黑体"/>
         <w:b/>
         <w:bCs/>
       </w:rPr>
@@ -13920,6 +14461,7 @@
     </w:tblStylePr>
     <w:tblStylePr w:type="lastRow">
       <w:rPr>
+        <w:rFonts w:eastAsia="黑体"/>
         <w:b/>
         <w:bCs/>
         <w:color w:themeColor="text1" w:val="000000"/>
@@ -13931,6 +14473,7 @@
     </w:tblStylePr>
     <w:tblStylePr w:type="firstCol">
       <w:rPr>
+        <w:rFonts w:eastAsia="黑体"/>
         <w:color w:themeColor="background1" w:val="FFFFFF"/>
       </w:rPr>
       <w:tblPr/>
@@ -13940,6 +14483,7 @@
     </w:tblStylePr>
     <w:tblStylePr w:type="lastCol">
       <w:rPr>
+        <w:rFonts w:eastAsia="黑体"/>
         <w:color w:themeColor="background1" w:val="FFFFFF"/>
       </w:rPr>
       <w:tblPr/>
@@ -13969,6 +14513,7 @@
       <w:spacing w:after="0" w:line="240" w:lineRule="auto"/>
     </w:pPr>
     <w:rPr>
+      <w:rFonts w:eastAsia="黑体"/>
       <w:color w:themeColor="text1" w:val="000000"/>
     </w:rPr>
     <w:tblPr>
@@ -13990,6 +14535,7 @@
     </w:tcPr>
     <w:tblStylePr w:type="firstRow">
       <w:rPr>
+        <w:rFonts w:eastAsia="黑体"/>
         <w:b/>
         <w:bCs/>
       </w:rPr>
@@ -14000,6 +14546,7 @@
     </w:tblStylePr>
     <w:tblStylePr w:type="lastRow">
       <w:rPr>
+        <w:rFonts w:eastAsia="黑体"/>
         <w:b/>
         <w:bCs/>
         <w:color w:themeColor="text1" w:val="000000"/>
@@ -14011,6 +14558,7 @@
     </w:tblStylePr>
     <w:tblStylePr w:type="firstCol">
       <w:rPr>
+        <w:rFonts w:eastAsia="黑体"/>
         <w:color w:themeColor="background1" w:val="FFFFFF"/>
       </w:rPr>
       <w:tblPr/>
@@ -14020,6 +14568,7 @@
     </w:tblStylePr>
     <w:tblStylePr w:type="lastCol">
       <w:rPr>
+        <w:rFonts w:eastAsia="黑体"/>
         <w:color w:themeColor="background1" w:val="FFFFFF"/>
       </w:rPr>
       <w:tblPr/>
@@ -14052,6 +14601,7 @@
     <w:name w:val="KeywordTok"/>
     <w:basedOn w:val="VerbatimChar"/>
     <w:rPr>
+      <w:rFonts w:eastAsia="黑体"/>
       <w:b/>
       <w:color w:val="007020"/>
     </w:rPr>
@@ -14060,6 +14610,7 @@
     <w:name w:val="DataTypeTok"/>
     <w:basedOn w:val="VerbatimChar"/>
     <w:rPr>
+      <w:rFonts w:eastAsia="黑体"/>
       <w:color w:val="902000"/>
     </w:rPr>
   </w:style>
@@ -14067,6 +14618,7 @@
     <w:name w:val="DecValTok"/>
     <w:basedOn w:val="VerbatimChar"/>
     <w:rPr>
+      <w:rFonts w:eastAsia="黑体"/>
       <w:color w:val="40a070"/>
     </w:rPr>
   </w:style>
@@ -14074,6 +14626,7 @@
     <w:name w:val="BaseNTok"/>
     <w:basedOn w:val="VerbatimChar"/>
     <w:rPr>
+      <w:rFonts w:eastAsia="黑体"/>
       <w:color w:val="40a070"/>
     </w:rPr>
   </w:style>
@@ -14081,6 +14634,7 @@
     <w:name w:val="FloatTok"/>
     <w:basedOn w:val="VerbatimChar"/>
     <w:rPr>
+      <w:rFonts w:eastAsia="黑体"/>
       <w:color w:val="40a070"/>
     </w:rPr>
   </w:style>
@@ -14088,6 +14642,7 @@
     <w:name w:val="ConstantTok"/>
     <w:basedOn w:val="VerbatimChar"/>
     <w:rPr>
+      <w:rFonts w:eastAsia="黑体"/>
       <w:color w:val="880000"/>
     </w:rPr>
   </w:style>
@@ -14095,6 +14650,7 @@
     <w:name w:val="CharTok"/>
     <w:basedOn w:val="VerbatimChar"/>
     <w:rPr>
+      <w:rFonts w:eastAsia="黑体"/>
       <w:color w:val="4070a0"/>
     </w:rPr>
   </w:style>
@@ -14102,6 +14658,7 @@
     <w:name w:val="SpecialCharTok"/>
     <w:basedOn w:val="VerbatimChar"/>
     <w:rPr>
+      <w:rFonts w:eastAsia="黑体"/>
       <w:color w:val="4070a0"/>
     </w:rPr>
   </w:style>
@@ -14109,6 +14666,7 @@
     <w:name w:val="StringTok"/>
     <w:basedOn w:val="VerbatimChar"/>
     <w:rPr>
+      <w:rFonts w:eastAsia="黑体"/>
       <w:color w:val="4070a0"/>
     </w:rPr>
   </w:style>
@@ -14116,6 +14674,7 @@
     <w:name w:val="VerbatimStringTok"/>
     <w:basedOn w:val="VerbatimChar"/>
     <w:rPr>
+      <w:rFonts w:eastAsia="黑体"/>
       <w:color w:val="4070a0"/>
     </w:rPr>
   </w:style>
@@ -14123,6 +14682,7 @@
     <w:name w:val="SpecialStringTok"/>
     <w:basedOn w:val="VerbatimChar"/>
     <w:rPr>
+      <w:rFonts w:eastAsia="黑体"/>
       <w:color w:val="bb6688"/>
     </w:rPr>
   </w:style>
@@ -14130,6 +14690,7 @@
     <w:name w:val="ImportTok"/>
     <w:basedOn w:val="VerbatimChar"/>
     <w:rPr>
+      <w:rFonts w:eastAsia="黑体"/>
       <w:b/>
       <w:color w:val="008000"/>
     </w:rPr>
@@ -14138,6 +14699,7 @@
     <w:name w:val="CommentTok"/>
     <w:basedOn w:val="VerbatimChar"/>
     <w:rPr>
+      <w:rFonts w:eastAsia="黑体"/>
       <w:i/>
       <w:color w:val="60a0b0"/>
     </w:rPr>
@@ -14146,6 +14708,7 @@
     <w:name w:val="DocumentationTok"/>
     <w:basedOn w:val="VerbatimChar"/>
     <w:rPr>
+      <w:rFonts w:eastAsia="黑体"/>
       <w:i/>
       <w:color w:val="ba2121"/>
     </w:rPr>
@@ -14154,6 +14717,7 @@
     <w:name w:val="AnnotationTok"/>
     <w:basedOn w:val="VerbatimChar"/>
     <w:rPr>
+      <w:rFonts w:eastAsia="黑体"/>
       <w:b/>
       <w:i/>
       <w:color w:val="60a0b0"/>
@@ -14163,6 +14727,7 @@
     <w:name w:val="CommentVarTok"/>
     <w:basedOn w:val="VerbatimChar"/>
     <w:rPr>
+      <w:rFonts w:eastAsia="黑体"/>
       <w:b/>
       <w:i/>
       <w:color w:val="60a0b0"/>
@@ -14172,6 +14737,7 @@
     <w:name w:val="OtherTok"/>
     <w:basedOn w:val="VerbatimChar"/>
     <w:rPr>
+      <w:rFonts w:eastAsia="黑体"/>
       <w:color w:val="007020"/>
     </w:rPr>
   </w:style>
@@ -14179,6 +14745,7 @@
     <w:name w:val="FunctionTok"/>
     <w:basedOn w:val="VerbatimChar"/>
     <w:rPr>
+      <w:rFonts w:eastAsia="黑体"/>
       <w:color w:val="06287e"/>
     </w:rPr>
   </w:style>
@@ -14186,6 +14753,7 @@
     <w:name w:val="VariableTok"/>
     <w:basedOn w:val="VerbatimChar"/>
     <w:rPr>
+      <w:rFonts w:eastAsia="黑体"/>
       <w:color w:val="19177c"/>
     </w:rPr>
   </w:style>
@@ -14193,6 +14761,7 @@
     <w:name w:val="ControlFlowTok"/>
     <w:basedOn w:val="VerbatimChar"/>
     <w:rPr>
+      <w:rFonts w:eastAsia="黑体"/>
       <w:b/>
       <w:color w:val="007020"/>
     </w:rPr>
@@ -14201,6 +14770,7 @@
     <w:name w:val="OperatorTok"/>
     <w:basedOn w:val="VerbatimChar"/>
     <w:rPr>
+      <w:rFonts w:eastAsia="黑体"/>
       <w:color w:val="666666"/>
     </w:rPr>
   </w:style>
@@ -14208,18 +14778,22 @@
     <w:name w:val="BuiltInTok"/>
     <w:basedOn w:val="VerbatimChar"/>
     <w:rPr>
+      <w:rFonts w:eastAsia="黑体"/>
       <w:color w:val="008000"/>
     </w:rPr>
   </w:style>
   <w:style w:type="character" w:customStyle="1" w:styleId="ExtensionTok">
     <w:name w:val="ExtensionTok"/>
     <w:basedOn w:val="VerbatimChar"/>
-    <w:rPr/>
+    <w:rPr>
+      <w:rFonts w:eastAsia="黑体"/>
+    </w:rPr>
   </w:style>
   <w:style w:type="character" w:customStyle="1" w:styleId="PreprocessorTok">
     <w:name w:val="PreprocessorTok"/>
     <w:basedOn w:val="VerbatimChar"/>
     <w:rPr>
+      <w:rFonts w:eastAsia="黑体"/>
       <w:color w:val="bc7a00"/>
     </w:rPr>
   </w:style>
@@ -14227,18 +14801,22 @@
     <w:name w:val="AttributeTok"/>
     <w:basedOn w:val="VerbatimChar"/>
     <w:rPr>
+      <w:rFonts w:eastAsia="黑体"/>
       <w:color w:val="7d9029"/>
     </w:rPr>
   </w:style>
   <w:style w:type="character" w:customStyle="1" w:styleId="RegionMarkerTok">
     <w:name w:val="RegionMarkerTok"/>
     <w:basedOn w:val="VerbatimChar"/>
-    <w:rPr/>
+    <w:rPr>
+      <w:rFonts w:eastAsia="黑体"/>
+    </w:rPr>
   </w:style>
   <w:style w:type="character" w:customStyle="1" w:styleId="InformationTok">
     <w:name w:val="InformationTok"/>
     <w:basedOn w:val="VerbatimChar"/>
     <w:rPr>
+      <w:rFonts w:eastAsia="黑体"/>
       <w:b/>
       <w:i/>
       <w:color w:val="60a0b0"/>
@@ -14248,6 +14826,7 @@
     <w:name w:val="WarningTok"/>
     <w:basedOn w:val="VerbatimChar"/>
     <w:rPr>
+      <w:rFonts w:eastAsia="黑体"/>
       <w:b/>
       <w:i/>
       <w:color w:val="60a0b0"/>
@@ -14257,6 +14836,7 @@
     <w:name w:val="AlertTok"/>
     <w:basedOn w:val="VerbatimChar"/>
     <w:rPr>
+      <w:rFonts w:eastAsia="黑体"/>
       <w:b/>
       <w:color w:val="ff0000"/>
     </w:rPr>
@@ -14265,6 +14845,7 @@
     <w:name w:val="ErrorTok"/>
     <w:basedOn w:val="VerbatimChar"/>
     <w:rPr>
+      <w:rFonts w:eastAsia="黑体"/>
       <w:b/>
       <w:color w:val="ff0000"/>
     </w:rPr>
@@ -14272,7 +14853,9 @@
   <w:style w:type="character" w:customStyle="1" w:styleId="NormalTok">
     <w:name w:val="NormalTok"/>
     <w:basedOn w:val="VerbatimChar"/>
-    <w:rPr/>
+    <w:rPr>
+      <w:rFonts w:eastAsia="黑体"/>
+    </w:rPr>
   </w:style>
 </w:styles>
 </file>
@@ -14321,12 +14904,12 @@
     <a:fontScheme name="Office">
       <a:majorFont>
         <a:latin typeface="Calibri"/>
-        <a:ea typeface=""/>
+        <a:ea typeface="黑体"/>
         <a:cs typeface=""/>
         <a:font script="Jpan" typeface="ＭＳ ゴシック"/>
         <a:font script="Hang" typeface="맑은 고딕"/>
-        <a:font script="Hans" typeface="宋体"/>
-        <a:font script="Hant" typeface="新細明體"/>
+        <a:font script="Hans" typeface="黑体"/>
+        <a:font script="Hant" typeface="黑体"/>
         <a:font script="Arab" typeface="Times New Roman"/>
         <a:font script="Hebr" typeface="Times New Roman"/>
         <a:font script="Thai" typeface="Angsana New"/>
@@ -14356,12 +14939,12 @@
       </a:majorFont>
       <a:minorFont>
         <a:latin typeface="Cambria"/>
-        <a:ea typeface=""/>
+        <a:ea typeface="黑体"/>
         <a:cs typeface=""/>
         <a:font script="Jpan" typeface="ＭＳ 明朝"/>
         <a:font script="Hang" typeface="맑은 고딕"/>
-        <a:font script="Hans" typeface="宋体"/>
-        <a:font script="Hant" typeface="新細明體"/>
+        <a:font script="Hans" typeface="黑体"/>
+        <a:font script="Hant" typeface="黑体"/>
         <a:font script="Arab" typeface="Arial"/>
         <a:font script="Hebr" typeface="Arial"/>
         <a:font script="Thai" typeface="Cordia New"/>

--- a/02-放大电路/01-运算放大电路/隔离放大电路/隔离放大电路.docx
+++ b/02-放大电路/01-运算放大电路/隔离放大电路/隔离放大电路.docx
@@ -1833,7 +1833,7 @@
           <w:color w:val="555555"/>
           <w:sz w:val="21"/>
         </w:rPr>
-        <w:t>材料收集者：杜文杰，WX手机：19519196569，QQ:3478827729</w:t>
+        <w:t>材料收集者：杜文杰，微信/手机：19519196569，QQ:3478827729</w:t>
       </w:r>
     </w:p>
     <w:sectPr>
